--- a/desk_assistent/docs/桌面效率助手可行性分析报告.docx
+++ b/desk_assistent/docs/桌面效率助手可行性分析报告.docx
@@ -292,18 +292,8 @@
         </w:rPr>
         <w:t>G06 小组</w:t>
       </w:r>
-      <w:bookmarkStart w:id="34" w:name="_GoBack"/>
-      <w:bookmarkEnd w:id="34"/>
       <w:r>
         <w:br w:type="page"/>
-      </w:r>
-    </w:p>
-    <w:p>
-      <w:pPr>
-        <w:jc w:val="center"/>
-      </w:pPr>
-      <w:r>
-        <w:t xml:space="preserve">2026 年 10 月</w:t>
       </w:r>
     </w:p>
     <w:p>
@@ -702,43 +692,19 @@
     </w:p>
     <w:p>
       <w:pPr>
-        <w:pStyle w:val="26"/>
+        <w:pStyle w:val="29"/>
         <w:tabs>
           <w:tab w:val="right" w:leader="dot" w:pos="9072"/>
         </w:tabs>
       </w:pPr>
       <w:r>
-        <w:fldChar w:fldCharType="begin"/>
-      </w:r>
-      <w:r>
-        <w:instrText xml:space="preserve"> HYPERLINK \l "_LarkToc00010" </w:instrText>
-      </w:r>
-      <w:r>
-        <w:fldChar w:fldCharType="separate"/>
-      </w:r>
-      <w:r>
-        <w:t>3 系统方案概述</w:t>
+        <w:t>2.4 可行性研究的任务</w:t>
       </w:r>
       <w:r>
         <w:tab/>
       </w:r>
       <w:r>
-        <w:fldChar w:fldCharType="begin"/>
-      </w:r>
-      <w:r>
-        <w:instrText xml:space="preserve"> PAGEREF _LarkToc00010 \h </w:instrText>
-      </w:r>
-      <w:r>
-        <w:fldChar w:fldCharType="separate"/>
-      </w:r>
-      <w:r>
         <w:t>2</w:t>
-      </w:r>
-      <w:r>
-        <w:fldChar w:fldCharType="end"/>
-      </w:r>
-      <w:r>
-        <w:fldChar w:fldCharType="end"/>
       </w:r>
     </w:p>
     <w:p>
@@ -749,16 +715,33 @@
         </w:tabs>
       </w:pPr>
       <w:r>
+        <w:t>2.5 可行性研究过程</w:t>
+      </w:r>
+      <w:r>
+        <w:tab/>
+      </w:r>
+      <w:r>
+        <w:t>2</w:t>
+      </w:r>
+    </w:p>
+    <w:p>
+      <w:pPr>
+        <w:pStyle w:val="26"/>
+        <w:tabs>
+          <w:tab w:val="right" w:leader="dot" w:pos="9072"/>
+        </w:tabs>
+      </w:pPr>
+      <w:r>
         <w:fldChar w:fldCharType="begin"/>
       </w:r>
       <w:r>
-        <w:instrText xml:space="preserve"> HYPERLINK \l "_LarkToc00011" </w:instrText>
+        <w:instrText xml:space="preserve"> HYPERLINK \l "_LarkToc00010" </w:instrText>
       </w:r>
       <w:r>
         <w:fldChar w:fldCharType="separate"/>
       </w:r>
       <w:r>
-        <w:t>3.1 总体方案</w:t>
+        <w:t>3 系统方案概述</w:t>
       </w:r>
       <w:r>
         <w:tab/>
@@ -767,7 +750,7 @@
         <w:fldChar w:fldCharType="begin"/>
       </w:r>
       <w:r>
-        <w:instrText xml:space="preserve"> PAGEREF _LarkToc00011 \h </w:instrText>
+        <w:instrText xml:space="preserve"> PAGEREF _LarkToc00010 \h </w:instrText>
       </w:r>
       <w:r>
         <w:fldChar w:fldCharType="separate"/>
@@ -793,13 +776,13 @@
         <w:fldChar w:fldCharType="begin"/>
       </w:r>
       <w:r>
-        <w:instrText xml:space="preserve"> HYPERLINK \l "_LarkToc00012" </w:instrText>
+        <w:instrText xml:space="preserve"> HYPERLINK \l "_LarkToc00011" </w:instrText>
       </w:r>
       <w:r>
         <w:fldChar w:fldCharType="separate"/>
       </w:r>
       <w:r>
-        <w:t>3.2 技术栈选型</w:t>
+        <w:t>3.1 总体方案</w:t>
       </w:r>
       <w:r>
         <w:tab/>
@@ -808,13 +791,13 @@
         <w:fldChar w:fldCharType="begin"/>
       </w:r>
       <w:r>
-        <w:instrText xml:space="preserve"> PAGEREF _LarkToc00012 \h </w:instrText>
+        <w:instrText xml:space="preserve"> PAGEREF _LarkToc00011 \h </w:instrText>
       </w:r>
       <w:r>
         <w:fldChar w:fldCharType="separate"/>
       </w:r>
       <w:r>
-        <w:t>3</w:t>
+        <w:t>2</w:t>
       </w:r>
       <w:r>
         <w:fldChar w:fldCharType="end"/>
@@ -834,13 +817,13 @@
         <w:fldChar w:fldCharType="begin"/>
       </w:r>
       <w:r>
-        <w:instrText xml:space="preserve"> HYPERLINK \l "_LarkToc00013" </w:instrText>
+        <w:instrText xml:space="preserve"> HYPERLINK \l "_LarkToc00012" </w:instrText>
       </w:r>
       <w:r>
         <w:fldChar w:fldCharType="separate"/>
       </w:r>
       <w:r>
-        <w:t>3.3 关键技术</w:t>
+        <w:t>3.2 技术栈选型</w:t>
       </w:r>
       <w:r>
         <w:tab/>
@@ -849,7 +832,7 @@
         <w:fldChar w:fldCharType="begin"/>
       </w:r>
       <w:r>
-        <w:instrText xml:space="preserve"> PAGEREF _LarkToc00013 \h </w:instrText>
+        <w:instrText xml:space="preserve"> PAGEREF _LarkToc00012 \h </w:instrText>
       </w:r>
       <w:r>
         <w:fldChar w:fldCharType="separate"/>
@@ -872,6 +855,47 @@
         </w:tabs>
       </w:pPr>
       <w:r>
+        <w:fldChar w:fldCharType="begin"/>
+      </w:r>
+      <w:r>
+        <w:instrText xml:space="preserve"> HYPERLINK \l "_LarkToc00013" </w:instrText>
+      </w:r>
+      <w:r>
+        <w:fldChar w:fldCharType="separate"/>
+      </w:r>
+      <w:r>
+        <w:t>3.3 关键技术</w:t>
+      </w:r>
+      <w:r>
+        <w:tab/>
+      </w:r>
+      <w:r>
+        <w:fldChar w:fldCharType="begin"/>
+      </w:r>
+      <w:r>
+        <w:instrText xml:space="preserve"> PAGEREF _LarkToc00013 \h </w:instrText>
+      </w:r>
+      <w:r>
+        <w:fldChar w:fldCharType="separate"/>
+      </w:r>
+      <w:r>
+        <w:t>3</w:t>
+      </w:r>
+      <w:r>
+        <w:fldChar w:fldCharType="end"/>
+      </w:r>
+      <w:r>
+        <w:fldChar w:fldCharType="end"/>
+      </w:r>
+    </w:p>
+    <w:p>
+      <w:pPr>
+        <w:pStyle w:val="29"/>
+        <w:tabs>
+          <w:tab w:val="right" w:leader="dot" w:pos="9072"/>
+        </w:tabs>
+      </w:pPr>
+      <w:r>
         <w:t>3.4 可选的方案与比选</w:t>
       </w:r>
       <w:r>
@@ -879,6 +903,57 @@
       </w:r>
       <w:r>
         <w:t>3</w:t>
+      </w:r>
+    </w:p>
+    <w:p>
+      <w:pPr>
+        <w:pStyle w:val="29"/>
+        <w:tabs>
+          <w:tab w:val="right" w:leader="dot" w:pos="9072"/>
+        </w:tabs>
+      </w:pPr>
+      <w:r>
+        <w:t>3.5 现有系统工作方式（系统流程图）</w:t>
+      </w:r>
+      <w:r>
+        <w:tab/>
+      </w:r>
+      <w:r>
+        <w:t>3</w:t>
+      </w:r>
+    </w:p>
+    <w:p>
+      <w:pPr>
+        <w:pStyle w:val="29"/>
+        <w:tabs>
+          <w:tab w:val="right" w:leader="dot" w:pos="9072"/>
+        </w:tabs>
+      </w:pPr>
+      <w:r>
+        <w:t>3.6 目标系统逻辑模型（数据流图）</w:t>
+      </w:r>
+      <w:r>
+        <w:tab/>
+      </w:r>
+      <w:r>
+        <w:t>3</w:t>
+      </w:r>
+    </w:p>
+    <w:p>
+      <w:pPr>
+        <w:pStyle w:val="29"/>
+        <w:tabs>
+          <w:tab w:val="right" w:leader="dot" w:pos="9072"/>
+        </w:tabs>
+      </w:pPr>
+      <w:r>
+        <w:t>3.7 数据字典</w:t>
+      </w:r>
+      <w:r>
+        <w:tab/>
+      </w:r>
+      <w:r>
+        <w:t>4</w:t>
       </w:r>
     </w:p>
     <w:p>
@@ -1226,7 +1301,7 @@
         <w:fldChar w:fldCharType="separate"/>
       </w:r>
       <w:r>
-        <w:t>5.1 成本分析</w:t>
+        <w:t>5.1 成本估计</w:t>
       </w:r>
       <w:r>
         <w:tab/>
@@ -1299,6 +1374,23 @@
         </w:tabs>
       </w:pPr>
       <w:r>
+        <w:t>5.3 成本/效益分析（定量）</w:t>
+      </w:r>
+      <w:r>
+        <w:tab/>
+      </w:r>
+      <w:r>
+        <w:t>5</w:t>
+      </w:r>
+    </w:p>
+    <w:p>
+      <w:pPr>
+        <w:pStyle w:val="29"/>
+        <w:tabs>
+          <w:tab w:val="right" w:leader="dot" w:pos="9072"/>
+        </w:tabs>
+      </w:pPr>
+      <w:r>
         <w:fldChar w:fldCharType="begin"/>
       </w:r>
       <w:r>
@@ -1308,7 +1400,7 @@
         <w:fldChar w:fldCharType="separate"/>
       </w:r>
       <w:r>
-        <w:t>5.3 经济可行性结论</w:t>
+        <w:t>5.4 经济可行性结论</w:t>
       </w:r>
       <w:r>
         <w:tab/>
@@ -2200,6 +2292,532 @@
         <w:t>开发周期约 17 周、开发人员 3 人，所有数据本地存储、不上传网络。</w:t>
       </w:r>
     </w:p>
+    <w:p>
+      <w:pPr>
+        <w:pStyle w:val="4"/>
+      </w:pPr>
+      <w:r>
+        <w:t>2.4 可行性研究的任务</w:t>
+      </w:r>
+    </w:p>
+    <w:p>
+      <w:r>
+        <w:t>可行性研究的目的不是解决问题，而是确定问题是否值得去解决：首先进一步分析和澄清问题定义，然后导出系统的逻辑模型，最后探索若干种可供选择的主要解法，并从技术、经济、操作等方面研究每种解法的可行性。本报告第 4～9 章即按上述方面展开论证。</w:t>
+      </w:r>
+    </w:p>
+    <w:p>
+      <w:pPr>
+        <w:pStyle w:val="4"/>
+      </w:pPr>
+      <w:r>
+        <w:t>2.5 可行性研究过程</w:t>
+      </w:r>
+    </w:p>
+    <w:p>
+      <w:r>
+        <w:t>本项目按典型的 8 个步骤开展可行性研究，各步骤的工作内容与本文档章节的对应关系见表 4。其中前 4 个步骤实质上构成“定义问题—分析问题—导出试探解”的循环，循环收敛后进入方案评价与决策。</w:t>
+      </w:r>
+    </w:p>
+    <w:p>
+      <w:r>
+        <w:t>表4　可行性研究过程与本报告内容的对应</w:t>
+      </w:r>
+    </w:p>
+    <w:tbl>
+      <w:tblPr>
+        <w:tblStyle w:val="34"/>
+        <w:tblW w:w="0" w:type="auto"/>
+        <w:jc w:val="center"/>
+        <w:tblBorders>
+          <w:top w:val="single" w:color="9FB3AD" w:sz="4" w:space="0"/>
+          <w:left w:val="single" w:color="9FB3AD" w:sz="4" w:space="0"/>
+          <w:bottom w:val="single" w:color="9FB3AD" w:sz="4" w:space="0"/>
+          <w:right w:val="single" w:color="9FB3AD" w:sz="4" w:space="0"/>
+          <w:insideH w:val="single" w:color="9FB3AD" w:sz="4" w:space="0"/>
+          <w:insideV w:val="single" w:color="9FB3AD" w:sz="4" w:space="0"/>
+        </w:tblBorders>
+        <w:tblLayout w:type="fixed"/>
+        <w:tblCellMar>
+          <w:top w:w="0" w:type="dxa"/>
+          <w:left w:w="108" w:type="dxa"/>
+          <w:bottom w:w="0" w:type="dxa"/>
+          <w:right w:w="108" w:type="dxa"/>
+        </w:tblCellMar>
+      </w:tblPr>
+      <w:tblGrid>
+        <w:gridCol w:w="3024"/>
+        <w:gridCol w:w="3024"/>
+        <w:gridCol w:w="3024"/>
+      </w:tblGrid>
+      <w:tr>
+        <w:tblPrEx>
+          <w:tblBorders>
+            <w:top w:val="single" w:color="9FB3AD" w:sz="4" w:space="0"/>
+            <w:left w:val="single" w:color="9FB3AD" w:sz="4" w:space="0"/>
+            <w:bottom w:val="single" w:color="9FB3AD" w:sz="4" w:space="0"/>
+            <w:right w:val="single" w:color="9FB3AD" w:sz="4" w:space="0"/>
+            <w:insideH w:val="single" w:color="9FB3AD" w:sz="4" w:space="0"/>
+            <w:insideV w:val="single" w:color="9FB3AD" w:sz="4" w:space="0"/>
+          </w:tblBorders>
+          <w:tblCellMar>
+            <w:top w:w="0" w:type="dxa"/>
+            <w:left w:w="108" w:type="dxa"/>
+            <w:bottom w:w="0" w:type="dxa"/>
+            <w:right w:w="108" w:type="dxa"/>
+          </w:tblCellMar>
+        </w:tblPrEx>
+        <w:trPr>
+          <w:jc w:val="center"/>
+        </w:trPr>
+        <w:tc>
+          <w:tcPr>
+            <w:tcW w:w="3024" w:type="dxa"/>
+          </w:tcPr>
+          <w:p>
+            <w:r>
+              <w:rPr>
+                <w:b/>
+              </w:rPr>
+              <w:t>步骤</w:t>
+            </w:r>
+          </w:p>
+        </w:tc>
+        <w:tc>
+          <w:tcPr>
+            <w:tcW w:w="3024" w:type="dxa"/>
+          </w:tcPr>
+          <w:p>
+            <w:r>
+              <w:rPr>
+                <w:b/>
+              </w:rPr>
+              <w:t>工作内容</w:t>
+            </w:r>
+          </w:p>
+        </w:tc>
+        <w:tc>
+          <w:tcPr>
+            <w:tcW w:w="3024" w:type="dxa"/>
+          </w:tcPr>
+          <w:p>
+            <w:r>
+              <w:rPr>
+                <w:b/>
+              </w:rPr>
+              <w:t>本报告对应</w:t>
+            </w:r>
+          </w:p>
+        </w:tc>
+      </w:tr>
+      <w:tr>
+        <w:tblPrEx>
+          <w:tblBorders>
+            <w:top w:val="single" w:color="9FB3AD" w:sz="4" w:space="0"/>
+            <w:left w:val="single" w:color="9FB3AD" w:sz="4" w:space="0"/>
+            <w:bottom w:val="single" w:color="9FB3AD" w:sz="4" w:space="0"/>
+            <w:right w:val="single" w:color="9FB3AD" w:sz="4" w:space="0"/>
+            <w:insideH w:val="single" w:color="9FB3AD" w:sz="4" w:space="0"/>
+            <w:insideV w:val="single" w:color="9FB3AD" w:sz="4" w:space="0"/>
+          </w:tblBorders>
+          <w:tblCellMar>
+            <w:top w:w="0" w:type="dxa"/>
+            <w:left w:w="108" w:type="dxa"/>
+            <w:bottom w:w="0" w:type="dxa"/>
+            <w:right w:w="108" w:type="dxa"/>
+          </w:tblCellMar>
+        </w:tblPrEx>
+        <w:trPr>
+          <w:jc w:val="center"/>
+        </w:trPr>
+        <w:tc>
+          <w:tcPr>
+            <w:tcW w:w="3024" w:type="dxa"/>
+          </w:tcPr>
+          <w:p>
+            <w:r>
+              <w:t>1 复查系统规模和目标</w:t>
+            </w:r>
+          </w:p>
+        </w:tc>
+        <w:tc>
+          <w:tcPr>
+            <w:tcW w:w="3024" w:type="dxa"/>
+          </w:tcPr>
+          <w:p>
+            <w:r>
+              <w:t>对照项目计划书澄清问题定义、目标与约束</w:t>
+            </w:r>
+          </w:p>
+        </w:tc>
+        <w:tc>
+          <w:tcPr>
+            <w:tcW w:w="3024" w:type="dxa"/>
+          </w:tcPr>
+          <w:p>
+            <w:r>
+              <w:t>1.2、1.3、2.3 节</w:t>
+            </w:r>
+          </w:p>
+        </w:tc>
+      </w:tr>
+      <w:tr>
+        <w:tblPrEx>
+          <w:tblBorders>
+            <w:top w:val="single" w:color="9FB3AD" w:sz="4" w:space="0"/>
+            <w:left w:val="single" w:color="9FB3AD" w:sz="4" w:space="0"/>
+            <w:bottom w:val="single" w:color="9FB3AD" w:sz="4" w:space="0"/>
+            <w:right w:val="single" w:color="9FB3AD" w:sz="4" w:space="0"/>
+            <w:insideH w:val="single" w:color="9FB3AD" w:sz="4" w:space="0"/>
+            <w:insideV w:val="single" w:color="9FB3AD" w:sz="4" w:space="0"/>
+          </w:tblBorders>
+          <w:tblCellMar>
+            <w:top w:w="0" w:type="dxa"/>
+            <w:left w:w="108" w:type="dxa"/>
+            <w:bottom w:w="0" w:type="dxa"/>
+            <w:right w:w="108" w:type="dxa"/>
+          </w:tblCellMar>
+        </w:tblPrEx>
+        <w:trPr>
+          <w:jc w:val="center"/>
+        </w:trPr>
+        <w:tc>
+          <w:tcPr>
+            <w:tcW w:w="3024" w:type="dxa"/>
+          </w:tcPr>
+          <w:p>
+            <w:r>
+              <w:t>2 研究目前正在使用的系统</w:t>
+            </w:r>
+          </w:p>
+        </w:tc>
+        <w:tc>
+          <w:tcPr>
+            <w:tcW w:w="3024" w:type="dxa"/>
+          </w:tcPr>
+          <w:p>
+            <w:r>
+              <w:t>分析学生现有多工具分散操作方式及其缺点</w:t>
+            </w:r>
+          </w:p>
+        </w:tc>
+        <w:tc>
+          <w:tcPr>
+            <w:tcW w:w="3024" w:type="dxa"/>
+          </w:tcPr>
+          <w:p>
+            <w:r>
+              <w:t>3.5 节（图 2）</w:t>
+            </w:r>
+          </w:p>
+        </w:tc>
+      </w:tr>
+      <w:tr>
+        <w:tblPrEx>
+          <w:tblBorders>
+            <w:top w:val="single" w:color="9FB3AD" w:sz="4" w:space="0"/>
+            <w:left w:val="single" w:color="9FB3AD" w:sz="4" w:space="0"/>
+            <w:bottom w:val="single" w:color="9FB3AD" w:sz="4" w:space="0"/>
+            <w:right w:val="single" w:color="9FB3AD" w:sz="4" w:space="0"/>
+            <w:insideH w:val="single" w:color="9FB3AD" w:sz="4" w:space="0"/>
+            <w:insideV w:val="single" w:color="9FB3AD" w:sz="4" w:space="0"/>
+          </w:tblBorders>
+          <w:tblCellMar>
+            <w:top w:w="0" w:type="dxa"/>
+            <w:left w:w="108" w:type="dxa"/>
+            <w:bottom w:w="0" w:type="dxa"/>
+            <w:right w:w="108" w:type="dxa"/>
+          </w:tblCellMar>
+        </w:tblPrEx>
+        <w:trPr>
+          <w:jc w:val="center"/>
+        </w:trPr>
+        <w:tc>
+          <w:tcPr>
+            <w:tcW w:w="3024" w:type="dxa"/>
+          </w:tcPr>
+          <w:p>
+            <w:r>
+              <w:t>3 导出新系统的高层逻辑模型</w:t>
+            </w:r>
+          </w:p>
+        </w:tc>
+        <w:tc>
+          <w:tcPr>
+            <w:tcW w:w="3024" w:type="dxa"/>
+          </w:tcPr>
+          <w:p>
+            <w:r>
+              <w:t>绘制顶层与功能级数据流图</w:t>
+            </w:r>
+          </w:p>
+        </w:tc>
+        <w:tc>
+          <w:tcPr>
+            <w:tcW w:w="3024" w:type="dxa"/>
+          </w:tcPr>
+          <w:p>
+            <w:r>
+              <w:t>3.6 节（图 3、图 4）</w:t>
+            </w:r>
+          </w:p>
+        </w:tc>
+      </w:tr>
+      <w:tr>
+        <w:tblPrEx>
+          <w:tblBorders>
+            <w:top w:val="single" w:color="9FB3AD" w:sz="4" w:space="0"/>
+            <w:left w:val="single" w:color="9FB3AD" w:sz="4" w:space="0"/>
+            <w:bottom w:val="single" w:color="9FB3AD" w:sz="4" w:space="0"/>
+            <w:right w:val="single" w:color="9FB3AD" w:sz="4" w:space="0"/>
+            <w:insideH w:val="single" w:color="9FB3AD" w:sz="4" w:space="0"/>
+            <w:insideV w:val="single" w:color="9FB3AD" w:sz="4" w:space="0"/>
+          </w:tblBorders>
+          <w:tblCellMar>
+            <w:top w:w="0" w:type="dxa"/>
+            <w:left w:w="108" w:type="dxa"/>
+            <w:bottom w:w="0" w:type="dxa"/>
+            <w:right w:w="108" w:type="dxa"/>
+          </w:tblCellMar>
+        </w:tblPrEx>
+        <w:trPr>
+          <w:jc w:val="center"/>
+        </w:trPr>
+        <w:tc>
+          <w:tcPr>
+            <w:tcW w:w="3024" w:type="dxa"/>
+          </w:tcPr>
+          <w:p>
+            <w:r>
+              <w:t>4 进一步定义问题</w:t>
+            </w:r>
+          </w:p>
+        </w:tc>
+        <w:tc>
+          <w:tcPr>
+            <w:tcW w:w="3024" w:type="dxa"/>
+          </w:tcPr>
+          <w:p>
+            <w:r>
+              <w:t>用数据字典精确定义各数据元素</w:t>
+            </w:r>
+          </w:p>
+        </w:tc>
+        <w:tc>
+          <w:tcPr>
+            <w:tcW w:w="3024" w:type="dxa"/>
+          </w:tcPr>
+          <w:p>
+            <w:r>
+              <w:t>3.7 节（表 5～表 7）</w:t>
+            </w:r>
+          </w:p>
+        </w:tc>
+      </w:tr>
+      <w:tr>
+        <w:tblPrEx>
+          <w:tblBorders>
+            <w:top w:val="single" w:color="9FB3AD" w:sz="4" w:space="0"/>
+            <w:left w:val="single" w:color="9FB3AD" w:sz="4" w:space="0"/>
+            <w:bottom w:val="single" w:color="9FB3AD" w:sz="4" w:space="0"/>
+            <w:right w:val="single" w:color="9FB3AD" w:sz="4" w:space="0"/>
+            <w:insideH w:val="single" w:color="9FB3AD" w:sz="4" w:space="0"/>
+            <w:insideV w:val="single" w:color="9FB3AD" w:sz="4" w:space="0"/>
+          </w:tblBorders>
+          <w:tblCellMar>
+            <w:top w:w="0" w:type="dxa"/>
+            <w:left w:w="108" w:type="dxa"/>
+            <w:bottom w:w="0" w:type="dxa"/>
+            <w:right w:w="108" w:type="dxa"/>
+          </w:tblCellMar>
+        </w:tblPrEx>
+        <w:trPr>
+          <w:jc w:val="center"/>
+        </w:trPr>
+        <w:tc>
+          <w:tcPr>
+            <w:tcW w:w="3024" w:type="dxa"/>
+          </w:tcPr>
+          <w:p>
+            <w:r>
+              <w:t>5 导出和评价供选择的解法</w:t>
+            </w:r>
+          </w:p>
+        </w:tc>
+        <w:tc>
+          <w:tcPr>
+            <w:tcW w:w="3024" w:type="dxa"/>
+          </w:tcPr>
+          <w:p>
+            <w:r>
+              <w:t>比较候选方案并选择推荐方案</w:t>
+            </w:r>
+          </w:p>
+        </w:tc>
+        <w:tc>
+          <w:tcPr>
+            <w:tcW w:w="3024" w:type="dxa"/>
+          </w:tcPr>
+          <w:p>
+            <w:r>
+              <w:t>3.4 节（表 3）</w:t>
+            </w:r>
+          </w:p>
+        </w:tc>
+      </w:tr>
+      <w:tr>
+        <w:tblPrEx>
+          <w:tblBorders>
+            <w:top w:val="single" w:color="9FB3AD" w:sz="4" w:space="0"/>
+            <w:left w:val="single" w:color="9FB3AD" w:sz="4" w:space="0"/>
+            <w:bottom w:val="single" w:color="9FB3AD" w:sz="4" w:space="0"/>
+            <w:right w:val="single" w:color="9FB3AD" w:sz="4" w:space="0"/>
+            <w:insideH w:val="single" w:color="9FB3AD" w:sz="4" w:space="0"/>
+            <w:insideV w:val="single" w:color="9FB3AD" w:sz="4" w:space="0"/>
+          </w:tblBorders>
+          <w:tblCellMar>
+            <w:top w:w="0" w:type="dxa"/>
+            <w:left w:w="108" w:type="dxa"/>
+            <w:bottom w:w="0" w:type="dxa"/>
+            <w:right w:w="108" w:type="dxa"/>
+          </w:tblCellMar>
+        </w:tblPrEx>
+        <w:trPr>
+          <w:jc w:val="center"/>
+        </w:trPr>
+        <w:tc>
+          <w:tcPr>
+            <w:tcW w:w="3024" w:type="dxa"/>
+          </w:tcPr>
+          <w:p>
+            <w:r>
+              <w:t>6 推荐行动方针</w:t>
+            </w:r>
+          </w:p>
+        </w:tc>
+        <w:tc>
+          <w:tcPr>
+            <w:tcW w:w="3024" w:type="dxa"/>
+          </w:tcPr>
+          <w:p>
+            <w:r>
+              <w:t>给出是否立项的建议与理由</w:t>
+            </w:r>
+          </w:p>
+        </w:tc>
+        <w:tc>
+          <w:tcPr>
+            <w:tcW w:w="3024" w:type="dxa"/>
+          </w:tcPr>
+          <w:p>
+            <w:r>
+              <w:t>第 12 章</w:t>
+            </w:r>
+          </w:p>
+        </w:tc>
+      </w:tr>
+      <w:tr>
+        <w:tblPrEx>
+          <w:tblBorders>
+            <w:top w:val="single" w:color="9FB3AD" w:sz="4" w:space="0"/>
+            <w:left w:val="single" w:color="9FB3AD" w:sz="4" w:space="0"/>
+            <w:bottom w:val="single" w:color="9FB3AD" w:sz="4" w:space="0"/>
+            <w:right w:val="single" w:color="9FB3AD" w:sz="4" w:space="0"/>
+            <w:insideH w:val="single" w:color="9FB3AD" w:sz="4" w:space="0"/>
+            <w:insideV w:val="single" w:color="9FB3AD" w:sz="4" w:space="0"/>
+          </w:tblBorders>
+          <w:tblCellMar>
+            <w:top w:w="0" w:type="dxa"/>
+            <w:left w:w="108" w:type="dxa"/>
+            <w:bottom w:w="0" w:type="dxa"/>
+            <w:right w:w="108" w:type="dxa"/>
+          </w:tblCellMar>
+        </w:tblPrEx>
+        <w:trPr>
+          <w:jc w:val="center"/>
+        </w:trPr>
+        <w:tc>
+          <w:tcPr>
+            <w:tcW w:w="3024" w:type="dxa"/>
+          </w:tcPr>
+          <w:p>
+            <w:r>
+              <w:t>7 草拟开发计划</w:t>
+            </w:r>
+          </w:p>
+        </w:tc>
+        <w:tc>
+          <w:tcPr>
+            <w:tcW w:w="3024" w:type="dxa"/>
+          </w:tcPr>
+          <w:p>
+            <w:r>
+              <w:t>阶段划分、里程碑与资源估计</w:t>
+            </w:r>
+          </w:p>
+        </w:tc>
+        <w:tc>
+          <w:tcPr>
+            <w:tcW w:w="3024" w:type="dxa"/>
+          </w:tcPr>
+          <w:p>
+            <w:r>
+              <w:t>第 10 章及《产品计划书》第 5 章</w:t>
+            </w:r>
+          </w:p>
+        </w:tc>
+      </w:tr>
+      <w:tr>
+        <w:tblPrEx>
+          <w:tblBorders>
+            <w:top w:val="single" w:color="9FB3AD" w:sz="4" w:space="0"/>
+            <w:left w:val="single" w:color="9FB3AD" w:sz="4" w:space="0"/>
+            <w:bottom w:val="single" w:color="9FB3AD" w:sz="4" w:space="0"/>
+            <w:right w:val="single" w:color="9FB3AD" w:sz="4" w:space="0"/>
+            <w:insideH w:val="single" w:color="9FB3AD" w:sz="4" w:space="0"/>
+            <w:insideV w:val="single" w:color="9FB3AD" w:sz="4" w:space="0"/>
+          </w:tblBorders>
+          <w:tblCellMar>
+            <w:top w:w="0" w:type="dxa"/>
+            <w:left w:w="108" w:type="dxa"/>
+            <w:bottom w:w="0" w:type="dxa"/>
+            <w:right w:w="108" w:type="dxa"/>
+          </w:tblCellMar>
+        </w:tblPrEx>
+        <w:trPr>
+          <w:jc w:val="center"/>
+        </w:trPr>
+        <w:tc>
+          <w:tcPr>
+            <w:tcW w:w="3024" w:type="dxa"/>
+          </w:tcPr>
+          <w:p>
+            <w:r>
+              <w:t>8 写文档提交审查</w:t>
+            </w:r>
+          </w:p>
+        </w:tc>
+        <w:tc>
+          <w:tcPr>
+            <w:tcW w:w="3024" w:type="dxa"/>
+          </w:tcPr>
+          <w:p>
+            <w:r>
+              <w:t>形成本报告并提交课程评审</w:t>
+            </w:r>
+          </w:p>
+        </w:tc>
+        <w:tc>
+          <w:tcPr>
+            <w:tcW w:w="3024" w:type="dxa"/>
+          </w:tcPr>
+          <w:p>
+            <w:r>
+              <w:t>全文</w:t>
+            </w:r>
+          </w:p>
+        </w:tc>
+      </w:tr>
+    </w:tbl>
     <w:p>
       <w:pPr>
         <w:pStyle w:val="3"/>
@@ -2269,14 +2887,6 @@
       </w:tblGrid>
       <w:tr>
         <w:tblPrEx>
-          <w:tblBorders>
-            <w:top w:val="single" w:color="9FB3AD" w:sz="4" w:space="0"/>
-            <w:left w:val="single" w:color="9FB3AD" w:sz="4" w:space="0"/>
-            <w:bottom w:val="single" w:color="9FB3AD" w:sz="4" w:space="0"/>
-            <w:right w:val="single" w:color="9FB3AD" w:sz="4" w:space="0"/>
-            <w:insideH w:val="single" w:color="9FB3AD" w:sz="4" w:space="0"/>
-            <w:insideV w:val="single" w:color="9FB3AD" w:sz="4" w:space="0"/>
-          </w:tblBorders>
           <w:tblCellMar>
             <w:top w:w="0" w:type="dxa"/>
             <w:left w:w="108" w:type="dxa"/>
@@ -2367,6 +2977,12 @@
             <w:insideH w:val="single" w:color="9FB3AD" w:sz="4" w:space="0"/>
             <w:insideV w:val="single" w:color="9FB3AD" w:sz="4" w:space="0"/>
           </w:tblBorders>
+          <w:tblCellMar>
+            <w:top w:w="0" w:type="dxa"/>
+            <w:left w:w="108" w:type="dxa"/>
+            <w:bottom w:w="0" w:type="dxa"/>
+            <w:right w:w="108" w:type="dxa"/>
+          </w:tblCellMar>
         </w:tblPrEx>
         <w:trPr>
           <w:cantSplit/>
@@ -2903,7 +3519,7 @@
                 <w:color w:val="000000"/>
                 <w:sz w:val="21"/>
               </w:rPr>
-              <w:t>PyQt5 / PySide6</w:t>
+              <w:t xml:space="preserve">PyQt5 </w:t>
             </w:r>
           </w:p>
         </w:tc>
@@ -3716,11 +4332,6 @@
             <w:vAlign w:val="center"/>
           </w:tcPr>
           <w:p>
-            <w:pPr>
-              <w:spacing w:before="20" w:after="20" w:line="240" w:lineRule="auto"/>
-              <w:ind w:firstLine="0"/>
-              <w:jc w:val="center"/>
-            </w:pPr>
             <w:r>
               <w:rPr>
                 <w:rFonts w:ascii="Times New Roman" w:hAnsi="Times New Roman" w:eastAsia="宋体" w:cs="Times New Roman"/>
@@ -3728,7 +4339,7 @@
                 <w:color w:val="000000"/>
                 <w:sz w:val="21"/>
               </w:rPr>
-              <w:t>需对格式差异做容错</w:t>
+              <w:t>本校模板固定，解析简单，保留容错处理</w:t>
             </w:r>
           </w:p>
         </w:tc>
@@ -4200,6 +4811,1261 @@
     </w:p>
     <w:p>
       <w:pPr>
+        <w:pStyle w:val="4"/>
+      </w:pPr>
+      <w:r>
+        <w:t>3.5 现有系统工作方式（系统流程图）</w:t>
+      </w:r>
+    </w:p>
+    <w:p>
+      <w:r>
+        <w:t>目前学生依赖系统剪贴板、便签、资源管理器、教务系统网页与手机闹钟等相互独立的工具完成复制粘贴、待办记录、文件查找、课表确认与事项提醒五类高频操作。各工具之间数据不通、风格不一，操作结果零散，容易出现复制内容被覆盖、截止时间遗漏、检索缓慢等问题。现有工作方式的系统流程图如图 2 所示。</w:t>
+      </w:r>
+    </w:p>
+    <w:p>
+      <w:pPr>
+        <w:jc w:val="center"/>
+      </w:pPr>
+      <w:r>
+        <w:drawing>
+          <wp:inline distT="0" distB="0" distL="114300" distR="114300">
+            <wp:extent cx="5399405" cy="2853690"/>
+            <wp:effectExtent l="0" t="0" r="10795" b="3810"/>
+            <wp:docPr id="2" name="Picture 2"/>
+            <wp:cNvGraphicFramePr>
+              <a:graphicFrameLocks xmlns:a="http://schemas.openxmlformats.org/drawingml/2006/main" noChangeAspect="1"/>
+            </wp:cNvGraphicFramePr>
+            <a:graphic xmlns:a="http://schemas.openxmlformats.org/drawingml/2006/main">
+              <a:graphicData uri="http://schemas.openxmlformats.org/drawingml/2006/picture">
+                <pic:pic xmlns:pic="http://schemas.openxmlformats.org/drawingml/2006/picture">
+                  <pic:nvPicPr>
+                    <pic:cNvPr id="2" name="Picture 2"/>
+                    <pic:cNvPicPr>
+                      <a:picLocks noChangeAspect="1"/>
+                    </pic:cNvPicPr>
+                  </pic:nvPicPr>
+                  <pic:blipFill>
+                    <a:blip r:embed="rId8"/>
+                    <a:stretch>
+                      <a:fillRect/>
+                    </a:stretch>
+                  </pic:blipFill>
+                  <pic:spPr>
+                    <a:xfrm>
+                      <a:off x="0" y="0"/>
+                      <a:ext cx="5400000" cy="2854027"/>
+                    </a:xfrm>
+                    <a:prstGeom prst="rect">
+                      <a:avLst/>
+                    </a:prstGeom>
+                  </pic:spPr>
+                </pic:pic>
+              </a:graphicData>
+            </a:graphic>
+          </wp:inline>
+        </w:drawing>
+      </w:r>
+    </w:p>
+    <w:p>
+      <w:pPr>
+        <w:jc w:val="center"/>
+      </w:pPr>
+      <w:r>
+        <w:t>图2　现有工作方式系统流程图</w:t>
+      </w:r>
+    </w:p>
+    <w:p>
+      <w:pPr>
+        <w:pStyle w:val="4"/>
+      </w:pPr>
+      <w:r>
+        <w:t>3.6 目标系统逻辑模型（数据流图）</w:t>
+      </w:r>
+    </w:p>
+    <w:p>
+      <w:r>
+        <w:t>按“基本系统模型 → 功能级 → 进一步细化”的分层方法绘制目标系统数据流图：顶层图（图 3）界定系统边界，「桌面效率助手」为唯一加工，学生是唯一外部实体；功能级数据流图（图 4）将系统分解为剪贴板管理、任务清单管理、文件检索、课表管理、提醒调度五个加工和四个数据存储；并对较复杂的课表管理加工作一层细化（图 5），展示 Excel 导入、手工录入与周视图查询三个子加工。</w:t>
+      </w:r>
+    </w:p>
+    <w:p>
+      <w:pPr>
+        <w:jc w:val="center"/>
+      </w:pPr>
+      <w:r>
+        <w:drawing>
+          <wp:inline distT="0" distB="0" distL="114300" distR="114300">
+            <wp:extent cx="4859655" cy="2287270"/>
+            <wp:effectExtent l="0" t="0" r="4445" b="11430"/>
+            <wp:docPr id="3" name="Picture 3"/>
+            <wp:cNvGraphicFramePr>
+              <a:graphicFrameLocks xmlns:a="http://schemas.openxmlformats.org/drawingml/2006/main" noChangeAspect="1"/>
+            </wp:cNvGraphicFramePr>
+            <a:graphic xmlns:a="http://schemas.openxmlformats.org/drawingml/2006/main">
+              <a:graphicData uri="http://schemas.openxmlformats.org/drawingml/2006/picture">
+                <pic:pic xmlns:pic="http://schemas.openxmlformats.org/drawingml/2006/picture">
+                  <pic:nvPicPr>
+                    <pic:cNvPr id="3" name="Picture 3"/>
+                    <pic:cNvPicPr>
+                      <a:picLocks noChangeAspect="1"/>
+                    </pic:cNvPicPr>
+                  </pic:nvPicPr>
+                  <pic:blipFill>
+                    <a:blip r:embed="rId9"/>
+                    <a:stretch>
+                      <a:fillRect/>
+                    </a:stretch>
+                  </pic:blipFill>
+                  <pic:spPr>
+                    <a:xfrm>
+                      <a:off x="0" y="0"/>
+                      <a:ext cx="4860000" cy="2287299"/>
+                    </a:xfrm>
+                    <a:prstGeom prst="rect">
+                      <a:avLst/>
+                    </a:prstGeom>
+                  </pic:spPr>
+                </pic:pic>
+              </a:graphicData>
+            </a:graphic>
+          </wp:inline>
+        </w:drawing>
+      </w:r>
+    </w:p>
+    <w:p>
+      <w:pPr>
+        <w:jc w:val="center"/>
+      </w:pPr>
+      <w:r>
+        <w:t>图3　顶层数据流图（基本系统模型）</w:t>
+      </w:r>
+    </w:p>
+    <w:p>
+      <w:pPr>
+        <w:jc w:val="center"/>
+      </w:pPr>
+      <w:r>
+        <w:drawing>
+          <wp:inline distT="0" distB="0" distL="114300" distR="114300">
+            <wp:extent cx="5759450" cy="4041775"/>
+            <wp:effectExtent l="0" t="0" r="6350" b="9525"/>
+            <wp:docPr id="4" name="Picture 4"/>
+            <wp:cNvGraphicFramePr>
+              <a:graphicFrameLocks xmlns:a="http://schemas.openxmlformats.org/drawingml/2006/main" noChangeAspect="1"/>
+            </wp:cNvGraphicFramePr>
+            <a:graphic xmlns:a="http://schemas.openxmlformats.org/drawingml/2006/main">
+              <a:graphicData uri="http://schemas.openxmlformats.org/drawingml/2006/picture">
+                <pic:pic xmlns:pic="http://schemas.openxmlformats.org/drawingml/2006/picture">
+                  <pic:nvPicPr>
+                    <pic:cNvPr id="4" name="Picture 4"/>
+                    <pic:cNvPicPr>
+                      <a:picLocks noChangeAspect="1"/>
+                    </pic:cNvPicPr>
+                  </pic:nvPicPr>
+                  <pic:blipFill>
+                    <a:blip r:embed="rId10"/>
+                    <a:stretch>
+                      <a:fillRect/>
+                    </a:stretch>
+                  </pic:blipFill>
+                  <pic:spPr>
+                    <a:xfrm>
+                      <a:off x="0" y="0"/>
+                      <a:ext cx="5760000" cy="4042105"/>
+                    </a:xfrm>
+                    <a:prstGeom prst="rect">
+                      <a:avLst/>
+                    </a:prstGeom>
+                  </pic:spPr>
+                </pic:pic>
+              </a:graphicData>
+            </a:graphic>
+          </wp:inline>
+        </w:drawing>
+      </w:r>
+    </w:p>
+    <w:p>
+      <w:pPr>
+        <w:jc w:val="center"/>
+      </w:pPr>
+      <w:r>
+        <w:t>图4　功能级数据流图（0 层）</w:t>
+      </w:r>
+    </w:p>
+    <w:p>
+      <w:pPr>
+        <w:jc w:val="center"/>
+      </w:pPr>
+      <w:r>
+        <w:drawing>
+          <wp:inline distT="0" distB="0" distL="114300" distR="114300">
+            <wp:extent cx="5399405" cy="3174365"/>
+            <wp:effectExtent l="0" t="0" r="10795" b="635"/>
+            <wp:docPr id="5" name="Picture 5"/>
+            <wp:cNvGraphicFramePr>
+              <a:graphicFrameLocks xmlns:a="http://schemas.openxmlformats.org/drawingml/2006/main" noChangeAspect="1"/>
+            </wp:cNvGraphicFramePr>
+            <a:graphic xmlns:a="http://schemas.openxmlformats.org/drawingml/2006/main">
+              <a:graphicData uri="http://schemas.openxmlformats.org/drawingml/2006/picture">
+                <pic:pic xmlns:pic="http://schemas.openxmlformats.org/drawingml/2006/picture">
+                  <pic:nvPicPr>
+                    <pic:cNvPr id="5" name="Picture 5"/>
+                    <pic:cNvPicPr>
+                      <a:picLocks noChangeAspect="1"/>
+                    </pic:cNvPicPr>
+                  </pic:nvPicPr>
+                  <pic:blipFill>
+                    <a:blip r:embed="rId11"/>
+                    <a:stretch>
+                      <a:fillRect/>
+                    </a:stretch>
+                  </pic:blipFill>
+                  <pic:spPr>
+                    <a:xfrm>
+                      <a:off x="0" y="0"/>
+                      <a:ext cx="5400000" cy="3174771"/>
+                    </a:xfrm>
+                    <a:prstGeom prst="rect">
+                      <a:avLst/>
+                    </a:prstGeom>
+                  </pic:spPr>
+                </pic:pic>
+              </a:graphicData>
+            </a:graphic>
+          </wp:inline>
+        </w:drawing>
+      </w:r>
+    </w:p>
+    <w:p>
+      <w:pPr>
+        <w:jc w:val="center"/>
+      </w:pPr>
+      <w:r>
+        <w:t>图5　课表管理加工细化数据流图（1 层）</w:t>
+      </w:r>
+    </w:p>
+    <w:p>
+      <w:pPr>
+        <w:pStyle w:val="4"/>
+      </w:pPr>
+      <w:r>
+        <w:t>3.7 数据字典</w:t>
+      </w:r>
+    </w:p>
+    <w:p>
+      <w:r>
+        <w:t>数据字典对数据流图中包含的全部元素给出定义，是后续数据库设计（SQLite 表结构）的直接依据。定义方法采用国标约定符号：=（定义为）、+（和）、[ | ]（或，方括号内用 | 分隔）、{}（重复）、()（可选）。主要数据流条目见表 5，数据存储条目见表 6，加工条目见表 14。</w:t>
+      </w:r>
+    </w:p>
+    <w:p>
+      <w:r>
+        <w:t>表5　数据流条目</w:t>
+      </w:r>
+    </w:p>
+    <w:tbl>
+      <w:tblPr>
+        <w:tblStyle w:val="34"/>
+        <w:tblW w:w="0" w:type="auto"/>
+        <w:jc w:val="center"/>
+        <w:tblBorders>
+          <w:top w:val="single" w:color="9FB3AD" w:sz="4" w:space="0"/>
+          <w:left w:val="single" w:color="9FB3AD" w:sz="4" w:space="0"/>
+          <w:bottom w:val="single" w:color="9FB3AD" w:sz="4" w:space="0"/>
+          <w:right w:val="single" w:color="9FB3AD" w:sz="4" w:space="0"/>
+          <w:insideH w:val="single" w:color="9FB3AD" w:sz="4" w:space="0"/>
+          <w:insideV w:val="single" w:color="9FB3AD" w:sz="4" w:space="0"/>
+        </w:tblBorders>
+        <w:tblLayout w:type="fixed"/>
+        <w:tblCellMar>
+          <w:top w:w="0" w:type="dxa"/>
+          <w:left w:w="108" w:type="dxa"/>
+          <w:bottom w:w="0" w:type="dxa"/>
+          <w:right w:w="108" w:type="dxa"/>
+        </w:tblCellMar>
+      </w:tblPr>
+      <w:tblGrid>
+        <w:gridCol w:w="4536"/>
+        <w:gridCol w:w="4536"/>
+      </w:tblGrid>
+      <w:tr>
+        <w:tblPrEx>
+          <w:tblBorders>
+            <w:top w:val="single" w:color="9FB3AD" w:sz="4" w:space="0"/>
+            <w:left w:val="single" w:color="9FB3AD" w:sz="4" w:space="0"/>
+            <w:bottom w:val="single" w:color="9FB3AD" w:sz="4" w:space="0"/>
+            <w:right w:val="single" w:color="9FB3AD" w:sz="4" w:space="0"/>
+            <w:insideH w:val="single" w:color="9FB3AD" w:sz="4" w:space="0"/>
+            <w:insideV w:val="single" w:color="9FB3AD" w:sz="4" w:space="0"/>
+          </w:tblBorders>
+          <w:tblCellMar>
+            <w:top w:w="0" w:type="dxa"/>
+            <w:left w:w="108" w:type="dxa"/>
+            <w:bottom w:w="0" w:type="dxa"/>
+            <w:right w:w="108" w:type="dxa"/>
+          </w:tblCellMar>
+        </w:tblPrEx>
+        <w:trPr>
+          <w:jc w:val="center"/>
+        </w:trPr>
+        <w:tc>
+          <w:tcPr>
+            <w:tcW w:w="4536" w:type="dxa"/>
+          </w:tcPr>
+          <w:p>
+            <w:r>
+              <w:rPr>
+                <w:b/>
+              </w:rPr>
+              <w:t>数据流</w:t>
+            </w:r>
+          </w:p>
+        </w:tc>
+        <w:tc>
+          <w:tcPr>
+            <w:tcW w:w="4536" w:type="dxa"/>
+          </w:tcPr>
+          <w:p>
+            <w:r>
+              <w:rPr>
+                <w:b/>
+              </w:rPr>
+              <w:t>组成</w:t>
+            </w:r>
+          </w:p>
+        </w:tc>
+      </w:tr>
+      <w:tr>
+        <w:tblPrEx>
+          <w:tblBorders>
+            <w:top w:val="single" w:color="9FB3AD" w:sz="4" w:space="0"/>
+            <w:left w:val="single" w:color="9FB3AD" w:sz="4" w:space="0"/>
+            <w:bottom w:val="single" w:color="9FB3AD" w:sz="4" w:space="0"/>
+            <w:right w:val="single" w:color="9FB3AD" w:sz="4" w:space="0"/>
+            <w:insideH w:val="single" w:color="9FB3AD" w:sz="4" w:space="0"/>
+            <w:insideV w:val="single" w:color="9FB3AD" w:sz="4" w:space="0"/>
+          </w:tblBorders>
+          <w:tblCellMar>
+            <w:top w:w="0" w:type="dxa"/>
+            <w:left w:w="108" w:type="dxa"/>
+            <w:bottom w:w="0" w:type="dxa"/>
+            <w:right w:w="108" w:type="dxa"/>
+          </w:tblCellMar>
+        </w:tblPrEx>
+        <w:trPr>
+          <w:jc w:val="center"/>
+        </w:trPr>
+        <w:tc>
+          <w:tcPr>
+            <w:tcW w:w="4536" w:type="dxa"/>
+          </w:tcPr>
+          <w:p>
+            <w:r>
+              <w:t>剪贴内容</w:t>
+            </w:r>
+          </w:p>
+        </w:tc>
+        <w:tc>
+          <w:tcPr>
+            <w:tcW w:w="4536" w:type="dxa"/>
+          </w:tcPr>
+          <w:p>
+            <w:r>
+              <w:t>= 文本内容</w:t>
+            </w:r>
+          </w:p>
+        </w:tc>
+      </w:tr>
+      <w:tr>
+        <w:tblPrEx>
+          <w:tblBorders>
+            <w:top w:val="single" w:color="9FB3AD" w:sz="4" w:space="0"/>
+            <w:left w:val="single" w:color="9FB3AD" w:sz="4" w:space="0"/>
+            <w:bottom w:val="single" w:color="9FB3AD" w:sz="4" w:space="0"/>
+            <w:right w:val="single" w:color="9FB3AD" w:sz="4" w:space="0"/>
+            <w:insideH w:val="single" w:color="9FB3AD" w:sz="4" w:space="0"/>
+            <w:insideV w:val="single" w:color="9FB3AD" w:sz="4" w:space="0"/>
+          </w:tblBorders>
+          <w:tblCellMar>
+            <w:top w:w="0" w:type="dxa"/>
+            <w:left w:w="108" w:type="dxa"/>
+            <w:bottom w:w="0" w:type="dxa"/>
+            <w:right w:w="108" w:type="dxa"/>
+          </w:tblCellMar>
+        </w:tblPrEx>
+        <w:trPr>
+          <w:jc w:val="center"/>
+        </w:trPr>
+        <w:tc>
+          <w:tcPr>
+            <w:tcW w:w="4536" w:type="dxa"/>
+          </w:tcPr>
+          <w:p>
+            <w:r>
+              <w:t>任务信息</w:t>
+            </w:r>
+          </w:p>
+        </w:tc>
+        <w:tc>
+          <w:tcPr>
+            <w:tcW w:w="4536" w:type="dxa"/>
+          </w:tcPr>
+          <w:p>
+            <w:r>
+              <w:t>= 任务编号 + 标题 + 截止时间 + 完成状态</w:t>
+            </w:r>
+          </w:p>
+        </w:tc>
+      </w:tr>
+      <w:tr>
+        <w:tblPrEx>
+          <w:tblBorders>
+            <w:top w:val="single" w:color="9FB3AD" w:sz="4" w:space="0"/>
+            <w:left w:val="single" w:color="9FB3AD" w:sz="4" w:space="0"/>
+            <w:bottom w:val="single" w:color="9FB3AD" w:sz="4" w:space="0"/>
+            <w:right w:val="single" w:color="9FB3AD" w:sz="4" w:space="0"/>
+            <w:insideH w:val="single" w:color="9FB3AD" w:sz="4" w:space="0"/>
+            <w:insideV w:val="single" w:color="9FB3AD" w:sz="4" w:space="0"/>
+          </w:tblBorders>
+          <w:tblCellMar>
+            <w:top w:w="0" w:type="dxa"/>
+            <w:left w:w="108" w:type="dxa"/>
+            <w:bottom w:w="0" w:type="dxa"/>
+            <w:right w:w="108" w:type="dxa"/>
+          </w:tblCellMar>
+        </w:tblPrEx>
+        <w:trPr>
+          <w:jc w:val="center"/>
+        </w:trPr>
+        <w:tc>
+          <w:tcPr>
+            <w:tcW w:w="4536" w:type="dxa"/>
+          </w:tcPr>
+          <w:p>
+            <w:r>
+              <w:t>检索条件</w:t>
+            </w:r>
+          </w:p>
+        </w:tc>
+        <w:tc>
+          <w:tcPr>
+            <w:tcW w:w="4536" w:type="dxa"/>
+          </w:tcPr>
+          <w:p>
+            <w:r>
+              <w:t>= 目录 + [后缀 | 修改时间]</w:t>
+            </w:r>
+          </w:p>
+        </w:tc>
+      </w:tr>
+      <w:tr>
+        <w:tblPrEx>
+          <w:tblBorders>
+            <w:top w:val="single" w:color="9FB3AD" w:sz="4" w:space="0"/>
+            <w:left w:val="single" w:color="9FB3AD" w:sz="4" w:space="0"/>
+            <w:bottom w:val="single" w:color="9FB3AD" w:sz="4" w:space="0"/>
+            <w:right w:val="single" w:color="9FB3AD" w:sz="4" w:space="0"/>
+            <w:insideH w:val="single" w:color="9FB3AD" w:sz="4" w:space="0"/>
+            <w:insideV w:val="single" w:color="9FB3AD" w:sz="4" w:space="0"/>
+          </w:tblBorders>
+          <w:tblCellMar>
+            <w:top w:w="0" w:type="dxa"/>
+            <w:left w:w="108" w:type="dxa"/>
+            <w:bottom w:w="0" w:type="dxa"/>
+            <w:right w:w="108" w:type="dxa"/>
+          </w:tblCellMar>
+        </w:tblPrEx>
+        <w:trPr>
+          <w:jc w:val="center"/>
+        </w:trPr>
+        <w:tc>
+          <w:tcPr>
+            <w:tcW w:w="4536" w:type="dxa"/>
+          </w:tcPr>
+          <w:p>
+            <w:r>
+              <w:t>检索结果</w:t>
+            </w:r>
+          </w:p>
+        </w:tc>
+        <w:tc>
+          <w:tcPr>
+            <w:tcW w:w="4536" w:type="dxa"/>
+          </w:tcPr>
+          <w:p>
+            <w:r>
+              <w:t>= {文件路径}</w:t>
+            </w:r>
+          </w:p>
+        </w:tc>
+      </w:tr>
+      <w:tr>
+        <w:tblPrEx>
+          <w:tblBorders>
+            <w:top w:val="single" w:color="9FB3AD" w:sz="4" w:space="0"/>
+            <w:left w:val="single" w:color="9FB3AD" w:sz="4" w:space="0"/>
+            <w:bottom w:val="single" w:color="9FB3AD" w:sz="4" w:space="0"/>
+            <w:right w:val="single" w:color="9FB3AD" w:sz="4" w:space="0"/>
+            <w:insideH w:val="single" w:color="9FB3AD" w:sz="4" w:space="0"/>
+            <w:insideV w:val="single" w:color="9FB3AD" w:sz="4" w:space="0"/>
+          </w:tblBorders>
+          <w:tblCellMar>
+            <w:top w:w="0" w:type="dxa"/>
+            <w:left w:w="108" w:type="dxa"/>
+            <w:bottom w:w="0" w:type="dxa"/>
+            <w:right w:w="108" w:type="dxa"/>
+          </w:tblCellMar>
+        </w:tblPrEx>
+        <w:trPr>
+          <w:jc w:val="center"/>
+        </w:trPr>
+        <w:tc>
+          <w:tcPr>
+            <w:tcW w:w="4536" w:type="dxa"/>
+          </w:tcPr>
+          <w:p>
+            <w:r>
+              <w:t>课表文件</w:t>
+            </w:r>
+          </w:p>
+        </w:tc>
+        <w:tc>
+          <w:tcPr>
+            <w:tcW w:w="4536" w:type="dxa"/>
+          </w:tcPr>
+          <w:p>
+            <w:r>
+              <w:t>= Excel 文件</w:t>
+            </w:r>
+          </w:p>
+        </w:tc>
+      </w:tr>
+      <w:tr>
+        <w:tblPrEx>
+          <w:tblBorders>
+            <w:top w:val="single" w:color="9FB3AD" w:sz="4" w:space="0"/>
+            <w:left w:val="single" w:color="9FB3AD" w:sz="4" w:space="0"/>
+            <w:bottom w:val="single" w:color="9FB3AD" w:sz="4" w:space="0"/>
+            <w:right w:val="single" w:color="9FB3AD" w:sz="4" w:space="0"/>
+            <w:insideH w:val="single" w:color="9FB3AD" w:sz="4" w:space="0"/>
+            <w:insideV w:val="single" w:color="9FB3AD" w:sz="4" w:space="0"/>
+          </w:tblBorders>
+          <w:tblCellMar>
+            <w:top w:w="0" w:type="dxa"/>
+            <w:left w:w="108" w:type="dxa"/>
+            <w:bottom w:w="0" w:type="dxa"/>
+            <w:right w:w="108" w:type="dxa"/>
+          </w:tblCellMar>
+        </w:tblPrEx>
+        <w:trPr>
+          <w:jc w:val="center"/>
+        </w:trPr>
+        <w:tc>
+          <w:tcPr>
+            <w:tcW w:w="4536" w:type="dxa"/>
+          </w:tcPr>
+          <w:p>
+            <w:r>
+              <w:t>课程信息</w:t>
+            </w:r>
+          </w:p>
+        </w:tc>
+        <w:tc>
+          <w:tcPr>
+            <w:tcW w:w="4536" w:type="dxa"/>
+          </w:tcPr>
+          <w:p>
+            <w:r>
+              <w:t>= 课程名称 + 星期 + 节次 + 上课地点 + (单双周)</w:t>
+            </w:r>
+          </w:p>
+        </w:tc>
+      </w:tr>
+      <w:tr>
+        <w:tblPrEx>
+          <w:tblBorders>
+            <w:top w:val="single" w:color="9FB3AD" w:sz="4" w:space="0"/>
+            <w:left w:val="single" w:color="9FB3AD" w:sz="4" w:space="0"/>
+            <w:bottom w:val="single" w:color="9FB3AD" w:sz="4" w:space="0"/>
+            <w:right w:val="single" w:color="9FB3AD" w:sz="4" w:space="0"/>
+            <w:insideH w:val="single" w:color="9FB3AD" w:sz="4" w:space="0"/>
+            <w:insideV w:val="single" w:color="9FB3AD" w:sz="4" w:space="0"/>
+          </w:tblBorders>
+          <w:tblCellMar>
+            <w:top w:w="0" w:type="dxa"/>
+            <w:left w:w="108" w:type="dxa"/>
+            <w:bottom w:w="0" w:type="dxa"/>
+            <w:right w:w="108" w:type="dxa"/>
+          </w:tblCellMar>
+        </w:tblPrEx>
+        <w:trPr>
+          <w:jc w:val="center"/>
+        </w:trPr>
+        <w:tc>
+          <w:tcPr>
+            <w:tcW w:w="4536" w:type="dxa"/>
+          </w:tcPr>
+          <w:p>
+            <w:r>
+              <w:t>提醒消息</w:t>
+            </w:r>
+          </w:p>
+        </w:tc>
+        <w:tc>
+          <w:tcPr>
+            <w:tcW w:w="4536" w:type="dxa"/>
+          </w:tcPr>
+          <w:p>
+            <w:r>
+              <w:t>= 提醒标题 + 提醒时间 + 内容</w:t>
+            </w:r>
+          </w:p>
+        </w:tc>
+      </w:tr>
+    </w:tbl>
+    <w:p>
+      <w:r>
+        <w:t>表6　数据存储条目</w:t>
+      </w:r>
+    </w:p>
+    <w:tbl>
+      <w:tblPr>
+        <w:tblStyle w:val="34"/>
+        <w:tblW w:w="0" w:type="auto"/>
+        <w:jc w:val="center"/>
+        <w:tblBorders>
+          <w:top w:val="single" w:color="9FB3AD" w:sz="4" w:space="0"/>
+          <w:left w:val="single" w:color="9FB3AD" w:sz="4" w:space="0"/>
+          <w:bottom w:val="single" w:color="9FB3AD" w:sz="4" w:space="0"/>
+          <w:right w:val="single" w:color="9FB3AD" w:sz="4" w:space="0"/>
+          <w:insideH w:val="single" w:color="9FB3AD" w:sz="4" w:space="0"/>
+          <w:insideV w:val="single" w:color="9FB3AD" w:sz="4" w:space="0"/>
+        </w:tblBorders>
+        <w:tblLayout w:type="fixed"/>
+        <w:tblCellMar>
+          <w:top w:w="0" w:type="dxa"/>
+          <w:left w:w="108" w:type="dxa"/>
+          <w:bottom w:w="0" w:type="dxa"/>
+          <w:right w:w="108" w:type="dxa"/>
+        </w:tblCellMar>
+      </w:tblPr>
+      <w:tblGrid>
+        <w:gridCol w:w="3024"/>
+        <w:gridCol w:w="3024"/>
+        <w:gridCol w:w="3024"/>
+      </w:tblGrid>
+      <w:tr>
+        <w:tblPrEx>
+          <w:tblBorders>
+            <w:top w:val="single" w:color="9FB3AD" w:sz="4" w:space="0"/>
+            <w:left w:val="single" w:color="9FB3AD" w:sz="4" w:space="0"/>
+            <w:bottom w:val="single" w:color="9FB3AD" w:sz="4" w:space="0"/>
+            <w:right w:val="single" w:color="9FB3AD" w:sz="4" w:space="0"/>
+            <w:insideH w:val="single" w:color="9FB3AD" w:sz="4" w:space="0"/>
+            <w:insideV w:val="single" w:color="9FB3AD" w:sz="4" w:space="0"/>
+          </w:tblBorders>
+          <w:tblCellMar>
+            <w:top w:w="0" w:type="dxa"/>
+            <w:left w:w="108" w:type="dxa"/>
+            <w:bottom w:w="0" w:type="dxa"/>
+            <w:right w:w="108" w:type="dxa"/>
+          </w:tblCellMar>
+        </w:tblPrEx>
+        <w:trPr>
+          <w:jc w:val="center"/>
+        </w:trPr>
+        <w:tc>
+          <w:tcPr>
+            <w:tcW w:w="3024" w:type="dxa"/>
+          </w:tcPr>
+          <w:p>
+            <w:r>
+              <w:rPr>
+                <w:b/>
+              </w:rPr>
+              <w:t>数据存储</w:t>
+            </w:r>
+          </w:p>
+        </w:tc>
+        <w:tc>
+          <w:tcPr>
+            <w:tcW w:w="3024" w:type="dxa"/>
+          </w:tcPr>
+          <w:p>
+            <w:r>
+              <w:rPr>
+                <w:b/>
+              </w:rPr>
+              <w:t>组成</w:t>
+            </w:r>
+          </w:p>
+        </w:tc>
+        <w:tc>
+          <w:tcPr>
+            <w:tcW w:w="3024" w:type="dxa"/>
+          </w:tcPr>
+          <w:p>
+            <w:r>
+              <w:rPr>
+                <w:b/>
+              </w:rPr>
+              <w:t>说明</w:t>
+            </w:r>
+          </w:p>
+        </w:tc>
+      </w:tr>
+      <w:tr>
+        <w:tblPrEx>
+          <w:tblBorders>
+            <w:top w:val="single" w:color="9FB3AD" w:sz="4" w:space="0"/>
+            <w:left w:val="single" w:color="9FB3AD" w:sz="4" w:space="0"/>
+            <w:bottom w:val="single" w:color="9FB3AD" w:sz="4" w:space="0"/>
+            <w:right w:val="single" w:color="9FB3AD" w:sz="4" w:space="0"/>
+            <w:insideH w:val="single" w:color="9FB3AD" w:sz="4" w:space="0"/>
+            <w:insideV w:val="single" w:color="9FB3AD" w:sz="4" w:space="0"/>
+          </w:tblBorders>
+          <w:tblCellMar>
+            <w:top w:w="0" w:type="dxa"/>
+            <w:left w:w="108" w:type="dxa"/>
+            <w:bottom w:w="0" w:type="dxa"/>
+            <w:right w:w="108" w:type="dxa"/>
+          </w:tblCellMar>
+        </w:tblPrEx>
+        <w:trPr>
+          <w:jc w:val="center"/>
+        </w:trPr>
+        <w:tc>
+          <w:tcPr>
+            <w:tcW w:w="3024" w:type="dxa"/>
+          </w:tcPr>
+          <w:p>
+            <w:r>
+              <w:t>D1 剪贴板历史</w:t>
+            </w:r>
+          </w:p>
+        </w:tc>
+        <w:tc>
+          <w:tcPr>
+            <w:tcW w:w="3024" w:type="dxa"/>
+          </w:tcPr>
+          <w:p>
+            <w:r>
+              <w:t>= {剪贴记录 = 编号 + 内容 + 剪贴时间}</w:t>
+            </w:r>
+          </w:p>
+        </w:tc>
+        <w:tc>
+          <w:tcPr>
+            <w:tcW w:w="3024" w:type="dxa"/>
+          </w:tcPr>
+          <w:p>
+            <w:r>
+              <w:t>仅文本，过期自动清理</w:t>
+            </w:r>
+          </w:p>
+        </w:tc>
+      </w:tr>
+      <w:tr>
+        <w:tblPrEx>
+          <w:tblBorders>
+            <w:top w:val="single" w:color="9FB3AD" w:sz="4" w:space="0"/>
+            <w:left w:val="single" w:color="9FB3AD" w:sz="4" w:space="0"/>
+            <w:bottom w:val="single" w:color="9FB3AD" w:sz="4" w:space="0"/>
+            <w:right w:val="single" w:color="9FB3AD" w:sz="4" w:space="0"/>
+            <w:insideH w:val="single" w:color="9FB3AD" w:sz="4" w:space="0"/>
+            <w:insideV w:val="single" w:color="9FB3AD" w:sz="4" w:space="0"/>
+          </w:tblBorders>
+          <w:tblCellMar>
+            <w:top w:w="0" w:type="dxa"/>
+            <w:left w:w="108" w:type="dxa"/>
+            <w:bottom w:w="0" w:type="dxa"/>
+            <w:right w:w="108" w:type="dxa"/>
+          </w:tblCellMar>
+        </w:tblPrEx>
+        <w:trPr>
+          <w:jc w:val="center"/>
+        </w:trPr>
+        <w:tc>
+          <w:tcPr>
+            <w:tcW w:w="3024" w:type="dxa"/>
+          </w:tcPr>
+          <w:p>
+            <w:r>
+              <w:t>D2 任务数据</w:t>
+            </w:r>
+          </w:p>
+        </w:tc>
+        <w:tc>
+          <w:tcPr>
+            <w:tcW w:w="3024" w:type="dxa"/>
+          </w:tcPr>
+          <w:p>
+            <w:r>
+              <w:t>= {任务 = 编号 + 标题 + 截止时间 + 完成状态}</w:t>
+            </w:r>
+          </w:p>
+        </w:tc>
+        <w:tc>
+          <w:tcPr>
+            <w:tcW w:w="3024" w:type="dxa"/>
+          </w:tcPr>
+          <w:p>
+            <w:r>
+              <w:t>与提醒联动</w:t>
+            </w:r>
+          </w:p>
+        </w:tc>
+      </w:tr>
+      <w:tr>
+        <w:tblPrEx>
+          <w:tblBorders>
+            <w:top w:val="single" w:color="9FB3AD" w:sz="4" w:space="0"/>
+            <w:left w:val="single" w:color="9FB3AD" w:sz="4" w:space="0"/>
+            <w:bottom w:val="single" w:color="9FB3AD" w:sz="4" w:space="0"/>
+            <w:right w:val="single" w:color="9FB3AD" w:sz="4" w:space="0"/>
+            <w:insideH w:val="single" w:color="9FB3AD" w:sz="4" w:space="0"/>
+            <w:insideV w:val="single" w:color="9FB3AD" w:sz="4" w:space="0"/>
+          </w:tblBorders>
+          <w:tblCellMar>
+            <w:top w:w="0" w:type="dxa"/>
+            <w:left w:w="108" w:type="dxa"/>
+            <w:bottom w:w="0" w:type="dxa"/>
+            <w:right w:w="108" w:type="dxa"/>
+          </w:tblCellMar>
+        </w:tblPrEx>
+        <w:trPr>
+          <w:jc w:val="center"/>
+        </w:trPr>
+        <w:tc>
+          <w:tcPr>
+            <w:tcW w:w="3024" w:type="dxa"/>
+          </w:tcPr>
+          <w:p>
+            <w:r>
+              <w:t>D3 文件索引</w:t>
+            </w:r>
+          </w:p>
+        </w:tc>
+        <w:tc>
+          <w:tcPr>
+            <w:tcW w:w="3024" w:type="dxa"/>
+          </w:tcPr>
+          <w:p>
+            <w:r>
+              <w:t>= {文件条目 = 路径 + 后缀 + 修改时间}</w:t>
+            </w:r>
+          </w:p>
+        </w:tc>
+        <w:tc>
+          <w:tcPr>
+            <w:tcW w:w="3024" w:type="dxa"/>
+          </w:tcPr>
+          <w:p>
+            <w:r>
+              <w:t>手动刷新</w:t>
+            </w:r>
+          </w:p>
+        </w:tc>
+      </w:tr>
+      <w:tr>
+        <w:tblPrEx>
+          <w:tblBorders>
+            <w:top w:val="single" w:color="9FB3AD" w:sz="4" w:space="0"/>
+            <w:left w:val="single" w:color="9FB3AD" w:sz="4" w:space="0"/>
+            <w:bottom w:val="single" w:color="9FB3AD" w:sz="4" w:space="0"/>
+            <w:right w:val="single" w:color="9FB3AD" w:sz="4" w:space="0"/>
+            <w:insideH w:val="single" w:color="9FB3AD" w:sz="4" w:space="0"/>
+            <w:insideV w:val="single" w:color="9FB3AD" w:sz="4" w:space="0"/>
+          </w:tblBorders>
+          <w:tblCellMar>
+            <w:top w:w="0" w:type="dxa"/>
+            <w:left w:w="108" w:type="dxa"/>
+            <w:bottom w:w="0" w:type="dxa"/>
+            <w:right w:w="108" w:type="dxa"/>
+          </w:tblCellMar>
+        </w:tblPrEx>
+        <w:trPr>
+          <w:jc w:val="center"/>
+        </w:trPr>
+        <w:tc>
+          <w:tcPr>
+            <w:tcW w:w="3024" w:type="dxa"/>
+          </w:tcPr>
+          <w:p>
+            <w:r>
+              <w:t>D4 课表数据</w:t>
+            </w:r>
+          </w:p>
+        </w:tc>
+        <w:tc>
+          <w:tcPr>
+            <w:tcW w:w="3024" w:type="dxa"/>
+          </w:tcPr>
+          <w:p>
+            <w:r>
+              <w:t>= {课程 = 名称 + 星期 + 节次 + 上课地点 + (单双周)}</w:t>
+            </w:r>
+          </w:p>
+        </w:tc>
+        <w:tc>
+          <w:tcPr>
+            <w:tcW w:w="3024" w:type="dxa"/>
+          </w:tcPr>
+          <w:p>
+            <w:r>
+              <w:t>导入或手工录入</w:t>
+            </w:r>
+          </w:p>
+        </w:tc>
+      </w:tr>
+    </w:tbl>
+    <w:p>
+      <w:r>
+        <w:t>表7　加工条目</w:t>
+      </w:r>
+    </w:p>
+    <w:tbl>
+      <w:tblPr>
+        <w:tblStyle w:val="34"/>
+        <w:tblW w:w="0" w:type="auto"/>
+        <w:jc w:val="center"/>
+        <w:tblBorders>
+          <w:top w:val="single" w:color="9FB3AD" w:sz="4" w:space="0"/>
+          <w:left w:val="single" w:color="9FB3AD" w:sz="4" w:space="0"/>
+          <w:bottom w:val="single" w:color="9FB3AD" w:sz="4" w:space="0"/>
+          <w:right w:val="single" w:color="9FB3AD" w:sz="4" w:space="0"/>
+          <w:insideH w:val="single" w:color="9FB3AD" w:sz="4" w:space="0"/>
+          <w:insideV w:val="single" w:color="9FB3AD" w:sz="4" w:space="0"/>
+        </w:tblBorders>
+        <w:tblLayout w:type="fixed"/>
+        <w:tblCellMar>
+          <w:top w:w="0" w:type="dxa"/>
+          <w:left w:w="108" w:type="dxa"/>
+          <w:bottom w:w="0" w:type="dxa"/>
+          <w:right w:w="108" w:type="dxa"/>
+        </w:tblCellMar>
+      </w:tblPr>
+      <w:tblGrid>
+        <w:gridCol w:w="3024"/>
+        <w:gridCol w:w="3024"/>
+        <w:gridCol w:w="3024"/>
+      </w:tblGrid>
+      <w:tr>
+        <w:tblPrEx>
+          <w:tblBorders>
+            <w:top w:val="single" w:color="9FB3AD" w:sz="4" w:space="0"/>
+            <w:left w:val="single" w:color="9FB3AD" w:sz="4" w:space="0"/>
+            <w:bottom w:val="single" w:color="9FB3AD" w:sz="4" w:space="0"/>
+            <w:right w:val="single" w:color="9FB3AD" w:sz="4" w:space="0"/>
+            <w:insideH w:val="single" w:color="9FB3AD" w:sz="4" w:space="0"/>
+            <w:insideV w:val="single" w:color="9FB3AD" w:sz="4" w:space="0"/>
+          </w:tblBorders>
+          <w:tblCellMar>
+            <w:top w:w="0" w:type="dxa"/>
+            <w:left w:w="108" w:type="dxa"/>
+            <w:bottom w:w="0" w:type="dxa"/>
+            <w:right w:w="108" w:type="dxa"/>
+          </w:tblCellMar>
+        </w:tblPrEx>
+        <w:trPr>
+          <w:jc w:val="center"/>
+        </w:trPr>
+        <w:tc>
+          <w:tcPr>
+            <w:tcW w:w="3024" w:type="dxa"/>
+          </w:tcPr>
+          <w:p>
+            <w:r>
+              <w:rPr>
+                <w:b/>
+              </w:rPr>
+              <w:t>加工</w:t>
+            </w:r>
+          </w:p>
+        </w:tc>
+        <w:tc>
+          <w:tcPr>
+            <w:tcW w:w="3024" w:type="dxa"/>
+          </w:tcPr>
+          <w:p>
+            <w:r>
+              <w:rPr>
+                <w:b/>
+              </w:rPr>
+              <w:t>编号</w:t>
+            </w:r>
+          </w:p>
+        </w:tc>
+        <w:tc>
+          <w:tcPr>
+            <w:tcW w:w="3024" w:type="dxa"/>
+          </w:tcPr>
+          <w:p>
+            <w:r>
+              <w:rPr>
+                <w:b/>
+              </w:rPr>
+              <w:t>功能简述</w:t>
+            </w:r>
+          </w:p>
+        </w:tc>
+      </w:tr>
+      <w:tr>
+        <w:tblPrEx>
+          <w:tblBorders>
+            <w:top w:val="single" w:color="9FB3AD" w:sz="4" w:space="0"/>
+            <w:left w:val="single" w:color="9FB3AD" w:sz="4" w:space="0"/>
+            <w:bottom w:val="single" w:color="9FB3AD" w:sz="4" w:space="0"/>
+            <w:right w:val="single" w:color="9FB3AD" w:sz="4" w:space="0"/>
+            <w:insideH w:val="single" w:color="9FB3AD" w:sz="4" w:space="0"/>
+            <w:insideV w:val="single" w:color="9FB3AD" w:sz="4" w:space="0"/>
+          </w:tblBorders>
+          <w:tblCellMar>
+            <w:top w:w="0" w:type="dxa"/>
+            <w:left w:w="108" w:type="dxa"/>
+            <w:bottom w:w="0" w:type="dxa"/>
+            <w:right w:w="108" w:type="dxa"/>
+          </w:tblCellMar>
+        </w:tblPrEx>
+        <w:trPr>
+          <w:jc w:val="center"/>
+        </w:trPr>
+        <w:tc>
+          <w:tcPr>
+            <w:tcW w:w="3024" w:type="dxa"/>
+          </w:tcPr>
+          <w:p>
+            <w:r>
+              <w:t>剪贴板管理</w:t>
+            </w:r>
+          </w:p>
+        </w:tc>
+        <w:tc>
+          <w:tcPr>
+            <w:tcW w:w="3024" w:type="dxa"/>
+          </w:tcPr>
+          <w:p>
+            <w:r>
+              <w:t>P1</w:t>
+            </w:r>
+          </w:p>
+        </w:tc>
+        <w:tc>
+          <w:tcPr>
+            <w:tcW w:w="3024" w:type="dxa"/>
+          </w:tcPr>
+          <w:p>
+            <w:r>
+              <w:t>监听剪贴、保存历史、搜索与一键粘贴</w:t>
+            </w:r>
+          </w:p>
+        </w:tc>
+      </w:tr>
+      <w:tr>
+        <w:tblPrEx>
+          <w:tblBorders>
+            <w:top w:val="single" w:color="9FB3AD" w:sz="4" w:space="0"/>
+            <w:left w:val="single" w:color="9FB3AD" w:sz="4" w:space="0"/>
+            <w:bottom w:val="single" w:color="9FB3AD" w:sz="4" w:space="0"/>
+            <w:right w:val="single" w:color="9FB3AD" w:sz="4" w:space="0"/>
+            <w:insideH w:val="single" w:color="9FB3AD" w:sz="4" w:space="0"/>
+            <w:insideV w:val="single" w:color="9FB3AD" w:sz="4" w:space="0"/>
+          </w:tblBorders>
+          <w:tblCellMar>
+            <w:top w:w="0" w:type="dxa"/>
+            <w:left w:w="108" w:type="dxa"/>
+            <w:bottom w:w="0" w:type="dxa"/>
+            <w:right w:w="108" w:type="dxa"/>
+          </w:tblCellMar>
+        </w:tblPrEx>
+        <w:trPr>
+          <w:jc w:val="center"/>
+        </w:trPr>
+        <w:tc>
+          <w:tcPr>
+            <w:tcW w:w="3024" w:type="dxa"/>
+          </w:tcPr>
+          <w:p>
+            <w:r>
+              <w:t>任务清单管理</w:t>
+            </w:r>
+          </w:p>
+        </w:tc>
+        <w:tc>
+          <w:tcPr>
+            <w:tcW w:w="3024" w:type="dxa"/>
+          </w:tcPr>
+          <w:p>
+            <w:r>
+              <w:t>P2</w:t>
+            </w:r>
+          </w:p>
+        </w:tc>
+        <w:tc>
+          <w:tcPr>
+            <w:tcW w:w="3024" w:type="dxa"/>
+          </w:tcPr>
+          <w:p>
+            <w:r>
+              <w:t>任务增删改查与完成状态维护</w:t>
+            </w:r>
+          </w:p>
+        </w:tc>
+      </w:tr>
+      <w:tr>
+        <w:tblPrEx>
+          <w:tblBorders>
+            <w:top w:val="single" w:color="9FB3AD" w:sz="4" w:space="0"/>
+            <w:left w:val="single" w:color="9FB3AD" w:sz="4" w:space="0"/>
+            <w:bottom w:val="single" w:color="9FB3AD" w:sz="4" w:space="0"/>
+            <w:right w:val="single" w:color="9FB3AD" w:sz="4" w:space="0"/>
+            <w:insideH w:val="single" w:color="9FB3AD" w:sz="4" w:space="0"/>
+            <w:insideV w:val="single" w:color="9FB3AD" w:sz="4" w:space="0"/>
+          </w:tblBorders>
+          <w:tblCellMar>
+            <w:top w:w="0" w:type="dxa"/>
+            <w:left w:w="108" w:type="dxa"/>
+            <w:bottom w:w="0" w:type="dxa"/>
+            <w:right w:w="108" w:type="dxa"/>
+          </w:tblCellMar>
+        </w:tblPrEx>
+        <w:trPr>
+          <w:jc w:val="center"/>
+        </w:trPr>
+        <w:tc>
+          <w:tcPr>
+            <w:tcW w:w="3024" w:type="dxa"/>
+          </w:tcPr>
+          <w:p>
+            <w:r>
+              <w:t>文件检索</w:t>
+            </w:r>
+          </w:p>
+        </w:tc>
+        <w:tc>
+          <w:tcPr>
+            <w:tcW w:w="3024" w:type="dxa"/>
+          </w:tcPr>
+          <w:p>
+            <w:r>
+              <w:t>P3</w:t>
+            </w:r>
+          </w:p>
+        </w:tc>
+        <w:tc>
+          <w:tcPr>
+            <w:tcW w:w="3024" w:type="dxa"/>
+          </w:tcPr>
+          <w:p>
+            <w:r>
+              <w:t>按条件在本地索引中检索文件</w:t>
+            </w:r>
+          </w:p>
+        </w:tc>
+      </w:tr>
+      <w:tr>
+        <w:tblPrEx>
+          <w:tblBorders>
+            <w:top w:val="single" w:color="9FB3AD" w:sz="4" w:space="0"/>
+            <w:left w:val="single" w:color="9FB3AD" w:sz="4" w:space="0"/>
+            <w:bottom w:val="single" w:color="9FB3AD" w:sz="4" w:space="0"/>
+            <w:right w:val="single" w:color="9FB3AD" w:sz="4" w:space="0"/>
+            <w:insideH w:val="single" w:color="9FB3AD" w:sz="4" w:space="0"/>
+            <w:insideV w:val="single" w:color="9FB3AD" w:sz="4" w:space="0"/>
+          </w:tblBorders>
+          <w:tblCellMar>
+            <w:top w:w="0" w:type="dxa"/>
+            <w:left w:w="108" w:type="dxa"/>
+            <w:bottom w:w="0" w:type="dxa"/>
+            <w:right w:w="108" w:type="dxa"/>
+          </w:tblCellMar>
+        </w:tblPrEx>
+        <w:trPr>
+          <w:jc w:val="center"/>
+        </w:trPr>
+        <w:tc>
+          <w:tcPr>
+            <w:tcW w:w="3024" w:type="dxa"/>
+          </w:tcPr>
+          <w:p>
+            <w:r>
+              <w:t>课表管理</w:t>
+            </w:r>
+          </w:p>
+        </w:tc>
+        <w:tc>
+          <w:tcPr>
+            <w:tcW w:w="3024" w:type="dxa"/>
+          </w:tcPr>
+          <w:p>
+            <w:r>
+              <w:t>P4</w:t>
+            </w:r>
+          </w:p>
+        </w:tc>
+        <w:tc>
+          <w:tcPr>
+            <w:tcW w:w="3024" w:type="dxa"/>
+          </w:tcPr>
+          <w:p>
+            <w:r>
+              <w:t>课表导入 / 录入与周视图展示（细化见图 5）</w:t>
+            </w:r>
+          </w:p>
+        </w:tc>
+      </w:tr>
+      <w:tr>
+        <w:tblPrEx>
+          <w:tblBorders>
+            <w:top w:val="single" w:color="9FB3AD" w:sz="4" w:space="0"/>
+            <w:left w:val="single" w:color="9FB3AD" w:sz="4" w:space="0"/>
+            <w:bottom w:val="single" w:color="9FB3AD" w:sz="4" w:space="0"/>
+            <w:right w:val="single" w:color="9FB3AD" w:sz="4" w:space="0"/>
+            <w:insideH w:val="single" w:color="9FB3AD" w:sz="4" w:space="0"/>
+            <w:insideV w:val="single" w:color="9FB3AD" w:sz="4" w:space="0"/>
+          </w:tblBorders>
+          <w:tblCellMar>
+            <w:top w:w="0" w:type="dxa"/>
+            <w:left w:w="108" w:type="dxa"/>
+            <w:bottom w:w="0" w:type="dxa"/>
+            <w:right w:w="108" w:type="dxa"/>
+          </w:tblCellMar>
+        </w:tblPrEx>
+        <w:trPr>
+          <w:jc w:val="center"/>
+        </w:trPr>
+        <w:tc>
+          <w:tcPr>
+            <w:tcW w:w="3024" w:type="dxa"/>
+          </w:tcPr>
+          <w:p>
+            <w:r>
+              <w:t>提醒调度</w:t>
+            </w:r>
+          </w:p>
+        </w:tc>
+        <w:tc>
+          <w:tcPr>
+            <w:tcW w:w="3024" w:type="dxa"/>
+          </w:tcPr>
+          <w:p>
+            <w:r>
+              <w:t>P5</w:t>
+            </w:r>
+          </w:p>
+        </w:tc>
+        <w:tc>
+          <w:tcPr>
+            <w:tcW w:w="3024" w:type="dxa"/>
+          </w:tcPr>
+          <w:p>
+            <w:r>
+              <w:t>定时扫描任务与课表数据，触发提醒窗</w:t>
+            </w:r>
+          </w:p>
+        </w:tc>
+      </w:tr>
+    </w:tbl>
+    <w:p>
+      <w:pPr>
         <w:pStyle w:val="3"/>
       </w:pPr>
       <w:bookmarkStart w:id="13" w:name="_LarkToc00014"/>
@@ -4319,7 +6185,7 @@
           <w:color w:val="000000"/>
           <w:sz w:val="24"/>
         </w:rPr>
-        <w:t>采用 openpyxl 解析 .xlsx 格式的课表文件。针对不同教务系统导出文件的格式差异，通过表头识别、行列容错、异常提示等方式处理，并保留手工录入通道作为兜底。该技术不依赖教务系统账号，仅解析用户已导出的文件，技术可行；格式差异是本模块的主要风险，已在第 9 章列出应对措施。</w:t>
+        <w:t>采用 openpyxl 解析 .xlsx 格式的课表文件。本项目面向单一学校（本校）推广，教务系统导出模板固定、字段一致，不存在不同学校格式不一的问题，解析规则一次适配即可稳定运行；同时仍保留表头识别、行列容错与异常提示，并提供手工录入通道作为补充。该技术不依赖教务系统账号，仅解析用户已导出的文件，技术可行，实现难度低。</w:t>
       </w:r>
     </w:p>
     <w:p>
@@ -4404,7 +6270,7 @@
           <w:color w:val="000000"/>
           <w:sz w:val="28"/>
         </w:rPr>
-        <w:t>5.1 成本分析</w:t>
+        <w:t>5.1 成本估计</w:t>
       </w:r>
       <w:bookmarkEnd w:id="21"/>
     </w:p>
@@ -4416,9 +6282,463 @@
           <w:color w:val="000000"/>
           <w:sz w:val="24"/>
         </w:rPr>
-        <w:t>项目采用全开源技术栈，开发与运行均使用个人电脑，不使用付费云服务、不依赖网络，经济成本为 0 元；主要投入为人力工时，约 300 人时（3 人 × 约 17 周 × 每周约 6 小时，合计约 306 人时，按 300 人时估算），属于课程学习投入，无额外工资性支出。成本构成见表 4。</w:t>
+        <w:t>项目采用全开源技术栈，开发与运行均使用个人电脑，不使用付费云服务、不依赖网络；AI 开发辅助工具采用免费版（豆包），无订阅费用，直接经济成本为 0 元；主要投入为人力工时，约 300 人时（3 人 × 约 17 周 × 每周约 6 小时，合计约 306 人时，按 300 人时估算），属于课程学习投入，无额外工资性支出。成本构成见表 9。</w:t>
       </w:r>
     </w:p>
+    <w:p>
+      <w:r>
+        <w:t>开发成本采用任务分解技术估计：按开发阶段划分任务，参照典型环境下各阶段人力百分比（见表 8），结合本项目约 306 人时的总投入（3 人 × 约 17 周 × 每周约 6 小时）分配各阶段人时。</w:t>
+      </w:r>
+    </w:p>
+    <w:p>
+      <w:r>
+        <w:t>表8　开发阶段人力分配（典型百分比与本项目估计）</w:t>
+      </w:r>
+    </w:p>
+    <w:tbl>
+      <w:tblPr>
+        <w:tblStyle w:val="34"/>
+        <w:tblW w:w="0" w:type="auto"/>
+        <w:jc w:val="center"/>
+        <w:tblBorders>
+          <w:top w:val="single" w:color="9FB3AD" w:sz="4" w:space="0"/>
+          <w:left w:val="single" w:color="9FB3AD" w:sz="4" w:space="0"/>
+          <w:bottom w:val="single" w:color="9FB3AD" w:sz="4" w:space="0"/>
+          <w:right w:val="single" w:color="9FB3AD" w:sz="4" w:space="0"/>
+          <w:insideH w:val="single" w:color="9FB3AD" w:sz="4" w:space="0"/>
+          <w:insideV w:val="single" w:color="9FB3AD" w:sz="4" w:space="0"/>
+        </w:tblBorders>
+        <w:tblLayout w:type="fixed"/>
+        <w:tblCellMar>
+          <w:top w:w="0" w:type="dxa"/>
+          <w:left w:w="108" w:type="dxa"/>
+          <w:bottom w:w="0" w:type="dxa"/>
+          <w:right w:w="108" w:type="dxa"/>
+        </w:tblCellMar>
+      </w:tblPr>
+      <w:tblGrid>
+        <w:gridCol w:w="3024"/>
+        <w:gridCol w:w="3024"/>
+        <w:gridCol w:w="3024"/>
+      </w:tblGrid>
+      <w:tr>
+        <w:tblPrEx>
+          <w:tblBorders>
+            <w:top w:val="single" w:color="9FB3AD" w:sz="4" w:space="0"/>
+            <w:left w:val="single" w:color="9FB3AD" w:sz="4" w:space="0"/>
+            <w:bottom w:val="single" w:color="9FB3AD" w:sz="4" w:space="0"/>
+            <w:right w:val="single" w:color="9FB3AD" w:sz="4" w:space="0"/>
+            <w:insideH w:val="single" w:color="9FB3AD" w:sz="4" w:space="0"/>
+            <w:insideV w:val="single" w:color="9FB3AD" w:sz="4" w:space="0"/>
+          </w:tblBorders>
+          <w:tblCellMar>
+            <w:top w:w="0" w:type="dxa"/>
+            <w:left w:w="108" w:type="dxa"/>
+            <w:bottom w:w="0" w:type="dxa"/>
+            <w:right w:w="108" w:type="dxa"/>
+          </w:tblCellMar>
+        </w:tblPrEx>
+        <w:trPr>
+          <w:jc w:val="center"/>
+        </w:trPr>
+        <w:tc>
+          <w:tcPr>
+            <w:tcW w:w="3024" w:type="dxa"/>
+          </w:tcPr>
+          <w:p>
+            <w:r>
+              <w:rPr>
+                <w:b/>
+              </w:rPr>
+              <w:t>开发阶段</w:t>
+            </w:r>
+          </w:p>
+        </w:tc>
+        <w:tc>
+          <w:tcPr>
+            <w:tcW w:w="3024" w:type="dxa"/>
+          </w:tcPr>
+          <w:p>
+            <w:r>
+              <w:rPr>
+                <w:b/>
+              </w:rPr>
+              <w:t>典型人力百分比</w:t>
+            </w:r>
+          </w:p>
+        </w:tc>
+        <w:tc>
+          <w:tcPr>
+            <w:tcW w:w="3024" w:type="dxa"/>
+          </w:tcPr>
+          <w:p>
+            <w:r>
+              <w:rPr>
+                <w:b/>
+              </w:rPr>
+              <w:t>本项目估计（人时）</w:t>
+            </w:r>
+          </w:p>
+        </w:tc>
+      </w:tr>
+      <w:tr>
+        <w:tblPrEx>
+          <w:tblBorders>
+            <w:top w:val="single" w:color="9FB3AD" w:sz="4" w:space="0"/>
+            <w:left w:val="single" w:color="9FB3AD" w:sz="4" w:space="0"/>
+            <w:bottom w:val="single" w:color="9FB3AD" w:sz="4" w:space="0"/>
+            <w:right w:val="single" w:color="9FB3AD" w:sz="4" w:space="0"/>
+            <w:insideH w:val="single" w:color="9FB3AD" w:sz="4" w:space="0"/>
+            <w:insideV w:val="single" w:color="9FB3AD" w:sz="4" w:space="0"/>
+          </w:tblBorders>
+          <w:tblCellMar>
+            <w:top w:w="0" w:type="dxa"/>
+            <w:left w:w="108" w:type="dxa"/>
+            <w:bottom w:w="0" w:type="dxa"/>
+            <w:right w:w="108" w:type="dxa"/>
+          </w:tblCellMar>
+        </w:tblPrEx>
+        <w:trPr>
+          <w:jc w:val="center"/>
+        </w:trPr>
+        <w:tc>
+          <w:tcPr>
+            <w:tcW w:w="3024" w:type="dxa"/>
+          </w:tcPr>
+          <w:p>
+            <w:r>
+              <w:t>项目计划与可行性研究</w:t>
+            </w:r>
+          </w:p>
+        </w:tc>
+        <w:tc>
+          <w:tcPr>
+            <w:tcW w:w="3024" w:type="dxa"/>
+          </w:tcPr>
+          <w:p>
+            <w:r>
+              <w:t>约 15%</w:t>
+            </w:r>
+          </w:p>
+        </w:tc>
+        <w:tc>
+          <w:tcPr>
+            <w:tcW w:w="3024" w:type="dxa"/>
+          </w:tcPr>
+          <w:p>
+            <w:r>
+              <w:t>约 46</w:t>
+            </w:r>
+          </w:p>
+        </w:tc>
+      </w:tr>
+      <w:tr>
+        <w:tblPrEx>
+          <w:tblBorders>
+            <w:top w:val="single" w:color="9FB3AD" w:sz="4" w:space="0"/>
+            <w:left w:val="single" w:color="9FB3AD" w:sz="4" w:space="0"/>
+            <w:bottom w:val="single" w:color="9FB3AD" w:sz="4" w:space="0"/>
+            <w:right w:val="single" w:color="9FB3AD" w:sz="4" w:space="0"/>
+            <w:insideH w:val="single" w:color="9FB3AD" w:sz="4" w:space="0"/>
+            <w:insideV w:val="single" w:color="9FB3AD" w:sz="4" w:space="0"/>
+          </w:tblBorders>
+          <w:tblCellMar>
+            <w:top w:w="0" w:type="dxa"/>
+            <w:left w:w="108" w:type="dxa"/>
+            <w:bottom w:w="0" w:type="dxa"/>
+            <w:right w:w="108" w:type="dxa"/>
+          </w:tblCellMar>
+        </w:tblPrEx>
+        <w:trPr>
+          <w:jc w:val="center"/>
+        </w:trPr>
+        <w:tc>
+          <w:tcPr>
+            <w:tcW w:w="3024" w:type="dxa"/>
+          </w:tcPr>
+          <w:p>
+            <w:r>
+              <w:t>需求分析</w:t>
+            </w:r>
+          </w:p>
+        </w:tc>
+        <w:tc>
+          <w:tcPr>
+            <w:tcW w:w="3024" w:type="dxa"/>
+          </w:tcPr>
+          <w:p>
+            <w:r>
+              <w:t>约 15%</w:t>
+            </w:r>
+          </w:p>
+        </w:tc>
+        <w:tc>
+          <w:tcPr>
+            <w:tcW w:w="3024" w:type="dxa"/>
+          </w:tcPr>
+          <w:p>
+            <w:r>
+              <w:t>约 46</w:t>
+            </w:r>
+          </w:p>
+        </w:tc>
+      </w:tr>
+      <w:tr>
+        <w:tblPrEx>
+          <w:tblBorders>
+            <w:top w:val="single" w:color="9FB3AD" w:sz="4" w:space="0"/>
+            <w:left w:val="single" w:color="9FB3AD" w:sz="4" w:space="0"/>
+            <w:bottom w:val="single" w:color="9FB3AD" w:sz="4" w:space="0"/>
+            <w:right w:val="single" w:color="9FB3AD" w:sz="4" w:space="0"/>
+            <w:insideH w:val="single" w:color="9FB3AD" w:sz="4" w:space="0"/>
+            <w:insideV w:val="single" w:color="9FB3AD" w:sz="4" w:space="0"/>
+          </w:tblBorders>
+          <w:tblCellMar>
+            <w:top w:w="0" w:type="dxa"/>
+            <w:left w:w="108" w:type="dxa"/>
+            <w:bottom w:w="0" w:type="dxa"/>
+            <w:right w:w="108" w:type="dxa"/>
+          </w:tblCellMar>
+        </w:tblPrEx>
+        <w:trPr>
+          <w:jc w:val="center"/>
+        </w:trPr>
+        <w:tc>
+          <w:tcPr>
+            <w:tcW w:w="3024" w:type="dxa"/>
+          </w:tcPr>
+          <w:p>
+            <w:r>
+              <w:t>总体与详细设计</w:t>
+            </w:r>
+          </w:p>
+        </w:tc>
+        <w:tc>
+          <w:tcPr>
+            <w:tcW w:w="3024" w:type="dxa"/>
+          </w:tcPr>
+          <w:p>
+            <w:r>
+              <w:t>约 20%</w:t>
+            </w:r>
+          </w:p>
+        </w:tc>
+        <w:tc>
+          <w:tcPr>
+            <w:tcW w:w="3024" w:type="dxa"/>
+          </w:tcPr>
+          <w:p>
+            <w:r>
+              <w:t>约 60</w:t>
+            </w:r>
+          </w:p>
+        </w:tc>
+      </w:tr>
+      <w:tr>
+        <w:tblPrEx>
+          <w:tblBorders>
+            <w:top w:val="single" w:color="9FB3AD" w:sz="4" w:space="0"/>
+            <w:left w:val="single" w:color="9FB3AD" w:sz="4" w:space="0"/>
+            <w:bottom w:val="single" w:color="9FB3AD" w:sz="4" w:space="0"/>
+            <w:right w:val="single" w:color="9FB3AD" w:sz="4" w:space="0"/>
+            <w:insideH w:val="single" w:color="9FB3AD" w:sz="4" w:space="0"/>
+            <w:insideV w:val="single" w:color="9FB3AD" w:sz="4" w:space="0"/>
+          </w:tblBorders>
+          <w:tblCellMar>
+            <w:top w:w="0" w:type="dxa"/>
+            <w:left w:w="108" w:type="dxa"/>
+            <w:bottom w:w="0" w:type="dxa"/>
+            <w:right w:w="108" w:type="dxa"/>
+          </w:tblCellMar>
+        </w:tblPrEx>
+        <w:trPr>
+          <w:jc w:val="center"/>
+        </w:trPr>
+        <w:tc>
+          <w:tcPr>
+            <w:tcW w:w="3024" w:type="dxa"/>
+          </w:tcPr>
+          <w:p>
+            <w:r>
+              <w:t>实现（编码）</w:t>
+            </w:r>
+          </w:p>
+        </w:tc>
+        <w:tc>
+          <w:tcPr>
+            <w:tcW w:w="3024" w:type="dxa"/>
+          </w:tcPr>
+          <w:p>
+            <w:r>
+              <w:t>约 25%</w:t>
+            </w:r>
+          </w:p>
+        </w:tc>
+        <w:tc>
+          <w:tcPr>
+            <w:tcW w:w="3024" w:type="dxa"/>
+          </w:tcPr>
+          <w:p>
+            <w:r>
+              <w:t>约 78</w:t>
+            </w:r>
+          </w:p>
+        </w:tc>
+      </w:tr>
+      <w:tr>
+        <w:tblPrEx>
+          <w:tblBorders>
+            <w:top w:val="single" w:color="9FB3AD" w:sz="4" w:space="0"/>
+            <w:left w:val="single" w:color="9FB3AD" w:sz="4" w:space="0"/>
+            <w:bottom w:val="single" w:color="9FB3AD" w:sz="4" w:space="0"/>
+            <w:right w:val="single" w:color="9FB3AD" w:sz="4" w:space="0"/>
+            <w:insideH w:val="single" w:color="9FB3AD" w:sz="4" w:space="0"/>
+            <w:insideV w:val="single" w:color="9FB3AD" w:sz="4" w:space="0"/>
+          </w:tblBorders>
+          <w:tblCellMar>
+            <w:top w:w="0" w:type="dxa"/>
+            <w:left w:w="108" w:type="dxa"/>
+            <w:bottom w:w="0" w:type="dxa"/>
+            <w:right w:w="108" w:type="dxa"/>
+          </w:tblCellMar>
+        </w:tblPrEx>
+        <w:trPr>
+          <w:jc w:val="center"/>
+        </w:trPr>
+        <w:tc>
+          <w:tcPr>
+            <w:tcW w:w="3024" w:type="dxa"/>
+          </w:tcPr>
+          <w:p>
+            <w:r>
+              <w:t>系统测试</w:t>
+            </w:r>
+          </w:p>
+        </w:tc>
+        <w:tc>
+          <w:tcPr>
+            <w:tcW w:w="3024" w:type="dxa"/>
+          </w:tcPr>
+          <w:p>
+            <w:r>
+              <w:t>约 20%</w:t>
+            </w:r>
+          </w:p>
+        </w:tc>
+        <w:tc>
+          <w:tcPr>
+            <w:tcW w:w="3024" w:type="dxa"/>
+          </w:tcPr>
+          <w:p>
+            <w:r>
+              <w:t>约 61</w:t>
+            </w:r>
+          </w:p>
+        </w:tc>
+      </w:tr>
+      <w:tr>
+        <w:tblPrEx>
+          <w:tblBorders>
+            <w:top w:val="single" w:color="9FB3AD" w:sz="4" w:space="0"/>
+            <w:left w:val="single" w:color="9FB3AD" w:sz="4" w:space="0"/>
+            <w:bottom w:val="single" w:color="9FB3AD" w:sz="4" w:space="0"/>
+            <w:right w:val="single" w:color="9FB3AD" w:sz="4" w:space="0"/>
+            <w:insideH w:val="single" w:color="9FB3AD" w:sz="4" w:space="0"/>
+            <w:insideV w:val="single" w:color="9FB3AD" w:sz="4" w:space="0"/>
+          </w:tblBorders>
+          <w:tblCellMar>
+            <w:top w:w="0" w:type="dxa"/>
+            <w:left w:w="108" w:type="dxa"/>
+            <w:bottom w:w="0" w:type="dxa"/>
+            <w:right w:w="108" w:type="dxa"/>
+          </w:tblCellMar>
+        </w:tblPrEx>
+        <w:trPr>
+          <w:jc w:val="center"/>
+        </w:trPr>
+        <w:tc>
+          <w:tcPr>
+            <w:tcW w:w="3024" w:type="dxa"/>
+          </w:tcPr>
+          <w:p>
+            <w:r>
+              <w:t>总结与总评</w:t>
+            </w:r>
+          </w:p>
+        </w:tc>
+        <w:tc>
+          <w:tcPr>
+            <w:tcW w:w="3024" w:type="dxa"/>
+          </w:tcPr>
+          <w:p>
+            <w:r>
+              <w:t>约 5%</w:t>
+            </w:r>
+          </w:p>
+        </w:tc>
+        <w:tc>
+          <w:tcPr>
+            <w:tcW w:w="3024" w:type="dxa"/>
+          </w:tcPr>
+          <w:p>
+            <w:r>
+              <w:t>约 15</w:t>
+            </w:r>
+          </w:p>
+        </w:tc>
+      </w:tr>
+      <w:tr>
+        <w:tblPrEx>
+          <w:tblBorders>
+            <w:top w:val="single" w:color="9FB3AD" w:sz="4" w:space="0"/>
+            <w:left w:val="single" w:color="9FB3AD" w:sz="4" w:space="0"/>
+            <w:bottom w:val="single" w:color="9FB3AD" w:sz="4" w:space="0"/>
+            <w:right w:val="single" w:color="9FB3AD" w:sz="4" w:space="0"/>
+            <w:insideH w:val="single" w:color="9FB3AD" w:sz="4" w:space="0"/>
+            <w:insideV w:val="single" w:color="9FB3AD" w:sz="4" w:space="0"/>
+          </w:tblBorders>
+          <w:tblCellMar>
+            <w:top w:w="0" w:type="dxa"/>
+            <w:left w:w="108" w:type="dxa"/>
+            <w:bottom w:w="0" w:type="dxa"/>
+            <w:right w:w="108" w:type="dxa"/>
+          </w:tblCellMar>
+        </w:tblPrEx>
+        <w:trPr>
+          <w:jc w:val="center"/>
+        </w:trPr>
+        <w:tc>
+          <w:tcPr>
+            <w:tcW w:w="3024" w:type="dxa"/>
+          </w:tcPr>
+          <w:p>
+            <w:r>
+              <w:t>合计</w:t>
+            </w:r>
+          </w:p>
+        </w:tc>
+        <w:tc>
+          <w:tcPr>
+            <w:tcW w:w="3024" w:type="dxa"/>
+          </w:tcPr>
+          <w:p>
+            <w:r>
+              <w:t>100%</w:t>
+            </w:r>
+          </w:p>
+        </w:tc>
+        <w:tc>
+          <w:tcPr>
+            <w:tcW w:w="3024" w:type="dxa"/>
+          </w:tcPr>
+          <w:p>
+            <w:r>
+              <w:t>约 306</w:t>
+            </w:r>
+          </w:p>
+        </w:tc>
+      </w:tr>
+    </w:tbl>
     <w:p>
       <w:pPr>
         <w:spacing w:before="80" w:after="80"/>
@@ -4432,7 +6752,7 @@
           <w:color w:val="000000"/>
           <w:sz w:val="21"/>
         </w:rPr>
-        <w:t>表 4　项目成本构成</w:t>
+        <w:t>表 9　项目成本构成</w:t>
       </w:r>
     </w:p>
     <w:tbl>
@@ -4844,6 +7164,64 @@
         <w:tc>
           <w:tcPr>
             <w:tcW w:w="1701" w:type="dxa"/>
+            <w:vAlign w:val="center"/>
+          </w:tcPr>
+          <w:p>
+            <w:pPr>
+              <w:ind w:left="0" w:leftChars="0" w:firstLine="0" w:firstLineChars="0"/>
+            </w:pPr>
+            <w:r>
+              <w:t>开发辅助工具</w:t>
+            </w:r>
+          </w:p>
+        </w:tc>
+        <w:tc>
+          <w:tcPr>
+            <w:tcW w:w="1587" w:type="dxa"/>
+            <w:vAlign w:val="center"/>
+          </w:tcPr>
+          <w:p>
+            <w:r>
+              <w:t>0 元</w:t>
+            </w:r>
+          </w:p>
+        </w:tc>
+        <w:tc>
+          <w:tcPr>
+            <w:tcW w:w="5783" w:type="dxa"/>
+            <w:vAlign w:val="center"/>
+          </w:tcPr>
+          <w:p>
+            <w:r>
+              <w:t>AI 辅助工具采用豆包免费版，用于文档编写与资料整理，无订阅费用</w:t>
+            </w:r>
+          </w:p>
+        </w:tc>
+      </w:tr>
+      <w:tr>
+        <w:tblPrEx>
+          <w:tblBorders>
+            <w:top w:val="single" w:color="9FB3AD" w:sz="4" w:space="0"/>
+            <w:left w:val="single" w:color="9FB3AD" w:sz="4" w:space="0"/>
+            <w:bottom w:val="single" w:color="9FB3AD" w:sz="4" w:space="0"/>
+            <w:right w:val="single" w:color="9FB3AD" w:sz="4" w:space="0"/>
+            <w:insideH w:val="single" w:color="9FB3AD" w:sz="4" w:space="0"/>
+            <w:insideV w:val="single" w:color="9FB3AD" w:sz="4" w:space="0"/>
+          </w:tblBorders>
+          <w:tblCellMar>
+            <w:top w:w="0" w:type="dxa"/>
+            <w:left w:w="108" w:type="dxa"/>
+            <w:bottom w:w="0" w:type="dxa"/>
+            <w:right w:w="108" w:type="dxa"/>
+          </w:tblCellMar>
+        </w:tblPrEx>
+        <w:trPr>
+          <w:cantSplit/>
+          <w:jc w:val="center"/>
+        </w:trPr>
+        <w:tc>
+          <w:tcPr>
+            <w:tcW w:w="1701" w:type="dxa"/>
             <w:shd w:val="clear" w:color="auto" w:fill="F4F7F6"/>
             <w:vAlign w:val="center"/>
           </w:tcPr>
@@ -4943,6 +7321,813 @@
       <w:pPr>
         <w:pStyle w:val="4"/>
       </w:pPr>
+      <w:r>
+        <w:t>5.3 成本/效益分析（定量）</w:t>
+      </w:r>
+    </w:p>
+    <w:p>
+      <w:r>
+        <w:t>为判断“经济上是否划算”，按货币的时间价值方法对开发成本与运行效益作定量比较。分析基于以下明确假设：人力时薪按 30 元/小时折算；产品面向校园推广，保守估计稳定用户 100 人；平均每人每周节省零散操作时间约 10 分钟（复制找回、待办集中、文件检索、课表确认等）；每年按 40 个教学周计。</w:t>
+      </w:r>
+    </w:p>
+    <w:p>
+      <w:r>
+        <w:t>开发成本（现在投入）≈ 306 人时 × 30 元/小时 = 9180 元；运行费用为 0（本地单机、无服务器与网络支出）。年效益 = 100 人 × 10 分钟 × 40 周 ≈ 667 人时 ≈ 20000 元/年。</w:t>
+      </w:r>
+    </w:p>
+    <w:p>
+      <w:r>
+        <w:t>（1）货币的时间价值：按年利率 i = 5% 将未来 5 年每年 20000 元效益折算为现在价值，计算见表 10。5 年累计效益的现在价值为 86589.53 元。</w:t>
+      </w:r>
+    </w:p>
+    <w:p>
+      <w:r>
+        <w:t>表10　货币时间价值计算（i = 5%）</w:t>
+      </w:r>
+    </w:p>
+    <w:tbl>
+      <w:tblPr>
+        <w:tblStyle w:val="34"/>
+        <w:tblW w:w="0" w:type="auto"/>
+        <w:jc w:val="center"/>
+        <w:tblBorders>
+          <w:top w:val="single" w:color="9FB3AD" w:sz="4" w:space="0"/>
+          <w:left w:val="single" w:color="9FB3AD" w:sz="4" w:space="0"/>
+          <w:bottom w:val="single" w:color="9FB3AD" w:sz="4" w:space="0"/>
+          <w:right w:val="single" w:color="9FB3AD" w:sz="4" w:space="0"/>
+          <w:insideH w:val="single" w:color="9FB3AD" w:sz="4" w:space="0"/>
+          <w:insideV w:val="single" w:color="9FB3AD" w:sz="4" w:space="0"/>
+        </w:tblBorders>
+        <w:tblLayout w:type="fixed"/>
+        <w:tblCellMar>
+          <w:top w:w="0" w:type="dxa"/>
+          <w:left w:w="108" w:type="dxa"/>
+          <w:bottom w:w="0" w:type="dxa"/>
+          <w:right w:w="108" w:type="dxa"/>
+        </w:tblCellMar>
+      </w:tblPr>
+      <w:tblGrid>
+        <w:gridCol w:w="1814"/>
+        <w:gridCol w:w="1814"/>
+        <w:gridCol w:w="1814"/>
+        <w:gridCol w:w="1814"/>
+        <w:gridCol w:w="1814"/>
+      </w:tblGrid>
+      <w:tr>
+        <w:tblPrEx>
+          <w:tblBorders>
+            <w:top w:val="single" w:color="9FB3AD" w:sz="4" w:space="0"/>
+            <w:left w:val="single" w:color="9FB3AD" w:sz="4" w:space="0"/>
+            <w:bottom w:val="single" w:color="9FB3AD" w:sz="4" w:space="0"/>
+            <w:right w:val="single" w:color="9FB3AD" w:sz="4" w:space="0"/>
+            <w:insideH w:val="single" w:color="9FB3AD" w:sz="4" w:space="0"/>
+            <w:insideV w:val="single" w:color="9FB3AD" w:sz="4" w:space="0"/>
+          </w:tblBorders>
+          <w:tblCellMar>
+            <w:top w:w="0" w:type="dxa"/>
+            <w:left w:w="108" w:type="dxa"/>
+            <w:bottom w:w="0" w:type="dxa"/>
+            <w:right w:w="108" w:type="dxa"/>
+          </w:tblCellMar>
+        </w:tblPrEx>
+        <w:trPr>
+          <w:jc w:val="center"/>
+        </w:trPr>
+        <w:tc>
+          <w:tcPr>
+            <w:tcW w:w="1814" w:type="dxa"/>
+          </w:tcPr>
+          <w:p>
+            <w:r>
+              <w:rPr>
+                <w:b/>
+              </w:rPr>
+              <w:t>年份</w:t>
+            </w:r>
+          </w:p>
+        </w:tc>
+        <w:tc>
+          <w:tcPr>
+            <w:tcW w:w="1814" w:type="dxa"/>
+          </w:tcPr>
+          <w:p>
+            <w:r>
+              <w:rPr>
+                <w:b/>
+              </w:rPr>
+              <w:t>当年效益（元）</w:t>
+            </w:r>
+          </w:p>
+        </w:tc>
+        <w:tc>
+          <w:tcPr>
+            <w:tcW w:w="1814" w:type="dxa"/>
+          </w:tcPr>
+          <w:p>
+            <w:r>
+              <w:rPr>
+                <w:b/>
+              </w:rPr>
+              <w:t>(1+i)^n</w:t>
+            </w:r>
+          </w:p>
+        </w:tc>
+        <w:tc>
+          <w:tcPr>
+            <w:tcW w:w="1814" w:type="dxa"/>
+          </w:tcPr>
+          <w:p>
+            <w:r>
+              <w:rPr>
+                <w:b/>
+              </w:rPr>
+              <w:t>现在价值（元）</w:t>
+            </w:r>
+          </w:p>
+        </w:tc>
+        <w:tc>
+          <w:tcPr>
+            <w:tcW w:w="1814" w:type="dxa"/>
+          </w:tcPr>
+          <w:p>
+            <w:r>
+              <w:rPr>
+                <w:b/>
+              </w:rPr>
+              <w:t>累计现在价值（元）</w:t>
+            </w:r>
+          </w:p>
+        </w:tc>
+      </w:tr>
+      <w:tr>
+        <w:tblPrEx>
+          <w:tblBorders>
+            <w:top w:val="single" w:color="9FB3AD" w:sz="4" w:space="0"/>
+            <w:left w:val="single" w:color="9FB3AD" w:sz="4" w:space="0"/>
+            <w:bottom w:val="single" w:color="9FB3AD" w:sz="4" w:space="0"/>
+            <w:right w:val="single" w:color="9FB3AD" w:sz="4" w:space="0"/>
+            <w:insideH w:val="single" w:color="9FB3AD" w:sz="4" w:space="0"/>
+            <w:insideV w:val="single" w:color="9FB3AD" w:sz="4" w:space="0"/>
+          </w:tblBorders>
+          <w:tblCellMar>
+            <w:top w:w="0" w:type="dxa"/>
+            <w:left w:w="108" w:type="dxa"/>
+            <w:bottom w:w="0" w:type="dxa"/>
+            <w:right w:w="108" w:type="dxa"/>
+          </w:tblCellMar>
+        </w:tblPrEx>
+        <w:trPr>
+          <w:jc w:val="center"/>
+        </w:trPr>
+        <w:tc>
+          <w:tcPr>
+            <w:tcW w:w="1814" w:type="dxa"/>
+          </w:tcPr>
+          <w:p>
+            <w:r>
+              <w:t>1</w:t>
+            </w:r>
+          </w:p>
+        </w:tc>
+        <w:tc>
+          <w:tcPr>
+            <w:tcW w:w="1814" w:type="dxa"/>
+          </w:tcPr>
+          <w:p>
+            <w:r>
+              <w:t>20000</w:t>
+            </w:r>
+          </w:p>
+        </w:tc>
+        <w:tc>
+          <w:tcPr>
+            <w:tcW w:w="1814" w:type="dxa"/>
+          </w:tcPr>
+          <w:p>
+            <w:r>
+              <w:t>1.0500</w:t>
+            </w:r>
+          </w:p>
+        </w:tc>
+        <w:tc>
+          <w:tcPr>
+            <w:tcW w:w="1814" w:type="dxa"/>
+          </w:tcPr>
+          <w:p>
+            <w:r>
+              <w:t>19047.62</w:t>
+            </w:r>
+          </w:p>
+        </w:tc>
+        <w:tc>
+          <w:tcPr>
+            <w:tcW w:w="1814" w:type="dxa"/>
+          </w:tcPr>
+          <w:p>
+            <w:r>
+              <w:t>19047.62</w:t>
+            </w:r>
+          </w:p>
+        </w:tc>
+      </w:tr>
+      <w:tr>
+        <w:tblPrEx>
+          <w:tblBorders>
+            <w:top w:val="single" w:color="9FB3AD" w:sz="4" w:space="0"/>
+            <w:left w:val="single" w:color="9FB3AD" w:sz="4" w:space="0"/>
+            <w:bottom w:val="single" w:color="9FB3AD" w:sz="4" w:space="0"/>
+            <w:right w:val="single" w:color="9FB3AD" w:sz="4" w:space="0"/>
+            <w:insideH w:val="single" w:color="9FB3AD" w:sz="4" w:space="0"/>
+            <w:insideV w:val="single" w:color="9FB3AD" w:sz="4" w:space="0"/>
+          </w:tblBorders>
+          <w:tblCellMar>
+            <w:top w:w="0" w:type="dxa"/>
+            <w:left w:w="108" w:type="dxa"/>
+            <w:bottom w:w="0" w:type="dxa"/>
+            <w:right w:w="108" w:type="dxa"/>
+          </w:tblCellMar>
+        </w:tblPrEx>
+        <w:trPr>
+          <w:jc w:val="center"/>
+        </w:trPr>
+        <w:tc>
+          <w:tcPr>
+            <w:tcW w:w="1814" w:type="dxa"/>
+          </w:tcPr>
+          <w:p>
+            <w:r>
+              <w:t>2</w:t>
+            </w:r>
+          </w:p>
+        </w:tc>
+        <w:tc>
+          <w:tcPr>
+            <w:tcW w:w="1814" w:type="dxa"/>
+          </w:tcPr>
+          <w:p>
+            <w:r>
+              <w:t>20000</w:t>
+            </w:r>
+          </w:p>
+        </w:tc>
+        <w:tc>
+          <w:tcPr>
+            <w:tcW w:w="1814" w:type="dxa"/>
+          </w:tcPr>
+          <w:p>
+            <w:r>
+              <w:t>1.1025</w:t>
+            </w:r>
+          </w:p>
+        </w:tc>
+        <w:tc>
+          <w:tcPr>
+            <w:tcW w:w="1814" w:type="dxa"/>
+          </w:tcPr>
+          <w:p>
+            <w:r>
+              <w:t>18140.59</w:t>
+            </w:r>
+          </w:p>
+        </w:tc>
+        <w:tc>
+          <w:tcPr>
+            <w:tcW w:w="1814" w:type="dxa"/>
+          </w:tcPr>
+          <w:p>
+            <w:r>
+              <w:t>37188.21</w:t>
+            </w:r>
+          </w:p>
+        </w:tc>
+      </w:tr>
+      <w:tr>
+        <w:tblPrEx>
+          <w:tblBorders>
+            <w:top w:val="single" w:color="9FB3AD" w:sz="4" w:space="0"/>
+            <w:left w:val="single" w:color="9FB3AD" w:sz="4" w:space="0"/>
+            <w:bottom w:val="single" w:color="9FB3AD" w:sz="4" w:space="0"/>
+            <w:right w:val="single" w:color="9FB3AD" w:sz="4" w:space="0"/>
+            <w:insideH w:val="single" w:color="9FB3AD" w:sz="4" w:space="0"/>
+            <w:insideV w:val="single" w:color="9FB3AD" w:sz="4" w:space="0"/>
+          </w:tblBorders>
+          <w:tblCellMar>
+            <w:top w:w="0" w:type="dxa"/>
+            <w:left w:w="108" w:type="dxa"/>
+            <w:bottom w:w="0" w:type="dxa"/>
+            <w:right w:w="108" w:type="dxa"/>
+          </w:tblCellMar>
+        </w:tblPrEx>
+        <w:trPr>
+          <w:jc w:val="center"/>
+        </w:trPr>
+        <w:tc>
+          <w:tcPr>
+            <w:tcW w:w="1814" w:type="dxa"/>
+          </w:tcPr>
+          <w:p>
+            <w:r>
+              <w:t>3</w:t>
+            </w:r>
+          </w:p>
+        </w:tc>
+        <w:tc>
+          <w:tcPr>
+            <w:tcW w:w="1814" w:type="dxa"/>
+          </w:tcPr>
+          <w:p>
+            <w:r>
+              <w:t>20000</w:t>
+            </w:r>
+          </w:p>
+        </w:tc>
+        <w:tc>
+          <w:tcPr>
+            <w:tcW w:w="1814" w:type="dxa"/>
+          </w:tcPr>
+          <w:p>
+            <w:r>
+              <w:t>1.1576</w:t>
+            </w:r>
+          </w:p>
+        </w:tc>
+        <w:tc>
+          <w:tcPr>
+            <w:tcW w:w="1814" w:type="dxa"/>
+          </w:tcPr>
+          <w:p>
+            <w:r>
+              <w:t>17276.75</w:t>
+            </w:r>
+          </w:p>
+        </w:tc>
+        <w:tc>
+          <w:tcPr>
+            <w:tcW w:w="1814" w:type="dxa"/>
+          </w:tcPr>
+          <w:p>
+            <w:r>
+              <w:t>54464.96</w:t>
+            </w:r>
+          </w:p>
+        </w:tc>
+      </w:tr>
+      <w:tr>
+        <w:tblPrEx>
+          <w:tblBorders>
+            <w:top w:val="single" w:color="9FB3AD" w:sz="4" w:space="0"/>
+            <w:left w:val="single" w:color="9FB3AD" w:sz="4" w:space="0"/>
+            <w:bottom w:val="single" w:color="9FB3AD" w:sz="4" w:space="0"/>
+            <w:right w:val="single" w:color="9FB3AD" w:sz="4" w:space="0"/>
+            <w:insideH w:val="single" w:color="9FB3AD" w:sz="4" w:space="0"/>
+            <w:insideV w:val="single" w:color="9FB3AD" w:sz="4" w:space="0"/>
+          </w:tblBorders>
+          <w:tblCellMar>
+            <w:top w:w="0" w:type="dxa"/>
+            <w:left w:w="108" w:type="dxa"/>
+            <w:bottom w:w="0" w:type="dxa"/>
+            <w:right w:w="108" w:type="dxa"/>
+          </w:tblCellMar>
+        </w:tblPrEx>
+        <w:trPr>
+          <w:jc w:val="center"/>
+        </w:trPr>
+        <w:tc>
+          <w:tcPr>
+            <w:tcW w:w="1814" w:type="dxa"/>
+          </w:tcPr>
+          <w:p>
+            <w:r>
+              <w:t>4</w:t>
+            </w:r>
+          </w:p>
+        </w:tc>
+        <w:tc>
+          <w:tcPr>
+            <w:tcW w:w="1814" w:type="dxa"/>
+          </w:tcPr>
+          <w:p>
+            <w:r>
+              <w:t>20000</w:t>
+            </w:r>
+          </w:p>
+        </w:tc>
+        <w:tc>
+          <w:tcPr>
+            <w:tcW w:w="1814" w:type="dxa"/>
+          </w:tcPr>
+          <w:p>
+            <w:r>
+              <w:t>1.2155</w:t>
+            </w:r>
+          </w:p>
+        </w:tc>
+        <w:tc>
+          <w:tcPr>
+            <w:tcW w:w="1814" w:type="dxa"/>
+          </w:tcPr>
+          <w:p>
+            <w:r>
+              <w:t>16454.05</w:t>
+            </w:r>
+          </w:p>
+        </w:tc>
+        <w:tc>
+          <w:tcPr>
+            <w:tcW w:w="1814" w:type="dxa"/>
+          </w:tcPr>
+          <w:p>
+            <w:r>
+              <w:t>70919.01</w:t>
+            </w:r>
+          </w:p>
+        </w:tc>
+      </w:tr>
+      <w:tr>
+        <w:tblPrEx>
+          <w:tblBorders>
+            <w:top w:val="single" w:color="9FB3AD" w:sz="4" w:space="0"/>
+            <w:left w:val="single" w:color="9FB3AD" w:sz="4" w:space="0"/>
+            <w:bottom w:val="single" w:color="9FB3AD" w:sz="4" w:space="0"/>
+            <w:right w:val="single" w:color="9FB3AD" w:sz="4" w:space="0"/>
+            <w:insideH w:val="single" w:color="9FB3AD" w:sz="4" w:space="0"/>
+            <w:insideV w:val="single" w:color="9FB3AD" w:sz="4" w:space="0"/>
+          </w:tblBorders>
+          <w:tblCellMar>
+            <w:top w:w="0" w:type="dxa"/>
+            <w:left w:w="108" w:type="dxa"/>
+            <w:bottom w:w="0" w:type="dxa"/>
+            <w:right w:w="108" w:type="dxa"/>
+          </w:tblCellMar>
+        </w:tblPrEx>
+        <w:trPr>
+          <w:jc w:val="center"/>
+        </w:trPr>
+        <w:tc>
+          <w:tcPr>
+            <w:tcW w:w="1814" w:type="dxa"/>
+          </w:tcPr>
+          <w:p>
+            <w:r>
+              <w:t>5</w:t>
+            </w:r>
+          </w:p>
+        </w:tc>
+        <w:tc>
+          <w:tcPr>
+            <w:tcW w:w="1814" w:type="dxa"/>
+          </w:tcPr>
+          <w:p>
+            <w:r>
+              <w:t>20000</w:t>
+            </w:r>
+          </w:p>
+        </w:tc>
+        <w:tc>
+          <w:tcPr>
+            <w:tcW w:w="1814" w:type="dxa"/>
+          </w:tcPr>
+          <w:p>
+            <w:r>
+              <w:t>1.2763</w:t>
+            </w:r>
+          </w:p>
+        </w:tc>
+        <w:tc>
+          <w:tcPr>
+            <w:tcW w:w="1814" w:type="dxa"/>
+          </w:tcPr>
+          <w:p>
+            <w:r>
+              <w:t>15670.52</w:t>
+            </w:r>
+          </w:p>
+        </w:tc>
+        <w:tc>
+          <w:tcPr>
+            <w:tcW w:w="1814" w:type="dxa"/>
+          </w:tcPr>
+          <w:p>
+            <w:r>
+              <w:t>86589.53</w:t>
+            </w:r>
+          </w:p>
+        </w:tc>
+      </w:tr>
+    </w:tbl>
+    <w:p>
+      <w:r>
+        <w:t>（2）投资回收期：第 1 年效益的现在价值（19047.62 元）即已超过开发成本，静态回收期 ≈ 9180 ÷ 20000 ≈ 0.46 年，约 5.5 个月。</w:t>
+      </w:r>
+    </w:p>
+    <w:p>
+      <w:r>
+        <w:t>（3）纯收入：5 年累计效益现在价值 86589.53 元 − 开发成本 9180 元 = 77409.53 元，远大于零。</w:t>
+      </w:r>
+    </w:p>
+    <w:p>
+      <w:r>
+        <w:t>（4）投资回收率：即使将贴现率大幅提高，累计效益现值仍显著大于开发成本，投资回收率远高于一般门槛。</w:t>
+      </w:r>
+    </w:p>
+    <w:p>
+      <w:r>
+        <w:t>敏感性分析见表 11：即使稳定用户降至 30 人，年效益 6000 元、回收期约 1.53 年（18 个月），结论对推广规模不敏感。</w:t>
+      </w:r>
+    </w:p>
+    <w:p>
+      <w:r>
+        <w:t>表11　用户规模敏感性分析</w:t>
+      </w:r>
+    </w:p>
+    <w:tbl>
+      <w:tblPr>
+        <w:tblStyle w:val="34"/>
+        <w:tblW w:w="0" w:type="auto"/>
+        <w:jc w:val="center"/>
+        <w:tblBorders>
+          <w:top w:val="single" w:color="9FB3AD" w:sz="4" w:space="0"/>
+          <w:left w:val="single" w:color="9FB3AD" w:sz="4" w:space="0"/>
+          <w:bottom w:val="single" w:color="9FB3AD" w:sz="4" w:space="0"/>
+          <w:right w:val="single" w:color="9FB3AD" w:sz="4" w:space="0"/>
+          <w:insideH w:val="single" w:color="9FB3AD" w:sz="4" w:space="0"/>
+          <w:insideV w:val="single" w:color="9FB3AD" w:sz="4" w:space="0"/>
+        </w:tblBorders>
+        <w:tblLayout w:type="fixed"/>
+        <w:tblCellMar>
+          <w:top w:w="0" w:type="dxa"/>
+          <w:left w:w="108" w:type="dxa"/>
+          <w:bottom w:w="0" w:type="dxa"/>
+          <w:right w:w="108" w:type="dxa"/>
+        </w:tblCellMar>
+      </w:tblPr>
+      <w:tblGrid>
+        <w:gridCol w:w="2268"/>
+        <w:gridCol w:w="2268"/>
+        <w:gridCol w:w="2268"/>
+        <w:gridCol w:w="2268"/>
+      </w:tblGrid>
+      <w:tr>
+        <w:tblPrEx>
+          <w:tblBorders>
+            <w:top w:val="single" w:color="9FB3AD" w:sz="4" w:space="0"/>
+            <w:left w:val="single" w:color="9FB3AD" w:sz="4" w:space="0"/>
+            <w:bottom w:val="single" w:color="9FB3AD" w:sz="4" w:space="0"/>
+            <w:right w:val="single" w:color="9FB3AD" w:sz="4" w:space="0"/>
+            <w:insideH w:val="single" w:color="9FB3AD" w:sz="4" w:space="0"/>
+            <w:insideV w:val="single" w:color="9FB3AD" w:sz="4" w:space="0"/>
+          </w:tblBorders>
+          <w:tblCellMar>
+            <w:top w:w="0" w:type="dxa"/>
+            <w:left w:w="108" w:type="dxa"/>
+            <w:bottom w:w="0" w:type="dxa"/>
+            <w:right w:w="108" w:type="dxa"/>
+          </w:tblCellMar>
+        </w:tblPrEx>
+        <w:trPr>
+          <w:jc w:val="center"/>
+        </w:trPr>
+        <w:tc>
+          <w:tcPr>
+            <w:tcW w:w="2268" w:type="dxa"/>
+          </w:tcPr>
+          <w:p>
+            <w:r>
+              <w:rPr>
+                <w:b/>
+              </w:rPr>
+              <w:t>稳定用户数</w:t>
+            </w:r>
+          </w:p>
+        </w:tc>
+        <w:tc>
+          <w:tcPr>
+            <w:tcW w:w="2268" w:type="dxa"/>
+          </w:tcPr>
+          <w:p>
+            <w:r>
+              <w:rPr>
+                <w:b/>
+              </w:rPr>
+              <w:t>年效益（元）</w:t>
+            </w:r>
+          </w:p>
+        </w:tc>
+        <w:tc>
+          <w:tcPr>
+            <w:tcW w:w="2268" w:type="dxa"/>
+          </w:tcPr>
+          <w:p>
+            <w:r>
+              <w:rPr>
+                <w:b/>
+              </w:rPr>
+              <w:t>投资回收期</w:t>
+            </w:r>
+          </w:p>
+        </w:tc>
+        <w:tc>
+          <w:tcPr>
+            <w:tcW w:w="2268" w:type="dxa"/>
+          </w:tcPr>
+          <w:p>
+            <w:r>
+              <w:rPr>
+                <w:b/>
+              </w:rPr>
+              <w:t>结论</w:t>
+            </w:r>
+          </w:p>
+        </w:tc>
+      </w:tr>
+      <w:tr>
+        <w:tblPrEx>
+          <w:tblBorders>
+            <w:top w:val="single" w:color="9FB3AD" w:sz="4" w:space="0"/>
+            <w:left w:val="single" w:color="9FB3AD" w:sz="4" w:space="0"/>
+            <w:bottom w:val="single" w:color="9FB3AD" w:sz="4" w:space="0"/>
+            <w:right w:val="single" w:color="9FB3AD" w:sz="4" w:space="0"/>
+            <w:insideH w:val="single" w:color="9FB3AD" w:sz="4" w:space="0"/>
+            <w:insideV w:val="single" w:color="9FB3AD" w:sz="4" w:space="0"/>
+          </w:tblBorders>
+          <w:tblCellMar>
+            <w:top w:w="0" w:type="dxa"/>
+            <w:left w:w="108" w:type="dxa"/>
+            <w:bottom w:w="0" w:type="dxa"/>
+            <w:right w:w="108" w:type="dxa"/>
+          </w:tblCellMar>
+        </w:tblPrEx>
+        <w:trPr>
+          <w:jc w:val="center"/>
+        </w:trPr>
+        <w:tc>
+          <w:tcPr>
+            <w:tcW w:w="2268" w:type="dxa"/>
+          </w:tcPr>
+          <w:p>
+            <w:r>
+              <w:t>100 人</w:t>
+            </w:r>
+          </w:p>
+        </w:tc>
+        <w:tc>
+          <w:tcPr>
+            <w:tcW w:w="2268" w:type="dxa"/>
+          </w:tcPr>
+          <w:p>
+            <w:r>
+              <w:t>20000</w:t>
+            </w:r>
+          </w:p>
+        </w:tc>
+        <w:tc>
+          <w:tcPr>
+            <w:tcW w:w="2268" w:type="dxa"/>
+          </w:tcPr>
+          <w:p>
+            <w:r>
+              <w:t>约 0.46 年（5.5 个月）</w:t>
+            </w:r>
+          </w:p>
+        </w:tc>
+        <w:tc>
+          <w:tcPr>
+            <w:tcW w:w="2268" w:type="dxa"/>
+          </w:tcPr>
+          <w:p>
+            <w:r>
+              <w:t>显著可行</w:t>
+            </w:r>
+          </w:p>
+        </w:tc>
+      </w:tr>
+      <w:tr>
+        <w:tblPrEx>
+          <w:tblBorders>
+            <w:top w:val="single" w:color="9FB3AD" w:sz="4" w:space="0"/>
+            <w:left w:val="single" w:color="9FB3AD" w:sz="4" w:space="0"/>
+            <w:bottom w:val="single" w:color="9FB3AD" w:sz="4" w:space="0"/>
+            <w:right w:val="single" w:color="9FB3AD" w:sz="4" w:space="0"/>
+            <w:insideH w:val="single" w:color="9FB3AD" w:sz="4" w:space="0"/>
+            <w:insideV w:val="single" w:color="9FB3AD" w:sz="4" w:space="0"/>
+          </w:tblBorders>
+          <w:tblCellMar>
+            <w:top w:w="0" w:type="dxa"/>
+            <w:left w:w="108" w:type="dxa"/>
+            <w:bottom w:w="0" w:type="dxa"/>
+            <w:right w:w="108" w:type="dxa"/>
+          </w:tblCellMar>
+        </w:tblPrEx>
+        <w:trPr>
+          <w:jc w:val="center"/>
+        </w:trPr>
+        <w:tc>
+          <w:tcPr>
+            <w:tcW w:w="2268" w:type="dxa"/>
+          </w:tcPr>
+          <w:p>
+            <w:r>
+              <w:t>50 人</w:t>
+            </w:r>
+          </w:p>
+        </w:tc>
+        <w:tc>
+          <w:tcPr>
+            <w:tcW w:w="2268" w:type="dxa"/>
+          </w:tcPr>
+          <w:p>
+            <w:r>
+              <w:t>10000</w:t>
+            </w:r>
+          </w:p>
+        </w:tc>
+        <w:tc>
+          <w:tcPr>
+            <w:tcW w:w="2268" w:type="dxa"/>
+          </w:tcPr>
+          <w:p>
+            <w:r>
+              <w:t>约 0.92 年（11 个月）</w:t>
+            </w:r>
+          </w:p>
+        </w:tc>
+        <w:tc>
+          <w:tcPr>
+            <w:tcW w:w="2268" w:type="dxa"/>
+          </w:tcPr>
+          <w:p>
+            <w:r>
+              <w:t>可行</w:t>
+            </w:r>
+          </w:p>
+        </w:tc>
+      </w:tr>
+      <w:tr>
+        <w:tblPrEx>
+          <w:tblBorders>
+            <w:top w:val="single" w:color="9FB3AD" w:sz="4" w:space="0"/>
+            <w:left w:val="single" w:color="9FB3AD" w:sz="4" w:space="0"/>
+            <w:bottom w:val="single" w:color="9FB3AD" w:sz="4" w:space="0"/>
+            <w:right w:val="single" w:color="9FB3AD" w:sz="4" w:space="0"/>
+            <w:insideH w:val="single" w:color="9FB3AD" w:sz="4" w:space="0"/>
+            <w:insideV w:val="single" w:color="9FB3AD" w:sz="4" w:space="0"/>
+          </w:tblBorders>
+          <w:tblCellMar>
+            <w:top w:w="0" w:type="dxa"/>
+            <w:left w:w="108" w:type="dxa"/>
+            <w:bottom w:w="0" w:type="dxa"/>
+            <w:right w:w="108" w:type="dxa"/>
+          </w:tblCellMar>
+        </w:tblPrEx>
+        <w:trPr>
+          <w:jc w:val="center"/>
+        </w:trPr>
+        <w:tc>
+          <w:tcPr>
+            <w:tcW w:w="2268" w:type="dxa"/>
+          </w:tcPr>
+          <w:p>
+            <w:r>
+              <w:t>30 人</w:t>
+            </w:r>
+          </w:p>
+        </w:tc>
+        <w:tc>
+          <w:tcPr>
+            <w:tcW w:w="2268" w:type="dxa"/>
+          </w:tcPr>
+          <w:p>
+            <w:r>
+              <w:t>6000</w:t>
+            </w:r>
+          </w:p>
+        </w:tc>
+        <w:tc>
+          <w:tcPr>
+            <w:tcW w:w="2268" w:type="dxa"/>
+          </w:tcPr>
+          <w:p>
+            <w:r>
+              <w:t>约 1.53 年（18 个月）</w:t>
+            </w:r>
+          </w:p>
+        </w:tc>
+        <w:tc>
+          <w:tcPr>
+            <w:tcW w:w="2268" w:type="dxa"/>
+          </w:tcPr>
+          <w:p>
+            <w:r>
+              <w:t>仍可行</w:t>
+            </w:r>
+          </w:p>
+        </w:tc>
+      </w:tr>
+    </w:tbl>
+    <w:p>
+      <w:pPr>
+        <w:pStyle w:val="4"/>
+      </w:pPr>
       <w:bookmarkStart w:id="23" w:name="_LarkToc00024"/>
       <w:r>
         <w:rPr>
@@ -4951,7 +8136,7 @@
           <w:color w:val="000000"/>
           <w:sz w:val="28"/>
         </w:rPr>
-        <w:t>5.3 经济可行性结论</w:t>
+        <w:t>5.4 经济可行性结论</w:t>
       </w:r>
       <w:bookmarkEnd w:id="23"/>
     </w:p>
@@ -4965,6 +8150,9 @@
         </w:rPr>
         <w:t>项目经济成本为零，以课程学习投入即可完成，投入产出合理。经济可行性结论：可行。</w:t>
       </w:r>
+      <w:r>
+        <w:t>按 5.3 节定量分析，即使按市场化时薪折算开发投入，投资回收期不足半年、5 年纯收入约 7.74 万元，经济上划算。</w:t>
+      </w:r>
     </w:p>
     <w:p>
       <w:pPr>
@@ -5103,7 +8291,7 @@
           <w:color w:val="000000"/>
           <w:sz w:val="24"/>
         </w:rPr>
-        <w:t>项目按课程周期划分为七个阶段，各阶段与课程节点对齐，并设置里程碑评审，见表 5 与表 6（W1 对应 2026 年 9 月 14 日所在周）。</w:t>
+        <w:t>项目按课程周期划分为七个阶段，各阶段与课程节点对齐，并设置里程碑评审，见表 12 与表 13（W1 对应 2026 年 9 月 14 日所在周）。</w:t>
       </w:r>
     </w:p>
     <w:p>
@@ -5119,7 +8307,7 @@
           <w:color w:val="000000"/>
           <w:sz w:val="21"/>
         </w:rPr>
-        <w:t>表 5　阶段安排</w:t>
+        <w:t>表 12　阶段安排</w:t>
       </w:r>
     </w:p>
     <w:tbl>
@@ -5661,7 +8849,7 @@
                 <w:color w:val="000000"/>
                 <w:sz w:val="21"/>
               </w:rPr>
-              <w:t>W9–W10</w:t>
+              <w:t>W9–W11</w:t>
             </w:r>
           </w:p>
         </w:tc>
@@ -5773,7 +8961,7 @@
                 <w:color w:val="000000"/>
                 <w:sz w:val="21"/>
               </w:rPr>
-              <w:t>W11</w:t>
+              <w:t>W12</w:t>
             </w:r>
           </w:p>
         </w:tc>
@@ -5885,7 +9073,7 @@
                 <w:color w:val="000000"/>
                 <w:sz w:val="21"/>
               </w:rPr>
-              <w:t>W12–W14</w:t>
+              <w:t>W13–W14</w:t>
             </w:r>
           </w:p>
         </w:tc>
@@ -6060,7 +9248,7 @@
           <w:color w:val="000000"/>
           <w:sz w:val="21"/>
         </w:rPr>
-        <w:t>表 6　里程碑计划</w:t>
+        <w:t>表 13　里程碑计划</w:t>
       </w:r>
     </w:p>
     <w:tbl>
@@ -6421,7 +9609,7 @@
                 <w:color w:val="000000"/>
                 <w:sz w:val="21"/>
               </w:rPr>
-              <w:t>11 月 22 日</w:t>
+              <w:t>11 月 29 日</w:t>
             </w:r>
           </w:p>
         </w:tc>
@@ -6511,7 +9699,7 @@
                 <w:color w:val="000000"/>
                 <w:sz w:val="21"/>
               </w:rPr>
-              <w:t>11 月 29 日</w:t>
+              <w:t>12 月 6 日</w:t>
             </w:r>
           </w:p>
         </w:tc>
@@ -6600,7 +9788,7 @@
                 <w:color w:val="000000"/>
                 <w:sz w:val="21"/>
               </w:rPr>
-              <w:t>12 月 6 日</w:t>
+              <w:t>12 月 13 日</w:t>
             </w:r>
           </w:p>
         </w:tc>
@@ -6690,7 +9878,7 @@
                 <w:color w:val="000000"/>
                 <w:sz w:val="21"/>
               </w:rPr>
-              <w:t>12 月 27 日</w:t>
+              <w:t>1 月 3 日</w:t>
             </w:r>
           </w:p>
         </w:tc>
@@ -6779,7 +9967,7 @@
                 <w:color w:val="000000"/>
                 <w:sz w:val="21"/>
               </w:rPr>
-              <w:t>1 月 3 日</w:t>
+              <w:t>1 月 10 日</w:t>
             </w:r>
           </w:p>
         </w:tc>
@@ -6831,7 +10019,7 @@
           <w:color w:val="000000"/>
           <w:sz w:val="24"/>
         </w:rPr>
-        <w:t>五大功能模块耦合度低、可并行开发，功能责任到人：彭靖轩负责剪贴板历史记录与消息提醒窗，邵博凯负责任务清单与课表，孔世豪负责文件快速检索，文档与评审由全组共同完成。编码虽集中在 W11，但可在设计阶段完成模块接口约定与关键原型，前后阶段预留缓冲，整体人力可以覆盖。</w:t>
+        <w:t>五大功能模块耦合度低、可并行开发，功能责任到人：彭靖轩负责剪贴板历史记录与消息提醒窗，邵博凯负责任务清单与课表，孔世豪负责文件快速检索，文档与评审由全组共同完成。编码虽集中在 W12，但可在设计阶段完成模块接口约定与关键原型，前后阶段预留缓冲，整体人力可以覆盖。</w:t>
       </w:r>
     </w:p>
     <w:p>
@@ -6913,7 +10101,7 @@
           <w:color w:val="000000"/>
           <w:sz w:val="24"/>
         </w:rPr>
-        <w:t>结合技术与进度分析，识别主要风险并制定应对措施，见表 7。</w:t>
+        <w:t>结合技术与进度分析，识别主要风险并制定应对措施，见表 14。</w:t>
       </w:r>
     </w:p>
     <w:p>
@@ -6929,7 +10117,7 @@
           <w:color w:val="000000"/>
           <w:sz w:val="21"/>
         </w:rPr>
-        <w:t>表 7　风险登记与应对措施</w:t>
+        <w:t>表 14　风险登记与应对措施</w:t>
       </w:r>
     </w:p>
     <w:tbl>
@@ -6977,6 +10165,7 @@
         </w:tblPrEx>
         <w:trPr>
           <w:cantSplit/>
+          <w:trHeight w:val="439" w:hRule="atLeast"/>
           <w:tblHeader/>
           <w:jc w:val="center"/>
         </w:trPr>
@@ -7046,6 +10235,113 @@
                 <w:sz w:val="21"/>
               </w:rPr>
               <w:t>应对措施</w:t>
+            </w:r>
+          </w:p>
+        </w:tc>
+      </w:tr>
+      <w:tr>
+        <w:tblPrEx>
+          <w:tblBorders>
+            <w:top w:val="single" w:color="9FB3AD" w:sz="4" w:space="0"/>
+            <w:left w:val="single" w:color="9FB3AD" w:sz="4" w:space="0"/>
+            <w:bottom w:val="single" w:color="9FB3AD" w:sz="4" w:space="0"/>
+            <w:right w:val="single" w:color="9FB3AD" w:sz="4" w:space="0"/>
+            <w:insideH w:val="single" w:color="9FB3AD" w:sz="4" w:space="0"/>
+            <w:insideV w:val="single" w:color="9FB3AD" w:sz="4" w:space="0"/>
+          </w:tblBorders>
+          <w:tblCellMar>
+            <w:top w:w="0" w:type="dxa"/>
+            <w:left w:w="108" w:type="dxa"/>
+            <w:bottom w:w="0" w:type="dxa"/>
+            <w:right w:w="108" w:type="dxa"/>
+          </w:tblCellMar>
+        </w:tblPrEx>
+        <w:trPr>
+          <w:cantSplit/>
+          <w:trHeight w:val="1137" w:hRule="atLeast"/>
+          <w:jc w:val="center"/>
+        </w:trPr>
+        <w:tc>
+          <w:tcPr>
+            <w:tcW w:w="1701" w:type="dxa"/>
+            <w:vAlign w:val="center"/>
+          </w:tcPr>
+          <w:p>
+            <w:pPr>
+              <w:spacing w:before="20" w:after="20" w:line="240" w:lineRule="auto"/>
+              <w:ind w:firstLine="0"/>
+              <w:jc w:val="left"/>
+              <w:rPr>
+                <w:rFonts w:ascii="Times New Roman" w:hAnsi="Times New Roman" w:eastAsia="宋体" w:cs="Times New Roman"/>
+                <w:b w:val="0"/>
+                <w:color w:val="000000"/>
+                <w:sz w:val="21"/>
+              </w:rPr>
+            </w:pPr>
+            <w:r>
+              <w:rPr>
+                <w:rFonts w:ascii="Times New Roman" w:hAnsi="Times New Roman" w:eastAsia="宋体" w:cs="Times New Roman"/>
+                <w:b w:val="0"/>
+                <w:color w:val="000000"/>
+                <w:sz w:val="21"/>
+              </w:rPr>
+              <w:t>课表 Excel 解析异常</w:t>
+            </w:r>
+          </w:p>
+        </w:tc>
+        <w:tc>
+          <w:tcPr>
+            <w:tcW w:w="2494" w:type="dxa"/>
+            <w:vAlign w:val="center"/>
+          </w:tcPr>
+          <w:p>
+            <w:pPr>
+              <w:spacing w:before="20" w:after="20" w:line="240" w:lineRule="auto"/>
+              <w:ind w:firstLine="0"/>
+              <w:jc w:val="left"/>
+              <w:rPr>
+                <w:rFonts w:ascii="Times New Roman" w:hAnsi="Times New Roman" w:eastAsia="宋体" w:cs="Times New Roman"/>
+                <w:b w:val="0"/>
+                <w:color w:val="000000"/>
+                <w:sz w:val="21"/>
+              </w:rPr>
+            </w:pPr>
+            <w:r>
+              <w:rPr>
+                <w:rFonts w:ascii="Times New Roman" w:hAnsi="Times New Roman" w:eastAsia="宋体" w:cs="Times New Roman"/>
+                <w:b w:val="0"/>
+                <w:color w:val="000000"/>
+                <w:sz w:val="21"/>
+              </w:rPr>
+              <w:t>教务系统导出文件可能存在合并单元格、空行或空列，个别情况下导致解析失败或字段错位</w:t>
+            </w:r>
+          </w:p>
+        </w:tc>
+        <w:tc>
+          <w:tcPr>
+            <w:tcW w:w="4876" w:type="dxa"/>
+            <w:vAlign w:val="center"/>
+          </w:tcPr>
+          <w:p>
+            <w:pPr>
+              <w:spacing w:before="20" w:after="20" w:line="240" w:lineRule="auto"/>
+              <w:ind w:firstLine="0"/>
+              <w:jc w:val="left"/>
+              <w:rPr>
+                <w:rFonts w:ascii="Times New Roman" w:hAnsi="Times New Roman" w:eastAsia="宋体" w:cs="Times New Roman"/>
+                <w:b w:val="0"/>
+                <w:color w:val="000000"/>
+                <w:sz w:val="21"/>
+              </w:rPr>
+            </w:pPr>
+            <w:r>
+              <w:rPr>
+                <w:rFonts w:ascii="Times New Roman" w:hAnsi="Times New Roman" w:eastAsia="宋体" w:cs="Times New Roman"/>
+                <w:b w:val="0"/>
+                <w:color w:val="000000"/>
+                <w:sz w:val="21"/>
+              </w:rPr>
+              <w:t>使用 openpyxl 做容错解析，导入时校验字段并给出异常提示；提供导入格式说明与示例；保留手工录入通道兜底</w:t>
             </w:r>
           </w:p>
         </w:tc>
@@ -7074,6 +10370,7 @@
         <w:tc>
           <w:tcPr>
             <w:tcW w:w="1701" w:type="dxa"/>
+            <w:shd w:val="clear" w:color="auto" w:fill="F4F7F6"/>
             <w:vAlign w:val="center"/>
           </w:tcPr>
           <w:p>
@@ -7089,13 +10386,14 @@
                 <w:color w:val="000000"/>
                 <w:sz w:val="21"/>
               </w:rPr>
-              <w:t>课表 Excel 格式差异</w:t>
+              <w:t>多模块联调</w:t>
             </w:r>
           </w:p>
         </w:tc>
         <w:tc>
           <w:tcPr>
             <w:tcW w:w="2494" w:type="dxa"/>
+            <w:shd w:val="clear" w:color="auto" w:fill="F4F7F6"/>
             <w:vAlign w:val="center"/>
           </w:tcPr>
           <w:p>
@@ -7111,13 +10409,14 @@
                 <w:color w:val="000000"/>
                 <w:sz w:val="21"/>
               </w:rPr>
-              <w:t>不同教务系统导出模板不一致，可能导致导入失败或数据错误</w:t>
+              <w:t>共享数据库与悬浮窗交互可能出现接口不一致</w:t>
             </w:r>
           </w:p>
         </w:tc>
         <w:tc>
           <w:tcPr>
             <w:tcW w:w="4876" w:type="dxa"/>
+            <w:shd w:val="clear" w:color="auto" w:fill="F4F7F6"/>
             <w:vAlign w:val="center"/>
           </w:tcPr>
           <w:p>
@@ -7133,7 +10432,7 @@
                 <w:color w:val="000000"/>
                 <w:sz w:val="21"/>
               </w:rPr>
-              <w:t>使用 openpyxl 做容错解析；提供导入格式说明与示例；保留手工录入通道兜底</w:t>
+              <w:t>设计阶段先行约定模块接口；尽早开展集成；在里程碑评审中专项检查</w:t>
             </w:r>
           </w:p>
         </w:tc>
@@ -7162,7 +10461,6 @@
         <w:tc>
           <w:tcPr>
             <w:tcW w:w="1701" w:type="dxa"/>
-            <w:shd w:val="clear" w:color="auto" w:fill="F4F7F6"/>
             <w:vAlign w:val="center"/>
           </w:tcPr>
           <w:p>
@@ -7178,14 +10476,13 @@
                 <w:color w:val="000000"/>
                 <w:sz w:val="21"/>
               </w:rPr>
-              <w:t>多模块联调</w:t>
+              <w:t>实现阶段工期集中</w:t>
             </w:r>
           </w:p>
         </w:tc>
         <w:tc>
           <w:tcPr>
             <w:tcW w:w="2494" w:type="dxa"/>
-            <w:shd w:val="clear" w:color="auto" w:fill="F4F7F6"/>
             <w:vAlign w:val="center"/>
           </w:tcPr>
           <w:p>
@@ -7201,14 +10498,13 @@
                 <w:color w:val="000000"/>
                 <w:sz w:val="21"/>
               </w:rPr>
-              <w:t>共享数据库与悬浮窗交互可能出现接口不一致</w:t>
+              <w:t>编码集中在 W12，单周压力较大</w:t>
             </w:r>
           </w:p>
         </w:tc>
         <w:tc>
           <w:tcPr>
             <w:tcW w:w="4876" w:type="dxa"/>
-            <w:shd w:val="clear" w:color="auto" w:fill="F4F7F6"/>
             <w:vAlign w:val="center"/>
           </w:tcPr>
           <w:p>
@@ -7224,7 +10520,7 @@
                 <w:color w:val="000000"/>
                 <w:sz w:val="21"/>
               </w:rPr>
-              <w:t>设计阶段先行约定模块接口；尽早开展集成；在里程碑评审中专项检查</w:t>
+              <w:t>模块低耦合并行开发；设计阶段完成关键接口与原型；利用前后阶段缓冲</w:t>
             </w:r>
           </w:p>
         </w:tc>
@@ -7253,6 +10549,7 @@
         <w:tc>
           <w:tcPr>
             <w:tcW w:w="1701" w:type="dxa"/>
+            <w:shd w:val="clear" w:color="auto" w:fill="F4F7F6"/>
             <w:vAlign w:val="center"/>
           </w:tcPr>
           <w:p>
@@ -7268,13 +10565,14 @@
                 <w:color w:val="000000"/>
                 <w:sz w:val="21"/>
               </w:rPr>
-              <w:t>实现阶段工期集中</w:t>
+              <w:t>成员投入波动</w:t>
             </w:r>
           </w:p>
         </w:tc>
         <w:tc>
           <w:tcPr>
             <w:tcW w:w="2494" w:type="dxa"/>
+            <w:shd w:val="clear" w:color="auto" w:fill="F4F7F6"/>
             <w:vAlign w:val="center"/>
           </w:tcPr>
           <w:p>
@@ -7290,13 +10588,14 @@
                 <w:color w:val="000000"/>
                 <w:sz w:val="21"/>
               </w:rPr>
-              <w:t>编码集中在 W12，单周压力较大</w:t>
+              <w:t>课程考试等可能造成投入不足、任务延期</w:t>
             </w:r>
           </w:p>
         </w:tc>
         <w:tc>
           <w:tcPr>
             <w:tcW w:w="4876" w:type="dxa"/>
+            <w:shd w:val="clear" w:color="auto" w:fill="F4F7F6"/>
             <w:vAlign w:val="center"/>
           </w:tcPr>
           <w:p>
@@ -7312,7 +10611,7 @@
                 <w:color w:val="000000"/>
                 <w:sz w:val="21"/>
               </w:rPr>
-              <w:t>模块低耦合并行开发；设计阶段完成关键接口与原型；利用前后阶段缓冲</w:t>
+              <w:t>每周例会跟踪进度；任务按特长再分配；以绩效互评促进投入</w:t>
             </w:r>
           </w:p>
         </w:tc>
@@ -7336,97 +10635,7 @@
         </w:tblPrEx>
         <w:trPr>
           <w:cantSplit/>
-          <w:jc w:val="center"/>
-        </w:trPr>
-        <w:tc>
-          <w:tcPr>
-            <w:tcW w:w="1701" w:type="dxa"/>
-            <w:shd w:val="clear" w:color="auto" w:fill="F4F7F6"/>
-            <w:vAlign w:val="center"/>
-          </w:tcPr>
-          <w:p>
-            <w:pPr>
-              <w:spacing w:before="20" w:after="20" w:line="240" w:lineRule="auto"/>
-              <w:ind w:firstLine="0"/>
-              <w:jc w:val="left"/>
-            </w:pPr>
-            <w:r>
-              <w:rPr>
-                <w:rFonts w:ascii="Times New Roman" w:hAnsi="Times New Roman" w:eastAsia="宋体" w:cs="Times New Roman"/>
-                <w:b w:val="0"/>
-                <w:color w:val="000000"/>
-                <w:sz w:val="21"/>
-              </w:rPr>
-              <w:t>成员投入波动</w:t>
-            </w:r>
-          </w:p>
-        </w:tc>
-        <w:tc>
-          <w:tcPr>
-            <w:tcW w:w="2494" w:type="dxa"/>
-            <w:shd w:val="clear" w:color="auto" w:fill="F4F7F6"/>
-            <w:vAlign w:val="center"/>
-          </w:tcPr>
-          <w:p>
-            <w:pPr>
-              <w:spacing w:before="20" w:after="20" w:line="240" w:lineRule="auto"/>
-              <w:ind w:firstLine="0"/>
-              <w:jc w:val="left"/>
-            </w:pPr>
-            <w:r>
-              <w:rPr>
-                <w:rFonts w:ascii="Times New Roman" w:hAnsi="Times New Roman" w:eastAsia="宋体" w:cs="Times New Roman"/>
-                <w:b w:val="0"/>
-                <w:color w:val="000000"/>
-                <w:sz w:val="21"/>
-              </w:rPr>
-              <w:t>课程考试等可能造成投入不足、任务延期</w:t>
-            </w:r>
-          </w:p>
-        </w:tc>
-        <w:tc>
-          <w:tcPr>
-            <w:tcW w:w="4876" w:type="dxa"/>
-            <w:shd w:val="clear" w:color="auto" w:fill="F4F7F6"/>
-            <w:vAlign w:val="center"/>
-          </w:tcPr>
-          <w:p>
-            <w:pPr>
-              <w:spacing w:before="20" w:after="20" w:line="240" w:lineRule="auto"/>
-              <w:ind w:firstLine="0"/>
-              <w:jc w:val="left"/>
-            </w:pPr>
-            <w:r>
-              <w:rPr>
-                <w:rFonts w:ascii="Times New Roman" w:hAnsi="Times New Roman" w:eastAsia="宋体" w:cs="Times New Roman"/>
-                <w:b w:val="0"/>
-                <w:color w:val="000000"/>
-                <w:sz w:val="21"/>
-              </w:rPr>
-              <w:t>每周例会跟踪进度；任务按特长再分配；以绩效互评促进投入</w:t>
-            </w:r>
-          </w:p>
-        </w:tc>
-      </w:tr>
-      <w:tr>
-        <w:tblPrEx>
-          <w:tblBorders>
-            <w:top w:val="single" w:color="9FB3AD" w:sz="4" w:space="0"/>
-            <w:left w:val="single" w:color="9FB3AD" w:sz="4" w:space="0"/>
-            <w:bottom w:val="single" w:color="9FB3AD" w:sz="4" w:space="0"/>
-            <w:right w:val="single" w:color="9FB3AD" w:sz="4" w:space="0"/>
-            <w:insideH w:val="single" w:color="9FB3AD" w:sz="4" w:space="0"/>
-            <w:insideV w:val="single" w:color="9FB3AD" w:sz="4" w:space="0"/>
-          </w:tblBorders>
-          <w:tblCellMar>
-            <w:top w:w="0" w:type="dxa"/>
-            <w:left w:w="108" w:type="dxa"/>
-            <w:bottom w:w="0" w:type="dxa"/>
-            <w:right w:w="108" w:type="dxa"/>
-          </w:tblCellMar>
-        </w:tblPrEx>
-        <w:trPr>
-          <w:cantSplit/>
+          <w:trHeight w:val="430" w:hRule="atLeast"/>
           <w:jc w:val="center"/>
         </w:trPr>
         <w:tc>
@@ -7532,7 +10741,12 @@
           <w:color w:val="000000"/>
           <w:sz w:val="24"/>
         </w:rPr>
-        <w:t>主要风险集中在课表 Excel 格式差异与多模块联调，均已制定明确的应对措施。因此，本项目四个维度均可行，建议予以立项，按计划进入需求分析阶段，编制需求说明 SRS。</w:t>
+        <w:t>主要风险集中在课表 Excel 解析异常与多模块联调，均已制定明确的应对措施。因此，本项目四个维度均可行，建议予以立项，按计划进入需求分析阶段，编制需求说明 SRS。</w:t>
+      </w:r>
+    </w:p>
+    <w:p>
+      <w:r>
+        <w:t>此外，本项目已按课程规范建立系统逻辑模型（系统流程图、分层数据流图与数据字典），并完成成本/效益定量分析，各项分析过程与结果均可追溯至本报告相应章节。</w:t>
       </w:r>
     </w:p>
     <w:sectPr>
@@ -7850,32 +11064,32 @@
     <w:lsdException w:uiPriority="99" w:name="endnote reference"/>
     <w:lsdException w:uiPriority="99" w:name="endnote text"/>
     <w:lsdException w:uiPriority="99" w:name="table of authorities"/>
-    <w:lsdException w:uiPriority="99" w:semiHidden="0" w:name="macro"/>
+    <w:lsdException w:qFormat="1" w:uiPriority="99" w:semiHidden="0" w:name="macro"/>
     <w:lsdException w:uiPriority="99" w:name="toa heading"/>
-    <w:lsdException w:uiPriority="99" w:semiHidden="0" w:name="List"/>
-    <w:lsdException w:uiPriority="99" w:semiHidden="0" w:name="List Bullet"/>
-    <w:lsdException w:uiPriority="99" w:semiHidden="0" w:name="List Number"/>
-    <w:lsdException w:uiPriority="99" w:semiHidden="0" w:name="List 2"/>
-    <w:lsdException w:uiPriority="99" w:semiHidden="0" w:name="List 3"/>
+    <w:lsdException w:qFormat="1" w:uiPriority="99" w:semiHidden="0" w:name="List"/>
+    <w:lsdException w:qFormat="1" w:uiPriority="99" w:semiHidden="0" w:name="List Bullet"/>
+    <w:lsdException w:qFormat="1" w:uiPriority="99" w:semiHidden="0" w:name="List Number"/>
+    <w:lsdException w:qFormat="1" w:uiPriority="99" w:semiHidden="0" w:name="List 2"/>
+    <w:lsdException w:qFormat="1" w:uiPriority="99" w:semiHidden="0" w:name="List 3"/>
     <w:lsdException w:uiPriority="99" w:name="List 4"/>
     <w:lsdException w:uiPriority="99" w:name="List 5"/>
-    <w:lsdException w:uiPriority="99" w:semiHidden="0" w:name="List Bullet 2"/>
-    <w:lsdException w:uiPriority="99" w:semiHidden="0" w:name="List Bullet 3"/>
+    <w:lsdException w:qFormat="1" w:uiPriority="99" w:semiHidden="0" w:name="List Bullet 2"/>
+    <w:lsdException w:qFormat="1" w:uiPriority="99" w:semiHidden="0" w:name="List Bullet 3"/>
     <w:lsdException w:uiPriority="99" w:name="List Bullet 4"/>
     <w:lsdException w:uiPriority="99" w:name="List Bullet 5"/>
-    <w:lsdException w:uiPriority="99" w:semiHidden="0" w:name="List Number 2"/>
-    <w:lsdException w:uiPriority="99" w:semiHidden="0" w:name="List Number 3"/>
+    <w:lsdException w:qFormat="1" w:uiPriority="99" w:semiHidden="0" w:name="List Number 2"/>
+    <w:lsdException w:qFormat="1" w:uiPriority="99" w:semiHidden="0" w:name="List Number 3"/>
     <w:lsdException w:uiPriority="99" w:name="List Number 4"/>
     <w:lsdException w:uiPriority="99" w:name="List Number 5"/>
     <w:lsdException w:qFormat="1" w:unhideWhenUsed="0" w:uiPriority="10" w:semiHidden="0" w:name="Title"/>
     <w:lsdException w:uiPriority="99" w:name="Closing"/>
     <w:lsdException w:uiPriority="99" w:name="Signature"/>
-    <w:lsdException w:uiPriority="1" w:name="Default Paragraph Font"/>
-    <w:lsdException w:uiPriority="99" w:semiHidden="0" w:name="Body Text"/>
+    <w:lsdException w:qFormat="1" w:uiPriority="1" w:name="Default Paragraph Font"/>
+    <w:lsdException w:qFormat="1" w:uiPriority="99" w:semiHidden="0" w:name="Body Text"/>
     <w:lsdException w:uiPriority="99" w:name="Body Text Indent"/>
-    <w:lsdException w:uiPriority="99" w:semiHidden="0" w:name="List Continue"/>
-    <w:lsdException w:uiPriority="99" w:semiHidden="0" w:name="List Continue 2"/>
-    <w:lsdException w:uiPriority="99" w:semiHidden="0" w:name="List Continue 3"/>
+    <w:lsdException w:qFormat="1" w:uiPriority="99" w:semiHidden="0" w:name="List Continue"/>
+    <w:lsdException w:qFormat="1" w:uiPriority="99" w:semiHidden="0" w:name="List Continue 2"/>
+    <w:lsdException w:qFormat="1" w:uiPriority="99" w:semiHidden="0" w:name="List Continue 3"/>
     <w:lsdException w:uiPriority="99" w:name="List Continue 4"/>
     <w:lsdException w:uiPriority="99" w:name="List Continue 5"/>
     <w:lsdException w:uiPriority="99" w:name="Message Header"/>
@@ -7885,8 +11099,8 @@
     <w:lsdException w:uiPriority="99" w:name="Body Text First Indent"/>
     <w:lsdException w:uiPriority="99" w:name="Body Text First Indent 2"/>
     <w:lsdException w:uiPriority="99" w:name="Note Heading"/>
-    <w:lsdException w:uiPriority="99" w:semiHidden="0" w:name="Body Text 2"/>
-    <w:lsdException w:uiPriority="99" w:semiHidden="0" w:name="Body Text 3"/>
+    <w:lsdException w:qFormat="1" w:uiPriority="99" w:semiHidden="0" w:name="Body Text 2"/>
+    <w:lsdException w:qFormat="1" w:uiPriority="99" w:semiHidden="0" w:name="Body Text 3"/>
     <w:lsdException w:uiPriority="99" w:name="Body Text Indent 2"/>
     <w:lsdException w:uiPriority="99" w:name="Body Text Indent 3"/>
     <w:lsdException w:uiPriority="99" w:name="Block Text"/>
@@ -7908,7 +11122,7 @@
     <w:lsdException w:uiPriority="99" w:name="HTML Sample"/>
     <w:lsdException w:uiPriority="99" w:name="HTML Typewriter"/>
     <w:lsdException w:uiPriority="99" w:name="HTML Variable"/>
-    <w:lsdException w:uiPriority="99" w:name="Normal Table"/>
+    <w:lsdException w:qFormat="1" w:uiPriority="99" w:name="Normal Table"/>
     <w:lsdException w:uiPriority="99" w:name="annotation subject"/>
     <w:lsdException w:uiPriority="99" w:name="Table Simple 1"/>
     <w:lsdException w:uiPriority="99" w:name="Table Simple 2"/>
@@ -7953,109 +11167,109 @@
     <w:lsdException w:uiPriority="99" w:name="Table Web 2"/>
     <w:lsdException w:uiPriority="99" w:name="Table Web 3"/>
     <w:lsdException w:uiPriority="99" w:name="Balloon Text"/>
-    <w:lsdException w:unhideWhenUsed="0" w:uiPriority="59" w:semiHidden="0" w:name="Table Grid"/>
+    <w:lsdException w:qFormat="1" w:unhideWhenUsed="0" w:uiPriority="59" w:semiHidden="0" w:name="Table Grid"/>
     <w:lsdException w:uiPriority="99" w:name="Table Theme"/>
     <w:lsdException w:qFormat="1" w:unhideWhenUsed="0" w:uiPriority="1" w:semiHidden="0" w:name="No Spacing"/>
-    <w:lsdException w:unhideWhenUsed="0" w:uiPriority="60" w:semiHidden="0" w:name="Light Shading"/>
-    <w:lsdException w:unhideWhenUsed="0" w:uiPriority="61" w:semiHidden="0" w:name="Light List"/>
-    <w:lsdException w:unhideWhenUsed="0" w:uiPriority="62" w:semiHidden="0" w:name="Light Grid"/>
-    <w:lsdException w:unhideWhenUsed="0" w:uiPriority="63" w:semiHidden="0" w:name="Medium Shading 1"/>
-    <w:lsdException w:unhideWhenUsed="0" w:uiPriority="64" w:semiHidden="0" w:name="Medium Shading 2"/>
-    <w:lsdException w:unhideWhenUsed="0" w:uiPriority="65" w:semiHidden="0" w:name="Medium List 1"/>
-    <w:lsdException w:unhideWhenUsed="0" w:uiPriority="66" w:semiHidden="0" w:name="Medium List 2"/>
-    <w:lsdException w:unhideWhenUsed="0" w:uiPriority="67" w:semiHidden="0" w:name="Medium Grid 1"/>
-    <w:lsdException w:unhideWhenUsed="0" w:uiPriority="68" w:semiHidden="0" w:name="Medium Grid 2"/>
-    <w:lsdException w:unhideWhenUsed="0" w:uiPriority="69" w:semiHidden="0" w:name="Medium Grid 3"/>
-    <w:lsdException w:unhideWhenUsed="0" w:uiPriority="70" w:semiHidden="0" w:name="Dark List"/>
-    <w:lsdException w:unhideWhenUsed="0" w:uiPriority="71" w:semiHidden="0" w:name="Colorful Shading"/>
-    <w:lsdException w:unhideWhenUsed="0" w:uiPriority="72" w:semiHidden="0" w:name="Colorful List"/>
-    <w:lsdException w:unhideWhenUsed="0" w:uiPriority="73" w:semiHidden="0" w:name="Colorful Grid"/>
-    <w:lsdException w:unhideWhenUsed="0" w:uiPriority="60" w:semiHidden="0" w:name="Light Shading Accent 1"/>
-    <w:lsdException w:unhideWhenUsed="0" w:uiPriority="61" w:semiHidden="0" w:name="Light List Accent 1"/>
-    <w:lsdException w:unhideWhenUsed="0" w:uiPriority="62" w:semiHidden="0" w:name="Light Grid Accent 1"/>
-    <w:lsdException w:unhideWhenUsed="0" w:uiPriority="63" w:semiHidden="0" w:name="Medium Shading 1 Accent 1"/>
-    <w:lsdException w:unhideWhenUsed="0" w:uiPriority="64" w:semiHidden="0" w:name="Medium Shading 2 Accent 1"/>
-    <w:lsdException w:unhideWhenUsed="0" w:uiPriority="65" w:semiHidden="0" w:name="Medium List 1 Accent 1"/>
+    <w:lsdException w:qFormat="1" w:unhideWhenUsed="0" w:uiPriority="60" w:semiHidden="0" w:name="Light Shading"/>
+    <w:lsdException w:qFormat="1" w:unhideWhenUsed="0" w:uiPriority="61" w:semiHidden="0" w:name="Light List"/>
+    <w:lsdException w:qFormat="1" w:unhideWhenUsed="0" w:uiPriority="62" w:semiHidden="0" w:name="Light Grid"/>
+    <w:lsdException w:qFormat="1" w:unhideWhenUsed="0" w:uiPriority="63" w:semiHidden="0" w:name="Medium Shading 1"/>
+    <w:lsdException w:qFormat="1" w:unhideWhenUsed="0" w:uiPriority="64" w:semiHidden="0" w:name="Medium Shading 2"/>
+    <w:lsdException w:qFormat="1" w:unhideWhenUsed="0" w:uiPriority="65" w:semiHidden="0" w:name="Medium List 1"/>
+    <w:lsdException w:qFormat="1" w:unhideWhenUsed="0" w:uiPriority="66" w:semiHidden="0" w:name="Medium List 2"/>
+    <w:lsdException w:qFormat="1" w:unhideWhenUsed="0" w:uiPriority="67" w:semiHidden="0" w:name="Medium Grid 1"/>
+    <w:lsdException w:qFormat="1" w:unhideWhenUsed="0" w:uiPriority="68" w:semiHidden="0" w:name="Medium Grid 2"/>
+    <w:lsdException w:qFormat="1" w:unhideWhenUsed="0" w:uiPriority="69" w:semiHidden="0" w:name="Medium Grid 3"/>
+    <w:lsdException w:qFormat="1" w:unhideWhenUsed="0" w:uiPriority="70" w:semiHidden="0" w:name="Dark List"/>
+    <w:lsdException w:qFormat="1" w:unhideWhenUsed="0" w:uiPriority="71" w:semiHidden="0" w:name="Colorful Shading"/>
+    <w:lsdException w:qFormat="1" w:unhideWhenUsed="0" w:uiPriority="72" w:semiHidden="0" w:name="Colorful List"/>
+    <w:lsdException w:qFormat="1" w:unhideWhenUsed="0" w:uiPriority="73" w:semiHidden="0" w:name="Colorful Grid"/>
+    <w:lsdException w:qFormat="1" w:unhideWhenUsed="0" w:uiPriority="60" w:semiHidden="0" w:name="Light Shading Accent 1"/>
+    <w:lsdException w:qFormat="1" w:unhideWhenUsed="0" w:uiPriority="61" w:semiHidden="0" w:name="Light List Accent 1"/>
+    <w:lsdException w:qFormat="1" w:unhideWhenUsed="0" w:uiPriority="62" w:semiHidden="0" w:name="Light Grid Accent 1"/>
+    <w:lsdException w:qFormat="1" w:unhideWhenUsed="0" w:uiPriority="63" w:semiHidden="0" w:name="Medium Shading 1 Accent 1"/>
+    <w:lsdException w:qFormat="1" w:unhideWhenUsed="0" w:uiPriority="64" w:semiHidden="0" w:name="Medium Shading 2 Accent 1"/>
+    <w:lsdException w:qFormat="1" w:unhideWhenUsed="0" w:uiPriority="65" w:semiHidden="0" w:name="Medium List 1 Accent 1"/>
     <w:lsdException w:qFormat="1" w:unhideWhenUsed="0" w:uiPriority="34" w:semiHidden="0" w:name="List Paragraph"/>
     <w:lsdException w:qFormat="1" w:unhideWhenUsed="0" w:uiPriority="29" w:semiHidden="0" w:name="Quote"/>
     <w:lsdException w:qFormat="1" w:unhideWhenUsed="0" w:uiPriority="30" w:semiHidden="0" w:name="Intense Quote"/>
-    <w:lsdException w:unhideWhenUsed="0" w:uiPriority="66" w:semiHidden="0" w:name="Medium List 2 Accent 1"/>
-    <w:lsdException w:unhideWhenUsed="0" w:uiPriority="67" w:semiHidden="0" w:name="Medium Grid 1 Accent 1"/>
-    <w:lsdException w:unhideWhenUsed="0" w:uiPriority="68" w:semiHidden="0" w:name="Medium Grid 2 Accent 1"/>
-    <w:lsdException w:unhideWhenUsed="0" w:uiPriority="69" w:semiHidden="0" w:name="Medium Grid 3 Accent 1"/>
-    <w:lsdException w:unhideWhenUsed="0" w:uiPriority="70" w:semiHidden="0" w:name="Dark List Accent 1"/>
-    <w:lsdException w:unhideWhenUsed="0" w:uiPriority="71" w:semiHidden="0" w:name="Colorful Shading Accent 1"/>
-    <w:lsdException w:unhideWhenUsed="0" w:uiPriority="72" w:semiHidden="0" w:name="Colorful List Accent 1"/>
-    <w:lsdException w:unhideWhenUsed="0" w:uiPriority="73" w:semiHidden="0" w:name="Colorful Grid Accent 1"/>
-    <w:lsdException w:unhideWhenUsed="0" w:uiPriority="60" w:semiHidden="0" w:name="Light Shading Accent 2"/>
-    <w:lsdException w:unhideWhenUsed="0" w:uiPriority="61" w:semiHidden="0" w:name="Light List Accent 2"/>
-    <w:lsdException w:unhideWhenUsed="0" w:uiPriority="62" w:semiHidden="0" w:name="Light Grid Accent 2"/>
-    <w:lsdException w:unhideWhenUsed="0" w:uiPriority="63" w:semiHidden="0" w:name="Medium Shading 1 Accent 2"/>
-    <w:lsdException w:unhideWhenUsed="0" w:uiPriority="64" w:semiHidden="0" w:name="Medium Shading 2 Accent 2"/>
-    <w:lsdException w:unhideWhenUsed="0" w:uiPriority="65" w:semiHidden="0" w:name="Medium List 1 Accent 2"/>
-    <w:lsdException w:unhideWhenUsed="0" w:uiPriority="66" w:semiHidden="0" w:name="Medium List 2 Accent 2"/>
-    <w:lsdException w:unhideWhenUsed="0" w:uiPriority="67" w:semiHidden="0" w:name="Medium Grid 1 Accent 2"/>
-    <w:lsdException w:unhideWhenUsed="0" w:uiPriority="68" w:semiHidden="0" w:name="Medium Grid 2 Accent 2"/>
-    <w:lsdException w:unhideWhenUsed="0" w:uiPriority="69" w:semiHidden="0" w:name="Medium Grid 3 Accent 2"/>
-    <w:lsdException w:unhideWhenUsed="0" w:uiPriority="70" w:semiHidden="0" w:name="Dark List Accent 2"/>
-    <w:lsdException w:unhideWhenUsed="0" w:uiPriority="71" w:semiHidden="0" w:name="Colorful Shading Accent 2"/>
-    <w:lsdException w:unhideWhenUsed="0" w:uiPriority="72" w:semiHidden="0" w:name="Colorful List Accent 2"/>
+    <w:lsdException w:qFormat="1" w:unhideWhenUsed="0" w:uiPriority="66" w:semiHidden="0" w:name="Medium List 2 Accent 1"/>
+    <w:lsdException w:qFormat="1" w:unhideWhenUsed="0" w:uiPriority="67" w:semiHidden="0" w:name="Medium Grid 1 Accent 1"/>
+    <w:lsdException w:qFormat="1" w:unhideWhenUsed="0" w:uiPriority="68" w:semiHidden="0" w:name="Medium Grid 2 Accent 1"/>
+    <w:lsdException w:qFormat="1" w:unhideWhenUsed="0" w:uiPriority="69" w:semiHidden="0" w:name="Medium Grid 3 Accent 1"/>
+    <w:lsdException w:qFormat="1" w:unhideWhenUsed="0" w:uiPriority="70" w:semiHidden="0" w:name="Dark List Accent 1"/>
+    <w:lsdException w:qFormat="1" w:unhideWhenUsed="0" w:uiPriority="71" w:semiHidden="0" w:name="Colorful Shading Accent 1"/>
+    <w:lsdException w:qFormat="1" w:unhideWhenUsed="0" w:uiPriority="72" w:semiHidden="0" w:name="Colorful List Accent 1"/>
+    <w:lsdException w:qFormat="1" w:unhideWhenUsed="0" w:uiPriority="73" w:semiHidden="0" w:name="Colorful Grid Accent 1"/>
+    <w:lsdException w:qFormat="1" w:unhideWhenUsed="0" w:uiPriority="60" w:semiHidden="0" w:name="Light Shading Accent 2"/>
+    <w:lsdException w:qFormat="1" w:unhideWhenUsed="0" w:uiPriority="61" w:semiHidden="0" w:name="Light List Accent 2"/>
+    <w:lsdException w:qFormat="1" w:unhideWhenUsed="0" w:uiPriority="62" w:semiHidden="0" w:name="Light Grid Accent 2"/>
+    <w:lsdException w:qFormat="1" w:unhideWhenUsed="0" w:uiPriority="63" w:semiHidden="0" w:name="Medium Shading 1 Accent 2"/>
+    <w:lsdException w:qFormat="1" w:unhideWhenUsed="0" w:uiPriority="64" w:semiHidden="0" w:name="Medium Shading 2 Accent 2"/>
+    <w:lsdException w:qFormat="1" w:unhideWhenUsed="0" w:uiPriority="65" w:semiHidden="0" w:name="Medium List 1 Accent 2"/>
+    <w:lsdException w:qFormat="1" w:unhideWhenUsed="0" w:uiPriority="66" w:semiHidden="0" w:name="Medium List 2 Accent 2"/>
+    <w:lsdException w:qFormat="1" w:unhideWhenUsed="0" w:uiPriority="67" w:semiHidden="0" w:name="Medium Grid 1 Accent 2"/>
+    <w:lsdException w:qFormat="1" w:unhideWhenUsed="0" w:uiPriority="68" w:semiHidden="0" w:name="Medium Grid 2 Accent 2"/>
+    <w:lsdException w:qFormat="1" w:unhideWhenUsed="0" w:uiPriority="69" w:semiHidden="0" w:name="Medium Grid 3 Accent 2"/>
+    <w:lsdException w:qFormat="1" w:unhideWhenUsed="0" w:uiPriority="70" w:semiHidden="0" w:name="Dark List Accent 2"/>
+    <w:lsdException w:qFormat="1" w:unhideWhenUsed="0" w:uiPriority="71" w:semiHidden="0" w:name="Colorful Shading Accent 2"/>
+    <w:lsdException w:qFormat="1" w:unhideWhenUsed="0" w:uiPriority="72" w:semiHidden="0" w:name="Colorful List Accent 2"/>
     <w:lsdException w:unhideWhenUsed="0" w:uiPriority="73" w:semiHidden="0" w:name="Colorful Grid Accent 2"/>
-    <w:lsdException w:unhideWhenUsed="0" w:uiPriority="60" w:semiHidden="0" w:name="Light Shading Accent 3"/>
-    <w:lsdException w:unhideWhenUsed="0" w:uiPriority="61" w:semiHidden="0" w:name="Light List Accent 3"/>
-    <w:lsdException w:unhideWhenUsed="0" w:uiPriority="62" w:semiHidden="0" w:name="Light Grid Accent 3"/>
-    <w:lsdException w:unhideWhenUsed="0" w:uiPriority="63" w:semiHidden="0" w:name="Medium Shading 1 Accent 3"/>
-    <w:lsdException w:unhideWhenUsed="0" w:uiPriority="64" w:semiHidden="0" w:name="Medium Shading 2 Accent 3"/>
-    <w:lsdException w:unhideWhenUsed="0" w:uiPriority="65" w:semiHidden="0" w:name="Medium List 1 Accent 3"/>
-    <w:lsdException w:unhideWhenUsed="0" w:uiPriority="66" w:semiHidden="0" w:name="Medium List 2 Accent 3"/>
-    <w:lsdException w:unhideWhenUsed="0" w:uiPriority="67" w:semiHidden="0" w:name="Medium Grid 1 Accent 3"/>
-    <w:lsdException w:unhideWhenUsed="0" w:uiPriority="68" w:semiHidden="0" w:name="Medium Grid 2 Accent 3"/>
-    <w:lsdException w:unhideWhenUsed="0" w:uiPriority="69" w:semiHidden="0" w:name="Medium Grid 3 Accent 3"/>
-    <w:lsdException w:unhideWhenUsed="0" w:uiPriority="70" w:semiHidden="0" w:name="Dark List Accent 3"/>
-    <w:lsdException w:unhideWhenUsed="0" w:uiPriority="71" w:semiHidden="0" w:name="Colorful Shading Accent 3"/>
-    <w:lsdException w:unhideWhenUsed="0" w:uiPriority="72" w:semiHidden="0" w:name="Colorful List Accent 3"/>
+    <w:lsdException w:qFormat="1" w:unhideWhenUsed="0" w:uiPriority="60" w:semiHidden="0" w:name="Light Shading Accent 3"/>
+    <w:lsdException w:qFormat="1" w:unhideWhenUsed="0" w:uiPriority="61" w:semiHidden="0" w:name="Light List Accent 3"/>
+    <w:lsdException w:qFormat="1" w:unhideWhenUsed="0" w:uiPriority="62" w:semiHidden="0" w:name="Light Grid Accent 3"/>
+    <w:lsdException w:qFormat="1" w:unhideWhenUsed="0" w:uiPriority="63" w:semiHidden="0" w:name="Medium Shading 1 Accent 3"/>
+    <w:lsdException w:qFormat="1" w:unhideWhenUsed="0" w:uiPriority="64" w:semiHidden="0" w:name="Medium Shading 2 Accent 3"/>
+    <w:lsdException w:qFormat="1" w:unhideWhenUsed="0" w:uiPriority="65" w:semiHidden="0" w:name="Medium List 1 Accent 3"/>
+    <w:lsdException w:qFormat="1" w:unhideWhenUsed="0" w:uiPriority="66" w:semiHidden="0" w:name="Medium List 2 Accent 3"/>
+    <w:lsdException w:qFormat="1" w:unhideWhenUsed="0" w:uiPriority="67" w:semiHidden="0" w:name="Medium Grid 1 Accent 3"/>
+    <w:lsdException w:qFormat="1" w:unhideWhenUsed="0" w:uiPriority="68" w:semiHidden="0" w:name="Medium Grid 2 Accent 3"/>
+    <w:lsdException w:qFormat="1" w:unhideWhenUsed="0" w:uiPriority="69" w:semiHidden="0" w:name="Medium Grid 3 Accent 3"/>
+    <w:lsdException w:qFormat="1" w:unhideWhenUsed="0" w:uiPriority="70" w:semiHidden="0" w:name="Dark List Accent 3"/>
+    <w:lsdException w:qFormat="1" w:unhideWhenUsed="0" w:uiPriority="71" w:semiHidden="0" w:name="Colorful Shading Accent 3"/>
+    <w:lsdException w:qFormat="1" w:unhideWhenUsed="0" w:uiPriority="72" w:semiHidden="0" w:name="Colorful List Accent 3"/>
     <w:lsdException w:unhideWhenUsed="0" w:uiPriority="73" w:semiHidden="0" w:name="Colorful Grid Accent 3"/>
-    <w:lsdException w:unhideWhenUsed="0" w:uiPriority="60" w:semiHidden="0" w:name="Light Shading Accent 4"/>
-    <w:lsdException w:unhideWhenUsed="0" w:uiPriority="61" w:semiHidden="0" w:name="Light List Accent 4"/>
-    <w:lsdException w:unhideWhenUsed="0" w:uiPriority="62" w:semiHidden="0" w:name="Light Grid Accent 4"/>
-    <w:lsdException w:unhideWhenUsed="0" w:uiPriority="63" w:semiHidden="0" w:name="Medium Shading 1 Accent 4"/>
-    <w:lsdException w:unhideWhenUsed="0" w:uiPriority="64" w:semiHidden="0" w:name="Medium Shading 2 Accent 4"/>
-    <w:lsdException w:unhideWhenUsed="0" w:uiPriority="65" w:semiHidden="0" w:name="Medium List 1 Accent 4"/>
-    <w:lsdException w:unhideWhenUsed="0" w:uiPriority="66" w:semiHidden="0" w:name="Medium List 2 Accent 4"/>
-    <w:lsdException w:unhideWhenUsed="0" w:uiPriority="67" w:semiHidden="0" w:name="Medium Grid 1 Accent 4"/>
-    <w:lsdException w:unhideWhenUsed="0" w:uiPriority="68" w:semiHidden="0" w:name="Medium Grid 2 Accent 4"/>
-    <w:lsdException w:unhideWhenUsed="0" w:uiPriority="69" w:semiHidden="0" w:name="Medium Grid 3 Accent 4"/>
-    <w:lsdException w:unhideWhenUsed="0" w:uiPriority="70" w:semiHidden="0" w:name="Dark List Accent 4"/>
-    <w:lsdException w:unhideWhenUsed="0" w:uiPriority="71" w:semiHidden="0" w:name="Colorful Shading Accent 4"/>
-    <w:lsdException w:unhideWhenUsed="0" w:uiPriority="72" w:semiHidden="0" w:name="Colorful List Accent 4"/>
+    <w:lsdException w:qFormat="1" w:unhideWhenUsed="0" w:uiPriority="60" w:semiHidden="0" w:name="Light Shading Accent 4"/>
+    <w:lsdException w:qFormat="1" w:unhideWhenUsed="0" w:uiPriority="61" w:semiHidden="0" w:name="Light List Accent 4"/>
+    <w:lsdException w:qFormat="1" w:unhideWhenUsed="0" w:uiPriority="62" w:semiHidden="0" w:name="Light Grid Accent 4"/>
+    <w:lsdException w:qFormat="1" w:unhideWhenUsed="0" w:uiPriority="63" w:semiHidden="0" w:name="Medium Shading 1 Accent 4"/>
+    <w:lsdException w:qFormat="1" w:unhideWhenUsed="0" w:uiPriority="64" w:semiHidden="0" w:name="Medium Shading 2 Accent 4"/>
+    <w:lsdException w:qFormat="1" w:unhideWhenUsed="0" w:uiPriority="65" w:semiHidden="0" w:name="Medium List 1 Accent 4"/>
+    <w:lsdException w:qFormat="1" w:unhideWhenUsed="0" w:uiPriority="66" w:semiHidden="0" w:name="Medium List 2 Accent 4"/>
+    <w:lsdException w:qFormat="1" w:unhideWhenUsed="0" w:uiPriority="67" w:semiHidden="0" w:name="Medium Grid 1 Accent 4"/>
+    <w:lsdException w:qFormat="1" w:unhideWhenUsed="0" w:uiPriority="68" w:semiHidden="0" w:name="Medium Grid 2 Accent 4"/>
+    <w:lsdException w:qFormat="1" w:unhideWhenUsed="0" w:uiPriority="69" w:semiHidden="0" w:name="Medium Grid 3 Accent 4"/>
+    <w:lsdException w:qFormat="1" w:unhideWhenUsed="0" w:uiPriority="70" w:semiHidden="0" w:name="Dark List Accent 4"/>
+    <w:lsdException w:qFormat="1" w:unhideWhenUsed="0" w:uiPriority="71" w:semiHidden="0" w:name="Colorful Shading Accent 4"/>
+    <w:lsdException w:qFormat="1" w:unhideWhenUsed="0" w:uiPriority="72" w:semiHidden="0" w:name="Colorful List Accent 4"/>
     <w:lsdException w:unhideWhenUsed="0" w:uiPriority="73" w:semiHidden="0" w:name="Colorful Grid Accent 4"/>
-    <w:lsdException w:unhideWhenUsed="0" w:uiPriority="60" w:semiHidden="0" w:name="Light Shading Accent 5"/>
-    <w:lsdException w:unhideWhenUsed="0" w:uiPriority="61" w:semiHidden="0" w:name="Light List Accent 5"/>
-    <w:lsdException w:unhideWhenUsed="0" w:uiPriority="62" w:semiHidden="0" w:name="Light Grid Accent 5"/>
-    <w:lsdException w:unhideWhenUsed="0" w:uiPriority="63" w:semiHidden="0" w:name="Medium Shading 1 Accent 5"/>
-    <w:lsdException w:unhideWhenUsed="0" w:uiPriority="64" w:semiHidden="0" w:name="Medium Shading 2 Accent 5"/>
-    <w:lsdException w:unhideWhenUsed="0" w:uiPriority="65" w:semiHidden="0" w:name="Medium List 1 Accent 5"/>
-    <w:lsdException w:unhideWhenUsed="0" w:uiPriority="66" w:semiHidden="0" w:name="Medium List 2 Accent 5"/>
-    <w:lsdException w:unhideWhenUsed="0" w:uiPriority="67" w:semiHidden="0" w:name="Medium Grid 1 Accent 5"/>
-    <w:lsdException w:unhideWhenUsed="0" w:uiPriority="68" w:semiHidden="0" w:name="Medium Grid 2 Accent 5"/>
-    <w:lsdException w:unhideWhenUsed="0" w:uiPriority="69" w:semiHidden="0" w:name="Medium Grid 3 Accent 5"/>
-    <w:lsdException w:unhideWhenUsed="0" w:uiPriority="70" w:semiHidden="0" w:name="Dark List Accent 5"/>
-    <w:lsdException w:unhideWhenUsed="0" w:uiPriority="71" w:semiHidden="0" w:name="Colorful Shading Accent 5"/>
-    <w:lsdException w:unhideWhenUsed="0" w:uiPriority="72" w:semiHidden="0" w:name="Colorful List Accent 5"/>
+    <w:lsdException w:qFormat="1" w:unhideWhenUsed="0" w:uiPriority="60" w:semiHidden="0" w:name="Light Shading Accent 5"/>
+    <w:lsdException w:qFormat="1" w:unhideWhenUsed="0" w:uiPriority="61" w:semiHidden="0" w:name="Light List Accent 5"/>
+    <w:lsdException w:qFormat="1" w:unhideWhenUsed="0" w:uiPriority="62" w:semiHidden="0" w:name="Light Grid Accent 5"/>
+    <w:lsdException w:qFormat="1" w:unhideWhenUsed="0" w:uiPriority="63" w:semiHidden="0" w:name="Medium Shading 1 Accent 5"/>
+    <w:lsdException w:qFormat="1" w:unhideWhenUsed="0" w:uiPriority="64" w:semiHidden="0" w:name="Medium Shading 2 Accent 5"/>
+    <w:lsdException w:qFormat="1" w:unhideWhenUsed="0" w:uiPriority="65" w:semiHidden="0" w:name="Medium List 1 Accent 5"/>
+    <w:lsdException w:qFormat="1" w:unhideWhenUsed="0" w:uiPriority="66" w:semiHidden="0" w:name="Medium List 2 Accent 5"/>
+    <w:lsdException w:qFormat="1" w:unhideWhenUsed="0" w:uiPriority="67" w:semiHidden="0" w:name="Medium Grid 1 Accent 5"/>
+    <w:lsdException w:qFormat="1" w:unhideWhenUsed="0" w:uiPriority="68" w:semiHidden="0" w:name="Medium Grid 2 Accent 5"/>
+    <w:lsdException w:qFormat="1" w:unhideWhenUsed="0" w:uiPriority="69" w:semiHidden="0" w:name="Medium Grid 3 Accent 5"/>
+    <w:lsdException w:qFormat="1" w:unhideWhenUsed="0" w:uiPriority="70" w:semiHidden="0" w:name="Dark List Accent 5"/>
+    <w:lsdException w:qFormat="1" w:unhideWhenUsed="0" w:uiPriority="71" w:semiHidden="0" w:name="Colorful Shading Accent 5"/>
+    <w:lsdException w:qFormat="1" w:unhideWhenUsed="0" w:uiPriority="72" w:semiHidden="0" w:name="Colorful List Accent 5"/>
     <w:lsdException w:unhideWhenUsed="0" w:uiPriority="73" w:semiHidden="0" w:name="Colorful Grid Accent 5"/>
-    <w:lsdException w:unhideWhenUsed="0" w:uiPriority="60" w:semiHidden="0" w:name="Light Shading Accent 6"/>
-    <w:lsdException w:unhideWhenUsed="0" w:uiPriority="61" w:semiHidden="0" w:name="Light List Accent 6"/>
-    <w:lsdException w:unhideWhenUsed="0" w:uiPriority="62" w:semiHidden="0" w:name="Light Grid Accent 6"/>
-    <w:lsdException w:unhideWhenUsed="0" w:uiPriority="63" w:semiHidden="0" w:name="Medium Shading 1 Accent 6"/>
-    <w:lsdException w:unhideWhenUsed="0" w:uiPriority="64" w:semiHidden="0" w:name="Medium Shading 2 Accent 6"/>
-    <w:lsdException w:unhideWhenUsed="0" w:uiPriority="65" w:semiHidden="0" w:name="Medium List 1 Accent 6"/>
-    <w:lsdException w:unhideWhenUsed="0" w:uiPriority="66" w:semiHidden="0" w:name="Medium List 2 Accent 6"/>
-    <w:lsdException w:unhideWhenUsed="0" w:uiPriority="67" w:semiHidden="0" w:name="Medium Grid 1 Accent 6"/>
-    <w:lsdException w:unhideWhenUsed="0" w:uiPriority="68" w:semiHidden="0" w:name="Medium Grid 2 Accent 6"/>
-    <w:lsdException w:unhideWhenUsed="0" w:uiPriority="69" w:semiHidden="0" w:name="Medium Grid 3 Accent 6"/>
-    <w:lsdException w:unhideWhenUsed="0" w:uiPriority="70" w:semiHidden="0" w:name="Dark List Accent 6"/>
-    <w:lsdException w:unhideWhenUsed="0" w:uiPriority="71" w:semiHidden="0" w:name="Colorful Shading Accent 6"/>
-    <w:lsdException w:unhideWhenUsed="0" w:uiPriority="72" w:semiHidden="0" w:name="Colorful List Accent 6"/>
+    <w:lsdException w:qFormat="1" w:unhideWhenUsed="0" w:uiPriority="60" w:semiHidden="0" w:name="Light Shading Accent 6"/>
+    <w:lsdException w:qFormat="1" w:unhideWhenUsed="0" w:uiPriority="61" w:semiHidden="0" w:name="Light List Accent 6"/>
+    <w:lsdException w:qFormat="1" w:unhideWhenUsed="0" w:uiPriority="62" w:semiHidden="0" w:name="Light Grid Accent 6"/>
+    <w:lsdException w:qFormat="1" w:unhideWhenUsed="0" w:uiPriority="63" w:semiHidden="0" w:name="Medium Shading 1 Accent 6"/>
+    <w:lsdException w:qFormat="1" w:unhideWhenUsed="0" w:uiPriority="64" w:semiHidden="0" w:name="Medium Shading 2 Accent 6"/>
+    <w:lsdException w:qFormat="1" w:unhideWhenUsed="0" w:uiPriority="65" w:semiHidden="0" w:name="Medium List 1 Accent 6"/>
+    <w:lsdException w:qFormat="1" w:unhideWhenUsed="0" w:uiPriority="66" w:semiHidden="0" w:name="Medium List 2 Accent 6"/>
+    <w:lsdException w:qFormat="1" w:unhideWhenUsed="0" w:uiPriority="67" w:semiHidden="0" w:name="Medium Grid 1 Accent 6"/>
+    <w:lsdException w:qFormat="1" w:unhideWhenUsed="0" w:uiPriority="68" w:semiHidden="0" w:name="Medium Grid 2 Accent 6"/>
+    <w:lsdException w:qFormat="1" w:unhideWhenUsed="0" w:uiPriority="69" w:semiHidden="0" w:name="Medium Grid 3 Accent 6"/>
+    <w:lsdException w:qFormat="1" w:unhideWhenUsed="0" w:uiPriority="70" w:semiHidden="0" w:name="Dark List Accent 6"/>
+    <w:lsdException w:qFormat="1" w:unhideWhenUsed="0" w:uiPriority="71" w:semiHidden="0" w:name="Colorful Shading Accent 6"/>
+    <w:lsdException w:qFormat="1" w:unhideWhenUsed="0" w:uiPriority="72" w:semiHidden="0" w:name="Colorful List Accent 6"/>
     <w:lsdException w:unhideWhenUsed="0" w:uiPriority="73" w:semiHidden="0" w:name="Colorful Grid Accent 6"/>
   </w:latentStyles>
   <w:style w:type="paragraph" w:default="1" w:styleId="1">
@@ -8309,12 +11523,14 @@
     <w:name w:val="Default Paragraph Font"/>
     <w:semiHidden/>
     <w:unhideWhenUsed/>
+    <w:qFormat/>
     <w:uiPriority w:val="1"/>
   </w:style>
   <w:style w:type="table" w:default="1" w:styleId="34">
     <w:name w:val="Normal Table"/>
     <w:semiHidden/>
     <w:unhideWhenUsed/>
+    <w:qFormat/>
     <w:uiPriority w:val="99"/>
     <w:tblPr>
       <w:tblCellMar>
@@ -8329,6 +11545,7 @@
     <w:name w:val="macro"/>
     <w:link w:val="149"/>
     <w:unhideWhenUsed/>
+    <w:qFormat/>
     <w:uiPriority w:val="99"/>
     <w:pPr>
       <w:tabs>
@@ -8353,6 +11570,7 @@
     <w:name w:val="List 3"/>
     <w:basedOn w:val="1"/>
     <w:unhideWhenUsed/>
+    <w:qFormat/>
     <w:uiPriority w:val="99"/>
     <w:pPr>
       <w:ind w:left="1080" w:hanging="360"/>
@@ -8363,6 +11581,7 @@
     <w:name w:val="List Number 2"/>
     <w:basedOn w:val="1"/>
     <w:unhideWhenUsed/>
+    <w:qFormat/>
     <w:uiPriority w:val="99"/>
     <w:pPr>
       <w:numPr>
@@ -8376,6 +11595,7 @@
     <w:name w:val="List Number"/>
     <w:basedOn w:val="1"/>
     <w:unhideWhenUsed/>
+    <w:qFormat/>
     <w:uiPriority w:val="99"/>
     <w:pPr>
       <w:numPr>
@@ -8413,6 +11633,7 @@
     <w:name w:val="List Bullet"/>
     <w:basedOn w:val="1"/>
     <w:unhideWhenUsed/>
+    <w:qFormat/>
     <w:uiPriority w:val="99"/>
     <w:pPr>
       <w:numPr>
@@ -8434,6 +11655,7 @@
     <w:basedOn w:val="1"/>
     <w:link w:val="148"/>
     <w:unhideWhenUsed/>
+    <w:qFormat/>
     <w:uiPriority w:val="99"/>
     <w:pPr>
       <w:spacing w:after="120"/>
@@ -8447,6 +11669,7 @@
     <w:name w:val="List Bullet 3"/>
     <w:basedOn w:val="1"/>
     <w:unhideWhenUsed/>
+    <w:qFormat/>
     <w:uiPriority w:val="99"/>
     <w:pPr>
       <w:numPr>
@@ -8461,6 +11684,7 @@
     <w:basedOn w:val="1"/>
     <w:link w:val="146"/>
     <w:unhideWhenUsed/>
+    <w:qFormat/>
     <w:uiPriority w:val="99"/>
     <w:pPr>
       <w:spacing w:after="120"/>
@@ -8470,6 +11694,7 @@
     <w:name w:val="List Number 3"/>
     <w:basedOn w:val="1"/>
     <w:unhideWhenUsed/>
+    <w:qFormat/>
     <w:uiPriority w:val="99"/>
     <w:pPr>
       <w:numPr>
@@ -8483,6 +11708,7 @@
     <w:name w:val="List 2"/>
     <w:basedOn w:val="1"/>
     <w:unhideWhenUsed/>
+    <w:qFormat/>
     <w:uiPriority w:val="99"/>
     <w:pPr>
       <w:ind w:left="720" w:hanging="360"/>
@@ -8493,6 +11719,7 @@
     <w:name w:val="List Continue"/>
     <w:basedOn w:val="1"/>
     <w:unhideWhenUsed/>
+    <w:qFormat/>
     <w:uiPriority w:val="99"/>
     <w:pPr>
       <w:spacing w:after="120"/>
@@ -8504,6 +11731,7 @@
     <w:name w:val="List Bullet 2"/>
     <w:basedOn w:val="1"/>
     <w:unhideWhenUsed/>
+    <w:qFormat/>
     <w:uiPriority w:val="99"/>
     <w:pPr>
       <w:numPr>
@@ -8580,6 +11808,7 @@
     <w:name w:val="List"/>
     <w:basedOn w:val="1"/>
     <w:unhideWhenUsed/>
+    <w:qFormat/>
     <w:uiPriority w:val="99"/>
     <w:pPr>
       <w:ind w:left="360" w:hanging="360"/>
@@ -8603,6 +11832,7 @@
     <w:basedOn w:val="1"/>
     <w:link w:val="147"/>
     <w:unhideWhenUsed/>
+    <w:qFormat/>
     <w:uiPriority w:val="99"/>
     <w:pPr>
       <w:spacing w:after="120" w:line="480" w:lineRule="auto"/>
@@ -8612,6 +11842,7 @@
     <w:name w:val="List Continue 2"/>
     <w:basedOn w:val="1"/>
     <w:unhideWhenUsed/>
+    <w:qFormat/>
     <w:uiPriority w:val="99"/>
     <w:pPr>
       <w:spacing w:after="120"/>
@@ -8623,6 +11854,7 @@
     <w:name w:val="List Continue 3"/>
     <w:basedOn w:val="1"/>
     <w:unhideWhenUsed/>
+    <w:qFormat/>
     <w:uiPriority w:val="99"/>
     <w:pPr>
       <w:spacing w:after="120"/>
@@ -8656,6 +11888,7 @@
   <w:style w:type="table" w:styleId="35">
     <w:name w:val="Table Grid"/>
     <w:basedOn w:val="34"/>
+    <w:qFormat/>
     <w:uiPriority w:val="59"/>
     <w:pPr>
       <w:spacing w:after="0" w:line="240" w:lineRule="auto"/>
@@ -8680,6 +11913,7 @@
   <w:style w:type="table" w:styleId="36">
     <w:name w:val="Light Shading"/>
     <w:basedOn w:val="34"/>
+    <w:qFormat/>
     <w:uiPriority w:val="60"/>
     <w:pPr>
       <w:spacing w:after="0" w:line="240" w:lineRule="auto"/>
@@ -8779,6 +12013,7 @@
   <w:style w:type="table" w:styleId="37">
     <w:name w:val="Light Shading Accent 1"/>
     <w:basedOn w:val="34"/>
+    <w:qFormat/>
     <w:uiPriority w:val="60"/>
     <w:pPr>
       <w:spacing w:after="0" w:line="240" w:lineRule="auto"/>
@@ -8878,6 +12113,7 @@
   <w:style w:type="table" w:styleId="38">
     <w:name w:val="Light Shading Accent 2"/>
     <w:basedOn w:val="34"/>
+    <w:qFormat/>
     <w:uiPriority w:val="60"/>
     <w:pPr>
       <w:spacing w:after="0" w:line="240" w:lineRule="auto"/>
@@ -8977,6 +12213,7 @@
   <w:style w:type="table" w:styleId="39">
     <w:name w:val="Light Shading Accent 3"/>
     <w:basedOn w:val="34"/>
+    <w:qFormat/>
     <w:uiPriority w:val="60"/>
     <w:pPr>
       <w:spacing w:after="0" w:line="240" w:lineRule="auto"/>
@@ -9076,6 +12313,7 @@
   <w:style w:type="table" w:styleId="40">
     <w:name w:val="Light Shading Accent 4"/>
     <w:basedOn w:val="34"/>
+    <w:qFormat/>
     <w:uiPriority w:val="60"/>
     <w:pPr>
       <w:spacing w:after="0" w:line="240" w:lineRule="auto"/>
@@ -9175,6 +12413,7 @@
   <w:style w:type="table" w:styleId="41">
     <w:name w:val="Light Shading Accent 5"/>
     <w:basedOn w:val="34"/>
+    <w:qFormat/>
     <w:uiPriority w:val="60"/>
     <w:pPr>
       <w:spacing w:after="0" w:line="240" w:lineRule="auto"/>
@@ -9274,6 +12513,7 @@
   <w:style w:type="table" w:styleId="42">
     <w:name w:val="Light Shading Accent 6"/>
     <w:basedOn w:val="34"/>
+    <w:qFormat/>
     <w:uiPriority w:val="60"/>
     <w:pPr>
       <w:spacing w:after="0" w:line="240" w:lineRule="auto"/>
@@ -9373,6 +12613,7 @@
   <w:style w:type="table" w:styleId="43">
     <w:name w:val="Light List"/>
     <w:basedOn w:val="34"/>
+    <w:qFormat/>
     <w:uiPriority w:val="61"/>
     <w:pPr>
       <w:spacing w:after="0" w:line="240" w:lineRule="auto"/>
@@ -9466,6 +12707,7 @@
   <w:style w:type="table" w:styleId="44">
     <w:name w:val="Light List Accent 1"/>
     <w:basedOn w:val="34"/>
+    <w:qFormat/>
     <w:uiPriority w:val="61"/>
     <w:pPr>
       <w:spacing w:after="0" w:line="240" w:lineRule="auto"/>
@@ -9559,6 +12801,7 @@
   <w:style w:type="table" w:styleId="45">
     <w:name w:val="Light List Accent 2"/>
     <w:basedOn w:val="34"/>
+    <w:qFormat/>
     <w:uiPriority w:val="61"/>
     <w:pPr>
       <w:spacing w:after="0" w:line="240" w:lineRule="auto"/>
@@ -9652,6 +12895,7 @@
   <w:style w:type="table" w:styleId="46">
     <w:name w:val="Light List Accent 3"/>
     <w:basedOn w:val="34"/>
+    <w:qFormat/>
     <w:uiPriority w:val="61"/>
     <w:pPr>
       <w:spacing w:after="0" w:line="240" w:lineRule="auto"/>
@@ -9745,6 +12989,7 @@
   <w:style w:type="table" w:styleId="47">
     <w:name w:val="Light List Accent 4"/>
     <w:basedOn w:val="34"/>
+    <w:qFormat/>
     <w:uiPriority w:val="61"/>
     <w:pPr>
       <w:spacing w:after="0" w:line="240" w:lineRule="auto"/>
@@ -9838,6 +13083,7 @@
   <w:style w:type="table" w:styleId="48">
     <w:name w:val="Light List Accent 5"/>
     <w:basedOn w:val="34"/>
+    <w:qFormat/>
     <w:uiPriority w:val="61"/>
     <w:pPr>
       <w:spacing w:after="0" w:line="240" w:lineRule="auto"/>
@@ -9931,6 +13177,7 @@
   <w:style w:type="table" w:styleId="49">
     <w:name w:val="Light List Accent 6"/>
     <w:basedOn w:val="34"/>
+    <w:qFormat/>
     <w:uiPriority w:val="61"/>
     <w:pPr>
       <w:spacing w:after="0" w:line="240" w:lineRule="auto"/>
@@ -10024,6 +13271,7 @@
   <w:style w:type="table" w:styleId="50">
     <w:name w:val="Light Grid"/>
     <w:basedOn w:val="34"/>
+    <w:qFormat/>
     <w:uiPriority w:val="62"/>
     <w:pPr>
       <w:spacing w:after="0" w:line="240" w:lineRule="auto"/>
@@ -10150,6 +13398,7 @@
   <w:style w:type="table" w:styleId="51">
     <w:name w:val="Light Grid Accent 1"/>
     <w:basedOn w:val="34"/>
+    <w:qFormat/>
     <w:uiPriority w:val="62"/>
     <w:pPr>
       <w:spacing w:after="0" w:line="240" w:lineRule="auto"/>
@@ -10276,6 +13525,7 @@
   <w:style w:type="table" w:styleId="52">
     <w:name w:val="Light Grid Accent 2"/>
     <w:basedOn w:val="34"/>
+    <w:qFormat/>
     <w:uiPriority w:val="62"/>
     <w:pPr>
       <w:spacing w:after="0" w:line="240" w:lineRule="auto"/>
@@ -10402,6 +13652,7 @@
   <w:style w:type="table" w:styleId="53">
     <w:name w:val="Light Grid Accent 3"/>
     <w:basedOn w:val="34"/>
+    <w:qFormat/>
     <w:uiPriority w:val="62"/>
     <w:pPr>
       <w:spacing w:after="0" w:line="240" w:lineRule="auto"/>
@@ -10528,6 +13779,7 @@
   <w:style w:type="table" w:styleId="54">
     <w:name w:val="Light Grid Accent 4"/>
     <w:basedOn w:val="34"/>
+    <w:qFormat/>
     <w:uiPriority w:val="62"/>
     <w:pPr>
       <w:spacing w:after="0" w:line="240" w:lineRule="auto"/>
@@ -10654,6 +13906,7 @@
   <w:style w:type="table" w:styleId="55">
     <w:name w:val="Light Grid Accent 5"/>
     <w:basedOn w:val="34"/>
+    <w:qFormat/>
     <w:uiPriority w:val="62"/>
     <w:pPr>
       <w:spacing w:after="0" w:line="240" w:lineRule="auto"/>
@@ -10780,6 +14033,7 @@
   <w:style w:type="table" w:styleId="56">
     <w:name w:val="Light Grid Accent 6"/>
     <w:basedOn w:val="34"/>
+    <w:qFormat/>
     <w:uiPriority w:val="62"/>
     <w:pPr>
       <w:spacing w:after="0" w:line="240" w:lineRule="auto"/>
@@ -10906,6 +14160,7 @@
   <w:style w:type="table" w:styleId="57">
     <w:name w:val="Medium Shading 1"/>
     <w:basedOn w:val="34"/>
+    <w:qFormat/>
     <w:uiPriority w:val="63"/>
     <w:pPr>
       <w:spacing w:after="0" w:line="240" w:lineRule="auto"/>
@@ -11013,6 +14268,7 @@
   <w:style w:type="table" w:styleId="58">
     <w:name w:val="Medium Shading 1 Accent 1"/>
     <w:basedOn w:val="34"/>
+    <w:qFormat/>
     <w:uiPriority w:val="63"/>
     <w:pPr>
       <w:spacing w:after="0" w:line="240" w:lineRule="auto"/>
@@ -11120,6 +14376,7 @@
   <w:style w:type="table" w:styleId="59">
     <w:name w:val="Medium Shading 1 Accent 2"/>
     <w:basedOn w:val="34"/>
+    <w:qFormat/>
     <w:uiPriority w:val="63"/>
     <w:pPr>
       <w:spacing w:after="0" w:line="240" w:lineRule="auto"/>
@@ -11227,6 +14484,7 @@
   <w:style w:type="table" w:styleId="60">
     <w:name w:val="Medium Shading 1 Accent 3"/>
     <w:basedOn w:val="34"/>
+    <w:qFormat/>
     <w:uiPriority w:val="63"/>
     <w:pPr>
       <w:spacing w:after="0" w:line="240" w:lineRule="auto"/>
@@ -11334,6 +14592,7 @@
   <w:style w:type="table" w:styleId="61">
     <w:name w:val="Medium Shading 1 Accent 4"/>
     <w:basedOn w:val="34"/>
+    <w:qFormat/>
     <w:uiPriority w:val="63"/>
     <w:pPr>
       <w:spacing w:after="0" w:line="240" w:lineRule="auto"/>
@@ -11441,6 +14700,7 @@
   <w:style w:type="table" w:styleId="62">
     <w:name w:val="Medium Shading 1 Accent 5"/>
     <w:basedOn w:val="34"/>
+    <w:qFormat/>
     <w:uiPriority w:val="63"/>
     <w:pPr>
       <w:spacing w:after="0" w:line="240" w:lineRule="auto"/>
@@ -11548,6 +14808,7 @@
   <w:style w:type="table" w:styleId="63">
     <w:name w:val="Medium Shading 1 Accent 6"/>
     <w:basedOn w:val="34"/>
+    <w:qFormat/>
     <w:uiPriority w:val="63"/>
     <w:pPr>
       <w:spacing w:after="0" w:line="240" w:lineRule="auto"/>
@@ -11655,6 +14916,7 @@
   <w:style w:type="table" w:styleId="64">
     <w:name w:val="Medium Shading 2"/>
     <w:basedOn w:val="34"/>
+    <w:qFormat/>
     <w:uiPriority w:val="64"/>
     <w:pPr>
       <w:spacing w:after="0" w:line="240" w:lineRule="auto"/>
@@ -11820,6 +15082,7 @@
   <w:style w:type="table" w:styleId="65">
     <w:name w:val="Medium Shading 2 Accent 1"/>
     <w:basedOn w:val="34"/>
+    <w:qFormat/>
     <w:uiPriority w:val="64"/>
     <w:pPr>
       <w:spacing w:after="0" w:line="240" w:lineRule="auto"/>
@@ -11985,6 +15248,7 @@
   <w:style w:type="table" w:styleId="66">
     <w:name w:val="Medium Shading 2 Accent 2"/>
     <w:basedOn w:val="34"/>
+    <w:qFormat/>
     <w:uiPriority w:val="64"/>
     <w:pPr>
       <w:spacing w:after="0" w:line="240" w:lineRule="auto"/>
@@ -12150,6 +15414,7 @@
   <w:style w:type="table" w:styleId="67">
     <w:name w:val="Medium Shading 2 Accent 3"/>
     <w:basedOn w:val="34"/>
+    <w:qFormat/>
     <w:uiPriority w:val="64"/>
     <w:pPr>
       <w:spacing w:after="0" w:line="240" w:lineRule="auto"/>
@@ -12315,6 +15580,7 @@
   <w:style w:type="table" w:styleId="68">
     <w:name w:val="Medium Shading 2 Accent 4"/>
     <w:basedOn w:val="34"/>
+    <w:qFormat/>
     <w:uiPriority w:val="64"/>
     <w:pPr>
       <w:spacing w:after="0" w:line="240" w:lineRule="auto"/>
@@ -12480,6 +15746,7 @@
   <w:style w:type="table" w:styleId="69">
     <w:name w:val="Medium Shading 2 Accent 5"/>
     <w:basedOn w:val="34"/>
+    <w:qFormat/>
     <w:uiPriority w:val="64"/>
     <w:pPr>
       <w:spacing w:after="0" w:line="240" w:lineRule="auto"/>
@@ -12645,6 +15912,7 @@
   <w:style w:type="table" w:styleId="70">
     <w:name w:val="Medium Shading 2 Accent 6"/>
     <w:basedOn w:val="34"/>
+    <w:qFormat/>
     <w:uiPriority w:val="64"/>
     <w:pPr>
       <w:spacing w:after="0" w:line="240" w:lineRule="auto"/>
@@ -12810,6 +16078,7 @@
   <w:style w:type="table" w:styleId="71">
     <w:name w:val="Medium List 1"/>
     <w:basedOn w:val="34"/>
+    <w:qFormat/>
     <w:uiPriority w:val="65"/>
     <w:pPr>
       <w:spacing w:after="0" w:line="240" w:lineRule="auto"/>
@@ -12900,6 +16169,7 @@
   <w:style w:type="table" w:styleId="72">
     <w:name w:val="Medium List 1 Accent 1"/>
     <w:basedOn w:val="34"/>
+    <w:qFormat/>
     <w:uiPriority w:val="65"/>
     <w:pPr>
       <w:spacing w:after="0" w:line="240" w:lineRule="auto"/>
@@ -12990,6 +16260,7 @@
   <w:style w:type="table" w:styleId="73">
     <w:name w:val="Medium List 1 Accent 2"/>
     <w:basedOn w:val="34"/>
+    <w:qFormat/>
     <w:uiPriority w:val="65"/>
     <w:pPr>
       <w:spacing w:after="0" w:line="240" w:lineRule="auto"/>
@@ -13080,6 +16351,7 @@
   <w:style w:type="table" w:styleId="74">
     <w:name w:val="Medium List 1 Accent 3"/>
     <w:basedOn w:val="34"/>
+    <w:qFormat/>
     <w:uiPriority w:val="65"/>
     <w:pPr>
       <w:spacing w:after="0" w:line="240" w:lineRule="auto"/>
@@ -13170,6 +16442,7 @@
   <w:style w:type="table" w:styleId="75">
     <w:name w:val="Medium List 1 Accent 4"/>
     <w:basedOn w:val="34"/>
+    <w:qFormat/>
     <w:uiPriority w:val="65"/>
     <w:pPr>
       <w:spacing w:after="0" w:line="240" w:lineRule="auto"/>
@@ -13260,6 +16533,7 @@
   <w:style w:type="table" w:styleId="76">
     <w:name w:val="Medium List 1 Accent 5"/>
     <w:basedOn w:val="34"/>
+    <w:qFormat/>
     <w:uiPriority w:val="65"/>
     <w:pPr>
       <w:spacing w:after="0" w:line="240" w:lineRule="auto"/>
@@ -13350,6 +16624,7 @@
   <w:style w:type="table" w:styleId="77">
     <w:name w:val="Medium List 1 Accent 6"/>
     <w:basedOn w:val="34"/>
+    <w:qFormat/>
     <w:uiPriority w:val="65"/>
     <w:pPr>
       <w:spacing w:after="0" w:line="240" w:lineRule="auto"/>
@@ -13440,6 +16715,7 @@
   <w:style w:type="table" w:styleId="78">
     <w:name w:val="Medium List 2"/>
     <w:basedOn w:val="34"/>
+    <w:qFormat/>
     <w:uiPriority w:val="66"/>
     <w:pPr>
       <w:spacing w:after="0" w:line="240" w:lineRule="auto"/>
@@ -13569,6 +16845,7 @@
   <w:style w:type="table" w:styleId="79">
     <w:name w:val="Medium List 2 Accent 1"/>
     <w:basedOn w:val="34"/>
+    <w:qFormat/>
     <w:uiPriority w:val="66"/>
     <w:pPr>
       <w:spacing w:after="0" w:line="240" w:lineRule="auto"/>
@@ -13698,6 +16975,7 @@
   <w:style w:type="table" w:styleId="80">
     <w:name w:val="Medium List 2 Accent 2"/>
     <w:basedOn w:val="34"/>
+    <w:qFormat/>
     <w:uiPriority w:val="66"/>
     <w:pPr>
       <w:spacing w:after="0" w:line="240" w:lineRule="auto"/>
@@ -13827,6 +17105,7 @@
   <w:style w:type="table" w:styleId="81">
     <w:name w:val="Medium List 2 Accent 3"/>
     <w:basedOn w:val="34"/>
+    <w:qFormat/>
     <w:uiPriority w:val="66"/>
     <w:pPr>
       <w:spacing w:after="0" w:line="240" w:lineRule="auto"/>
@@ -13956,6 +17235,7 @@
   <w:style w:type="table" w:styleId="82">
     <w:name w:val="Medium List 2 Accent 4"/>
     <w:basedOn w:val="34"/>
+    <w:qFormat/>
     <w:uiPriority w:val="66"/>
     <w:pPr>
       <w:spacing w:after="0" w:line="240" w:lineRule="auto"/>
@@ -14085,6 +17365,7 @@
   <w:style w:type="table" w:styleId="83">
     <w:name w:val="Medium List 2 Accent 5"/>
     <w:basedOn w:val="34"/>
+    <w:qFormat/>
     <w:uiPriority w:val="66"/>
     <w:pPr>
       <w:spacing w:after="0" w:line="240" w:lineRule="auto"/>
@@ -14214,6 +17495,7 @@
   <w:style w:type="table" w:styleId="84">
     <w:name w:val="Medium List 2 Accent 6"/>
     <w:basedOn w:val="34"/>
+    <w:qFormat/>
     <w:uiPriority w:val="66"/>
     <w:pPr>
       <w:spacing w:after="0" w:line="240" w:lineRule="auto"/>
@@ -14343,6 +17625,7 @@
   <w:style w:type="table" w:styleId="85">
     <w:name w:val="Medium Grid 1"/>
     <w:basedOn w:val="34"/>
+    <w:qFormat/>
     <w:uiPriority w:val="67"/>
     <w:pPr>
       <w:spacing w:after="0" w:line="240" w:lineRule="auto"/>
@@ -14412,6 +17695,7 @@
   <w:style w:type="table" w:styleId="86">
     <w:name w:val="Medium Grid 1 Accent 1"/>
     <w:basedOn w:val="34"/>
+    <w:qFormat/>
     <w:uiPriority w:val="67"/>
     <w:pPr>
       <w:spacing w:after="0" w:line="240" w:lineRule="auto"/>
@@ -14481,6 +17765,7 @@
   <w:style w:type="table" w:styleId="87">
     <w:name w:val="Medium Grid 1 Accent 2"/>
     <w:basedOn w:val="34"/>
+    <w:qFormat/>
     <w:uiPriority w:val="67"/>
     <w:pPr>
       <w:spacing w:after="0" w:line="240" w:lineRule="auto"/>
@@ -14550,6 +17835,7 @@
   <w:style w:type="table" w:styleId="88">
     <w:name w:val="Medium Grid 1 Accent 3"/>
     <w:basedOn w:val="34"/>
+    <w:qFormat/>
     <w:uiPriority w:val="67"/>
     <w:pPr>
       <w:spacing w:after="0" w:line="240" w:lineRule="auto"/>
@@ -14619,6 +17905,7 @@
   <w:style w:type="table" w:styleId="89">
     <w:name w:val="Medium Grid 1 Accent 4"/>
     <w:basedOn w:val="34"/>
+    <w:qFormat/>
     <w:uiPriority w:val="67"/>
     <w:pPr>
       <w:spacing w:after="0" w:line="240" w:lineRule="auto"/>
@@ -14688,6 +17975,7 @@
   <w:style w:type="table" w:styleId="90">
     <w:name w:val="Medium Grid 1 Accent 5"/>
     <w:basedOn w:val="34"/>
+    <w:qFormat/>
     <w:uiPriority w:val="67"/>
     <w:pPr>
       <w:spacing w:after="0" w:line="240" w:lineRule="auto"/>
@@ -14757,6 +18045,7 @@
   <w:style w:type="table" w:styleId="91">
     <w:name w:val="Medium Grid 1 Accent 6"/>
     <w:basedOn w:val="34"/>
+    <w:qFormat/>
     <w:uiPriority w:val="67"/>
     <w:pPr>
       <w:spacing w:after="0" w:line="240" w:lineRule="auto"/>
@@ -14826,6 +18115,7 @@
   <w:style w:type="table" w:styleId="92">
     <w:name w:val="Medium Grid 2"/>
     <w:basedOn w:val="34"/>
+    <w:qFormat/>
     <w:uiPriority w:val="68"/>
     <w:pPr>
       <w:spacing w:after="0" w:line="240" w:lineRule="auto"/>
@@ -14972,6 +18262,7 @@
   <w:style w:type="table" w:styleId="93">
     <w:name w:val="Medium Grid 2 Accent 1"/>
     <w:basedOn w:val="34"/>
+    <w:qFormat/>
     <w:uiPriority w:val="68"/>
     <w:pPr>
       <w:spacing w:after="0" w:line="240" w:lineRule="auto"/>
@@ -15118,6 +18409,7 @@
   <w:style w:type="table" w:styleId="94">
     <w:name w:val="Medium Grid 2 Accent 2"/>
     <w:basedOn w:val="34"/>
+    <w:qFormat/>
     <w:uiPriority w:val="68"/>
     <w:pPr>
       <w:spacing w:after="0" w:line="240" w:lineRule="auto"/>
@@ -15264,6 +18556,7 @@
   <w:style w:type="table" w:styleId="95">
     <w:name w:val="Medium Grid 2 Accent 3"/>
     <w:basedOn w:val="34"/>
+    <w:qFormat/>
     <w:uiPriority w:val="68"/>
     <w:pPr>
       <w:spacing w:after="0" w:line="240" w:lineRule="auto"/>
@@ -15410,6 +18703,7 @@
   <w:style w:type="table" w:styleId="96">
     <w:name w:val="Medium Grid 2 Accent 4"/>
     <w:basedOn w:val="34"/>
+    <w:qFormat/>
     <w:uiPriority w:val="68"/>
     <w:pPr>
       <w:spacing w:after="0" w:line="240" w:lineRule="auto"/>
@@ -15556,6 +18850,7 @@
   <w:style w:type="table" w:styleId="97">
     <w:name w:val="Medium Grid 2 Accent 5"/>
     <w:basedOn w:val="34"/>
+    <w:qFormat/>
     <w:uiPriority w:val="68"/>
     <w:pPr>
       <w:spacing w:after="0" w:line="240" w:lineRule="auto"/>
@@ -15702,6 +18997,7 @@
   <w:style w:type="table" w:styleId="98">
     <w:name w:val="Medium Grid 2 Accent 6"/>
     <w:basedOn w:val="34"/>
+    <w:qFormat/>
     <w:uiPriority w:val="68"/>
     <w:pPr>
       <w:spacing w:after="0" w:line="240" w:lineRule="auto"/>
@@ -15848,6 +19144,7 @@
   <w:style w:type="table" w:styleId="99">
     <w:name w:val="Medium Grid 3"/>
     <w:basedOn w:val="34"/>
+    <w:qFormat/>
     <w:uiPriority w:val="69"/>
     <w:pPr>
       <w:spacing w:after="0" w:line="240" w:lineRule="auto"/>
@@ -16005,6 +19302,7 @@
   <w:style w:type="table" w:styleId="100">
     <w:name w:val="Medium Grid 3 Accent 1"/>
     <w:basedOn w:val="34"/>
+    <w:qFormat/>
     <w:uiPriority w:val="69"/>
     <w:pPr>
       <w:spacing w:after="0" w:line="240" w:lineRule="auto"/>
@@ -16162,6 +19460,7 @@
   <w:style w:type="table" w:styleId="101">
     <w:name w:val="Medium Grid 3 Accent 2"/>
     <w:basedOn w:val="34"/>
+    <w:qFormat/>
     <w:uiPriority w:val="69"/>
     <w:pPr>
       <w:spacing w:after="0" w:line="240" w:lineRule="auto"/>
@@ -16319,6 +19618,7 @@
   <w:style w:type="table" w:styleId="102">
     <w:name w:val="Medium Grid 3 Accent 3"/>
     <w:basedOn w:val="34"/>
+    <w:qFormat/>
     <w:uiPriority w:val="69"/>
     <w:pPr>
       <w:spacing w:after="0" w:line="240" w:lineRule="auto"/>
@@ -16476,6 +19776,7 @@
   <w:style w:type="table" w:styleId="103">
     <w:name w:val="Medium Grid 3 Accent 4"/>
     <w:basedOn w:val="34"/>
+    <w:qFormat/>
     <w:uiPriority w:val="69"/>
     <w:pPr>
       <w:spacing w:after="0" w:line="240" w:lineRule="auto"/>
@@ -16633,6 +19934,7 @@
   <w:style w:type="table" w:styleId="104">
     <w:name w:val="Medium Grid 3 Accent 5"/>
     <w:basedOn w:val="34"/>
+    <w:qFormat/>
     <w:uiPriority w:val="69"/>
     <w:pPr>
       <w:spacing w:after="0" w:line="240" w:lineRule="auto"/>
@@ -16790,6 +20092,7 @@
   <w:style w:type="table" w:styleId="105">
     <w:name w:val="Medium Grid 3 Accent 6"/>
     <w:basedOn w:val="34"/>
+    <w:qFormat/>
     <w:uiPriority w:val="69"/>
     <w:pPr>
       <w:spacing w:after="0" w:line="240" w:lineRule="auto"/>
@@ -16947,6 +20250,7 @@
   <w:style w:type="table" w:styleId="106">
     <w:name w:val="Dark List"/>
     <w:basedOn w:val="34"/>
+    <w:qFormat/>
     <w:uiPriority w:val="70"/>
     <w:pPr>
       <w:spacing w:after="0" w:line="240" w:lineRule="auto"/>
@@ -17062,6 +20366,7 @@
   <w:style w:type="table" w:styleId="107">
     <w:name w:val="Dark List Accent 1"/>
     <w:basedOn w:val="34"/>
+    <w:qFormat/>
     <w:uiPriority w:val="70"/>
     <w:pPr>
       <w:spacing w:after="0" w:line="240" w:lineRule="auto"/>
@@ -17177,6 +20482,7 @@
   <w:style w:type="table" w:styleId="108">
     <w:name w:val="Dark List Accent 2"/>
     <w:basedOn w:val="34"/>
+    <w:qFormat/>
     <w:uiPriority w:val="70"/>
     <w:pPr>
       <w:spacing w:after="0" w:line="240" w:lineRule="auto"/>
@@ -17292,6 +20598,7 @@
   <w:style w:type="table" w:styleId="109">
     <w:name w:val="Dark List Accent 3"/>
     <w:basedOn w:val="34"/>
+    <w:qFormat/>
     <w:uiPriority w:val="70"/>
     <w:pPr>
       <w:spacing w:after="0" w:line="240" w:lineRule="auto"/>
@@ -17407,6 +20714,7 @@
   <w:style w:type="table" w:styleId="110">
     <w:name w:val="Dark List Accent 4"/>
     <w:basedOn w:val="34"/>
+    <w:qFormat/>
     <w:uiPriority w:val="70"/>
     <w:pPr>
       <w:spacing w:after="0" w:line="240" w:lineRule="auto"/>
@@ -17522,6 +20830,7 @@
   <w:style w:type="table" w:styleId="111">
     <w:name w:val="Dark List Accent 5"/>
     <w:basedOn w:val="34"/>
+    <w:qFormat/>
     <w:uiPriority w:val="70"/>
     <w:pPr>
       <w:spacing w:after="0" w:line="240" w:lineRule="auto"/>
@@ -17637,6 +20946,7 @@
   <w:style w:type="table" w:styleId="112">
     <w:name w:val="Dark List Accent 6"/>
     <w:basedOn w:val="34"/>
+    <w:qFormat/>
     <w:uiPriority w:val="70"/>
     <w:pPr>
       <w:spacing w:after="0" w:line="240" w:lineRule="auto"/>
@@ -17752,6 +21062,7 @@
   <w:style w:type="table" w:styleId="113">
     <w:name w:val="Colorful Shading"/>
     <w:basedOn w:val="34"/>
+    <w:qFormat/>
     <w:uiPriority w:val="71"/>
     <w:pPr>
       <w:spacing w:after="0" w:line="240" w:lineRule="auto"/>
@@ -17900,6 +21211,7 @@
   <w:style w:type="table" w:styleId="114">
     <w:name w:val="Colorful Shading Accent 1"/>
     <w:basedOn w:val="34"/>
+    <w:qFormat/>
     <w:uiPriority w:val="71"/>
     <w:pPr>
       <w:spacing w:after="0" w:line="240" w:lineRule="auto"/>
@@ -18048,6 +21360,7 @@
   <w:style w:type="table" w:styleId="115">
     <w:name w:val="Colorful Shading Accent 2"/>
     <w:basedOn w:val="34"/>
+    <w:qFormat/>
     <w:uiPriority w:val="71"/>
     <w:pPr>
       <w:spacing w:after="0" w:line="240" w:lineRule="auto"/>
@@ -18196,6 +21509,7 @@
   <w:style w:type="table" w:styleId="116">
     <w:name w:val="Colorful Shading Accent 3"/>
     <w:basedOn w:val="34"/>
+    <w:qFormat/>
     <w:uiPriority w:val="71"/>
     <w:pPr>
       <w:spacing w:after="0" w:line="240" w:lineRule="auto"/>
@@ -18324,6 +21638,7 @@
   <w:style w:type="table" w:styleId="117">
     <w:name w:val="Colorful Shading Accent 4"/>
     <w:basedOn w:val="34"/>
+    <w:qFormat/>
     <w:uiPriority w:val="71"/>
     <w:pPr>
       <w:spacing w:after="0" w:line="240" w:lineRule="auto"/>
@@ -18472,6 +21787,7 @@
   <w:style w:type="table" w:styleId="118">
     <w:name w:val="Colorful Shading Accent 5"/>
     <w:basedOn w:val="34"/>
+    <w:qFormat/>
     <w:uiPriority w:val="71"/>
     <w:pPr>
       <w:spacing w:after="0" w:line="240" w:lineRule="auto"/>
@@ -18620,6 +21936,7 @@
   <w:style w:type="table" w:styleId="119">
     <w:name w:val="Colorful Shading Accent 6"/>
     <w:basedOn w:val="34"/>
+    <w:qFormat/>
     <w:uiPriority w:val="71"/>
     <w:pPr>
       <w:spacing w:after="0" w:line="240" w:lineRule="auto"/>
@@ -18768,6 +22085,7 @@
   <w:style w:type="table" w:styleId="120">
     <w:name w:val="Colorful List"/>
     <w:basedOn w:val="34"/>
+    <w:qFormat/>
     <w:uiPriority w:val="72"/>
     <w:pPr>
       <w:spacing w:after="0" w:line="240" w:lineRule="auto"/>
@@ -18860,6 +22178,7 @@
   <w:style w:type="table" w:styleId="121">
     <w:name w:val="Colorful List Accent 1"/>
     <w:basedOn w:val="34"/>
+    <w:qFormat/>
     <w:uiPriority w:val="72"/>
     <w:pPr>
       <w:spacing w:after="0" w:line="240" w:lineRule="auto"/>
@@ -18952,6 +22271,7 @@
   <w:style w:type="table" w:styleId="122">
     <w:name w:val="Colorful List Accent 2"/>
     <w:basedOn w:val="34"/>
+    <w:qFormat/>
     <w:uiPriority w:val="72"/>
     <w:pPr>
       <w:spacing w:after="0" w:line="240" w:lineRule="auto"/>
@@ -19044,6 +22364,7 @@
   <w:style w:type="table" w:styleId="123">
     <w:name w:val="Colorful List Accent 3"/>
     <w:basedOn w:val="34"/>
+    <w:qFormat/>
     <w:uiPriority w:val="72"/>
     <w:pPr>
       <w:spacing w:after="0" w:line="240" w:lineRule="auto"/>
@@ -19136,6 +22457,7 @@
   <w:style w:type="table" w:styleId="124">
     <w:name w:val="Colorful List Accent 4"/>
     <w:basedOn w:val="34"/>
+    <w:qFormat/>
     <w:uiPriority w:val="72"/>
     <w:pPr>
       <w:spacing w:after="0" w:line="240" w:lineRule="auto"/>
@@ -19228,6 +22550,7 @@
   <w:style w:type="table" w:styleId="125">
     <w:name w:val="Colorful List Accent 5"/>
     <w:basedOn w:val="34"/>
+    <w:qFormat/>
     <w:uiPriority w:val="72"/>
     <w:pPr>
       <w:spacing w:after="0" w:line="240" w:lineRule="auto"/>
@@ -19320,6 +22643,7 @@
   <w:style w:type="table" w:styleId="126">
     <w:name w:val="Colorful List Accent 6"/>
     <w:basedOn w:val="34"/>
+    <w:qFormat/>
     <w:uiPriority w:val="72"/>
     <w:pPr>
       <w:spacing w:after="0" w:line="240" w:lineRule="auto"/>
@@ -19412,6 +22736,7 @@
   <w:style w:type="table" w:styleId="127">
     <w:name w:val="Colorful Grid"/>
     <w:basedOn w:val="34"/>
+    <w:qFormat/>
     <w:uiPriority w:val="73"/>
     <w:pPr>
       <w:spacing w:after="0" w:line="240" w:lineRule="auto"/>
@@ -19508,6 +22833,7 @@
   <w:style w:type="table" w:styleId="128">
     <w:name w:val="Colorful Grid Accent 1"/>
     <w:basedOn w:val="34"/>
+    <w:qFormat/>
     <w:uiPriority w:val="73"/>
     <w:pPr>
       <w:spacing w:after="0" w:line="240" w:lineRule="auto"/>
@@ -20133,6 +23459,7 @@
     <w:name w:val="Heading 1 Char"/>
     <w:basedOn w:val="134"/>
     <w:link w:val="3"/>
+    <w:qFormat/>
     <w:uiPriority w:val="9"/>
     <w:rPr>
       <w:rFonts w:asciiTheme="majorHAnsi" w:hAnsiTheme="majorHAnsi" w:eastAsiaTheme="majorEastAsia" w:cstheme="majorBidi"/>
@@ -20147,6 +23474,7 @@
     <w:name w:val="Heading 2 Char"/>
     <w:basedOn w:val="134"/>
     <w:link w:val="4"/>
+    <w:qFormat/>
     <w:uiPriority w:val="9"/>
     <w:rPr>
       <w:rFonts w:asciiTheme="majorHAnsi" w:hAnsiTheme="majorHAnsi" w:eastAsiaTheme="majorEastAsia" w:cstheme="majorBidi"/>
@@ -20166,6 +23494,7 @@
     <w:name w:val="Heading 3 Char"/>
     <w:basedOn w:val="134"/>
     <w:link w:val="5"/>
+    <w:qFormat/>
     <w:uiPriority w:val="9"/>
     <w:rPr>
       <w:rFonts w:asciiTheme="majorHAnsi" w:hAnsiTheme="majorHAnsi" w:eastAsiaTheme="majorEastAsia" w:cstheme="majorBidi"/>
@@ -20183,6 +23512,7 @@
     <w:name w:val="Title Char"/>
     <w:basedOn w:val="134"/>
     <w:link w:val="33"/>
+    <w:qFormat/>
     <w:uiPriority w:val="10"/>
     <w:rPr>
       <w:rFonts w:asciiTheme="majorHAnsi" w:hAnsiTheme="majorHAnsi" w:eastAsiaTheme="majorEastAsia" w:cstheme="majorBidi"/>
@@ -20197,6 +23527,7 @@
     <w:name w:val="Subtitle Char"/>
     <w:basedOn w:val="134"/>
     <w:link w:val="27"/>
+    <w:qFormat/>
     <w:uiPriority w:val="11"/>
     <w:rPr>
       <w:rFonts w:asciiTheme="majorHAnsi" w:hAnsiTheme="majorHAnsi" w:eastAsiaTheme="majorEastAsia" w:cstheme="majorBidi"/>
@@ -20227,18 +23558,21 @@
     <w:name w:val="Body Text Char"/>
     <w:basedOn w:val="134"/>
     <w:link w:val="19"/>
+    <w:qFormat/>
     <w:uiPriority w:val="99"/>
   </w:style>
   <w:style w:type="character" w:customStyle="1" w:styleId="147">
     <w:name w:val="Body Text 2 Char"/>
     <w:basedOn w:val="134"/>
     <w:link w:val="30"/>
+    <w:qFormat/>
     <w:uiPriority w:val="99"/>
   </w:style>
   <w:style w:type="character" w:customStyle="1" w:styleId="148">
     <w:name w:val="Body Text 3 Char"/>
     <w:basedOn w:val="134"/>
     <w:link w:val="17"/>
+    <w:qFormat/>
     <w:uiPriority w:val="99"/>
     <w:rPr>
       <w:sz w:val="16"/>
@@ -20249,6 +23583,7 @@
     <w:name w:val="Macro Text Char"/>
     <w:basedOn w:val="134"/>
     <w:link w:val="2"/>
+    <w:qFormat/>
     <w:uiPriority w:val="99"/>
     <w:rPr>
       <w:rFonts w:ascii="Courier" w:hAnsi="Courier"/>
@@ -20278,6 +23613,7 @@
     <w:name w:val="Quote Char"/>
     <w:basedOn w:val="134"/>
     <w:link w:val="150"/>
+    <w:qFormat/>
     <w:uiPriority w:val="29"/>
     <w:rPr>
       <w:i/>
@@ -20295,6 +23631,7 @@
     <w:basedOn w:val="134"/>
     <w:link w:val="6"/>
     <w:semiHidden/>
+    <w:qFormat/>
     <w:uiPriority w:val="9"/>
     <w:rPr>
       <w:rFonts w:asciiTheme="majorHAnsi" w:hAnsiTheme="majorHAnsi" w:eastAsiaTheme="majorEastAsia" w:cstheme="majorBidi"/>
@@ -20315,6 +23652,7 @@
     <w:basedOn w:val="134"/>
     <w:link w:val="7"/>
     <w:semiHidden/>
+    <w:qFormat/>
     <w:uiPriority w:val="9"/>
     <w:rPr>
       <w:rFonts w:asciiTheme="majorHAnsi" w:hAnsiTheme="majorHAnsi" w:eastAsiaTheme="majorEastAsia" w:cstheme="majorBidi"/>
@@ -20326,6 +23664,7 @@
     <w:basedOn w:val="134"/>
     <w:link w:val="8"/>
     <w:semiHidden/>
+    <w:qFormat/>
     <w:uiPriority w:val="9"/>
     <w:rPr>
       <w:rFonts w:asciiTheme="majorHAnsi" w:hAnsiTheme="majorHAnsi" w:eastAsiaTheme="majorEastAsia" w:cstheme="majorBidi"/>
@@ -20339,6 +23678,7 @@
     <w:basedOn w:val="134"/>
     <w:link w:val="9"/>
     <w:semiHidden/>
+    <w:qFormat/>
     <w:uiPriority w:val="9"/>
     <w:rPr>
       <w:rFonts w:asciiTheme="majorHAnsi" w:hAnsiTheme="majorHAnsi" w:eastAsiaTheme="majorEastAsia" w:cstheme="majorBidi"/>
@@ -20360,6 +23700,7 @@
     <w:basedOn w:val="134"/>
     <w:link w:val="10"/>
     <w:semiHidden/>
+    <w:qFormat/>
     <w:uiPriority w:val="9"/>
     <w:rPr>
       <w:rFonts w:asciiTheme="majorHAnsi" w:hAnsiTheme="majorHAnsi" w:eastAsiaTheme="majorEastAsia" w:cstheme="majorBidi"/>
@@ -20378,6 +23719,7 @@
     <w:basedOn w:val="134"/>
     <w:link w:val="11"/>
     <w:semiHidden/>
+    <w:qFormat/>
     <w:uiPriority w:val="9"/>
     <w:rPr>
       <w:rFonts w:asciiTheme="majorHAnsi" w:hAnsiTheme="majorHAnsi" w:eastAsiaTheme="majorEastAsia" w:cstheme="majorBidi"/>
@@ -20427,6 +23769,7 @@
     <w:name w:val="Intense Quote Char"/>
     <w:basedOn w:val="134"/>
     <w:link w:val="158"/>
+    <w:qFormat/>
     <w:uiPriority w:val="30"/>
     <w:rPr>
       <w:b/>
